--- a/python/p7_python_libraries_packages_modules.docx
+++ b/python/p7_python_libraries_packages_modules.docx
@@ -6,7 +6,7 @@
       <w:pPr>
         <w:jc w:val="center"/>
         <w:rPr>
-          <w:rFonts w:ascii="Calibri" w:hAnsi="Calibri" w:cs="Calibri"/>
+          <w:rFonts w:ascii="Carlito" w:hAnsi="Carlito" w:cs="Carlito"/>
           <w:b/>
           <w:bCs/>
           <w:sz w:val="42"/>
@@ -15,7 +15,7 @@
       </w:pPr>
       <w:r>
         <w:rPr>
-          <w:rFonts w:ascii="Calibri" w:hAnsi="Calibri" w:cs="Calibri"/>
+          <w:rFonts w:ascii="Carlito" w:hAnsi="Carlito" w:cs="Carlito"/>
           <w:b/>
           <w:bCs/>
           <w:sz w:val="42"/>
@@ -32,44 +32,60 @@
           <w:numId w:val="5"/>
         </w:numPr>
         <w:rPr>
-          <w:rFonts w:ascii="Calibri" w:hAnsi="Calibri" w:cs="Calibri"/>
-          <w:sz w:val="32"/>
-          <w:szCs w:val="32"/>
-        </w:rPr>
-      </w:pPr>
-      <w:r>
-        <w:rPr>
-          <w:rFonts w:ascii="Calibri" w:hAnsi="Calibri" w:cs="Calibri"/>
-          <w:b/>
-          <w:bCs/>
-          <w:sz w:val="32"/>
-          <w:szCs w:val="32"/>
+          <w:rFonts w:ascii="Carlito" w:hAnsi="Carlito" w:cs="Carlito"/>
+          <w:sz w:val="34"/>
+          <w:szCs w:val="34"/>
+        </w:rPr>
+      </w:pPr>
+      <w:r>
+        <w:rPr>
+          <w:rFonts w:ascii="Carlito" w:hAnsi="Carlito" w:cs="Carlito"/>
+          <w:b/>
+          <w:bCs/>
+          <w:sz w:val="34"/>
+          <w:szCs w:val="34"/>
         </w:rPr>
         <w:t>filedialog</w:t>
       </w:r>
       <w:r>
         <w:rPr>
-          <w:rFonts w:ascii="Calibri" w:hAnsi="Calibri" w:cs="Calibri"/>
-          <w:sz w:val="32"/>
-          <w:szCs w:val="32"/>
+          <w:rFonts w:ascii="Carlito" w:hAnsi="Carlito" w:cs="Carlito"/>
+          <w:sz w:val="34"/>
+          <w:szCs w:val="34"/>
         </w:rPr>
         <w:t xml:space="preserve"> Submodule</w:t>
       </w:r>
       <w:r>
         <w:rPr>
-          <w:rFonts w:ascii="Calibri" w:hAnsi="Calibri" w:cs="Calibri"/>
-          <w:sz w:val="32"/>
-          <w:szCs w:val="32"/>
+          <w:rFonts w:ascii="Carlito" w:hAnsi="Carlito" w:cs="Carlito"/>
+          <w:sz w:val="34"/>
+          <w:szCs w:val="34"/>
         </w:rPr>
         <w:t>………………</w:t>
       </w:r>
       <w:r>
         <w:rPr>
-          <w:rFonts w:ascii="Calibri" w:hAnsi="Calibri" w:cs="Calibri"/>
-          <w:sz w:val="32"/>
-          <w:szCs w:val="32"/>
-        </w:rPr>
-        <w:t>…………………………………………………..2</w:t>
+          <w:rFonts w:ascii="Carlito" w:hAnsi="Carlito" w:cs="Carlito"/>
+          <w:sz w:val="34"/>
+          <w:szCs w:val="34"/>
+        </w:rPr>
+        <w:t>………………………………………</w:t>
+      </w:r>
+      <w:r>
+        <w:rPr>
+          <w:rFonts w:ascii="Carlito" w:hAnsi="Carlito" w:cs="Carlito"/>
+          <w:sz w:val="34"/>
+          <w:szCs w:val="34"/>
+        </w:rPr>
+        <w:t>..</w:t>
+      </w:r>
+      <w:r>
+        <w:rPr>
+          <w:rFonts w:ascii="Carlito" w:hAnsi="Carlito" w:cs="Carlito"/>
+          <w:sz w:val="34"/>
+          <w:szCs w:val="34"/>
+        </w:rPr>
+        <w:t>…..2</w:t>
       </w:r>
     </w:p>
     <w:p>
@@ -80,42 +96,58 @@
           <w:numId w:val="5"/>
         </w:numPr>
         <w:rPr>
-          <w:rFonts w:ascii="Calibri" w:hAnsi="Calibri" w:cs="Calibri"/>
-          <w:sz w:val="32"/>
-          <w:szCs w:val="32"/>
-        </w:rPr>
-      </w:pPr>
-      <w:r>
-        <w:rPr>
-          <w:rFonts w:ascii="Calibri" w:hAnsi="Calibri" w:cs="Calibri"/>
-          <w:sz w:val="32"/>
-          <w:szCs w:val="32"/>
+          <w:rFonts w:ascii="Carlito" w:hAnsi="Carlito" w:cs="Carlito"/>
+          <w:sz w:val="34"/>
+          <w:szCs w:val="34"/>
+        </w:rPr>
+      </w:pPr>
+      <w:r>
+        <w:rPr>
+          <w:rFonts w:ascii="Carlito" w:hAnsi="Carlito" w:cs="Carlito"/>
+          <w:sz w:val="34"/>
+          <w:szCs w:val="34"/>
         </w:rPr>
         <w:t xml:space="preserve"> </w:t>
       </w:r>
       <w:r>
         <w:rPr>
-          <w:rFonts w:ascii="Calibri" w:hAnsi="Calibri" w:cs="Calibri"/>
-          <w:b/>
-          <w:bCs/>
-          <w:sz w:val="32"/>
-          <w:szCs w:val="32"/>
+          <w:rFonts w:ascii="Carlito" w:hAnsi="Carlito" w:cs="Carlito"/>
+          <w:b/>
+          <w:bCs/>
+          <w:sz w:val="34"/>
+          <w:szCs w:val="34"/>
         </w:rPr>
         <w:t>qrcode</w:t>
       </w:r>
       <w:r>
         <w:rPr>
-          <w:rFonts w:ascii="Calibri" w:hAnsi="Calibri" w:cs="Calibri"/>
-          <w:sz w:val="32"/>
-          <w:szCs w:val="32"/>
-        </w:rPr>
-        <w:t xml:space="preserve"> Package…………………………………………………………………………..</w:t>
-      </w:r>
-      <w:r>
-        <w:rPr>
-          <w:rFonts w:ascii="Calibri" w:hAnsi="Calibri" w:cs="Calibri"/>
-          <w:sz w:val="32"/>
-          <w:szCs w:val="32"/>
+          <w:rFonts w:ascii="Carlito" w:hAnsi="Carlito" w:cs="Carlito"/>
+          <w:sz w:val="34"/>
+          <w:szCs w:val="34"/>
+        </w:rPr>
+        <w:t xml:space="preserve"> Package…………………………………………………………………</w:t>
+      </w:r>
+      <w:r>
+        <w:rPr>
+          <w:rFonts w:ascii="Carlito" w:hAnsi="Carlito" w:cs="Carlito"/>
+          <w:sz w:val="34"/>
+          <w:szCs w:val="34"/>
+        </w:rPr>
+        <w:t>..</w:t>
+      </w:r>
+      <w:r>
+        <w:rPr>
+          <w:rFonts w:ascii="Carlito" w:hAnsi="Carlito" w:cs="Carlito"/>
+          <w:sz w:val="34"/>
+          <w:szCs w:val="34"/>
+        </w:rPr>
+        <w:t>..</w:t>
+      </w:r>
+      <w:r>
+        <w:rPr>
+          <w:rFonts w:ascii="Carlito" w:hAnsi="Carlito" w:cs="Carlito"/>
+          <w:sz w:val="34"/>
+          <w:szCs w:val="34"/>
         </w:rPr>
         <w:t>4</w:t>
       </w:r>
@@ -128,24 +160,32 @@
           <w:numId w:val="5"/>
         </w:numPr>
         <w:rPr>
-          <w:rFonts w:ascii="Calibri" w:hAnsi="Calibri" w:cs="Calibri"/>
-          <w:sz w:val="32"/>
-          <w:szCs w:val="32"/>
-        </w:rPr>
-      </w:pPr>
-      <w:r>
-        <w:rPr>
-          <w:rFonts w:ascii="Calibri" w:hAnsi="Calibri" w:cs="Calibri"/>
-          <w:sz w:val="32"/>
-          <w:szCs w:val="32"/>
-        </w:rPr>
-        <w:t>Pillow Library……………………………………………………………………………….</w:t>
-      </w:r>
-      <w:r>
-        <w:rPr>
-          <w:rFonts w:ascii="Calibri" w:hAnsi="Calibri" w:cs="Calibri"/>
-          <w:sz w:val="32"/>
-          <w:szCs w:val="32"/>
+          <w:rFonts w:ascii="Carlito" w:hAnsi="Carlito" w:cs="Carlito"/>
+          <w:sz w:val="34"/>
+          <w:szCs w:val="34"/>
+        </w:rPr>
+      </w:pPr>
+      <w:r>
+        <w:rPr>
+          <w:rFonts w:ascii="Carlito" w:hAnsi="Carlito" w:cs="Carlito"/>
+          <w:sz w:val="34"/>
+          <w:szCs w:val="34"/>
+        </w:rPr>
+        <w:t>Pillow Library………………………………………………………………………</w:t>
+      </w:r>
+      <w:r>
+        <w:rPr>
+          <w:rFonts w:ascii="Carlito" w:hAnsi="Carlito" w:cs="Carlito"/>
+          <w:sz w:val="34"/>
+          <w:szCs w:val="34"/>
+        </w:rPr>
+        <w:t>…</w:t>
+      </w:r>
+      <w:r>
+        <w:rPr>
+          <w:rFonts w:ascii="Carlito" w:hAnsi="Carlito" w:cs="Carlito"/>
+          <w:sz w:val="34"/>
+          <w:szCs w:val="34"/>
         </w:rPr>
         <w:t>5</w:t>
       </w:r>
@@ -158,34 +198,42 @@
           <w:numId w:val="5"/>
         </w:numPr>
         <w:rPr>
-          <w:rFonts w:ascii="Calibri" w:hAnsi="Calibri" w:cs="Calibri"/>
-          <w:sz w:val="32"/>
-          <w:szCs w:val="32"/>
-        </w:rPr>
-      </w:pPr>
-      <w:r>
-        <w:rPr>
-          <w:rFonts w:ascii="Calibri" w:hAnsi="Calibri" w:cs="Calibri"/>
-          <w:b/>
-          <w:bCs/>
-          <w:sz w:val="32"/>
-          <w:szCs w:val="32"/>
+          <w:rFonts w:ascii="Carlito" w:hAnsi="Carlito" w:cs="Carlito"/>
+          <w:sz w:val="34"/>
+          <w:szCs w:val="34"/>
+        </w:rPr>
+      </w:pPr>
+      <w:r>
+        <w:rPr>
+          <w:rFonts w:ascii="Carlito" w:hAnsi="Carlito" w:cs="Carlito"/>
+          <w:b/>
+          <w:bCs/>
+          <w:sz w:val="34"/>
+          <w:szCs w:val="34"/>
         </w:rPr>
         <w:t>dotenv</w:t>
       </w:r>
       <w:r>
         <w:rPr>
-          <w:rFonts w:ascii="Calibri" w:hAnsi="Calibri" w:cs="Calibri"/>
-          <w:sz w:val="32"/>
-          <w:szCs w:val="32"/>
-        </w:rPr>
-        <w:t xml:space="preserve"> library………………………………………………………………………………</w:t>
-      </w:r>
-      <w:r>
-        <w:rPr>
-          <w:rFonts w:ascii="Calibri" w:hAnsi="Calibri" w:cs="Calibri"/>
-          <w:sz w:val="32"/>
-          <w:szCs w:val="32"/>
+          <w:rFonts w:ascii="Carlito" w:hAnsi="Carlito" w:cs="Carlito"/>
+          <w:sz w:val="34"/>
+          <w:szCs w:val="34"/>
+        </w:rPr>
+        <w:t xml:space="preserve"> library…………………………………………………………………</w:t>
+      </w:r>
+      <w:r>
+        <w:rPr>
+          <w:rFonts w:ascii="Carlito" w:hAnsi="Carlito" w:cs="Carlito"/>
+          <w:sz w:val="34"/>
+          <w:szCs w:val="34"/>
+        </w:rPr>
+        <w:t>……..</w:t>
+      </w:r>
+      <w:r>
+        <w:rPr>
+          <w:rFonts w:ascii="Carlito" w:hAnsi="Carlito" w:cs="Carlito"/>
+          <w:sz w:val="34"/>
+          <w:szCs w:val="34"/>
         </w:rPr>
         <w:t>6</w:t>
       </w:r>
@@ -198,34 +246,66 @@
           <w:numId w:val="5"/>
         </w:numPr>
         <w:rPr>
-          <w:rFonts w:ascii="Calibri" w:hAnsi="Calibri" w:cs="Calibri"/>
-          <w:sz w:val="32"/>
-          <w:szCs w:val="32"/>
-        </w:rPr>
-      </w:pPr>
-      <w:r>
-        <w:rPr>
-          <w:rFonts w:ascii="Calibri" w:hAnsi="Calibri" w:cs="Calibri"/>
-          <w:b/>
-          <w:bCs/>
-          <w:sz w:val="32"/>
-          <w:szCs w:val="32"/>
+          <w:rFonts w:ascii="Carlito" w:hAnsi="Carlito" w:cs="Carlito"/>
+          <w:sz w:val="34"/>
+          <w:szCs w:val="34"/>
+        </w:rPr>
+      </w:pPr>
+      <w:r>
+        <w:rPr>
+          <w:rFonts w:ascii="Carlito" w:hAnsi="Carlito" w:cs="Carlito"/>
+          <w:b/>
+          <w:bCs/>
+          <w:sz w:val="34"/>
+          <w:szCs w:val="34"/>
         </w:rPr>
         <w:t>smtplib</w:t>
       </w:r>
       <w:r>
         <w:rPr>
-          <w:rFonts w:ascii="Calibri" w:hAnsi="Calibri" w:cs="Calibri"/>
-          <w:sz w:val="32"/>
-          <w:szCs w:val="32"/>
-        </w:rPr>
-        <w:t xml:space="preserve"> module……………………………………………………………………………</w:t>
-      </w:r>
-      <w:r>
-        <w:rPr>
-          <w:rFonts w:ascii="Calibri" w:hAnsi="Calibri" w:cs="Calibri"/>
-          <w:sz w:val="32"/>
-          <w:szCs w:val="32"/>
+          <w:rFonts w:ascii="Carlito" w:hAnsi="Carlito" w:cs="Carlito"/>
+          <w:sz w:val="34"/>
+          <w:szCs w:val="34"/>
+        </w:rPr>
+        <w:t xml:space="preserve"> module……………………………………………………</w:t>
+      </w:r>
+      <w:r>
+        <w:rPr>
+          <w:rFonts w:ascii="Carlito" w:hAnsi="Carlito" w:cs="Carlito"/>
+          <w:sz w:val="34"/>
+          <w:szCs w:val="34"/>
+        </w:rPr>
+        <w:t>.</w:t>
+      </w:r>
+      <w:r>
+        <w:rPr>
+          <w:rFonts w:ascii="Carlito" w:hAnsi="Carlito" w:cs="Carlito"/>
+          <w:sz w:val="34"/>
+          <w:szCs w:val="34"/>
+        </w:rPr>
+        <w:t>………</w:t>
+      </w:r>
+      <w:r>
+        <w:rPr>
+          <w:rFonts w:ascii="Carlito" w:hAnsi="Carlito" w:cs="Carlito"/>
+          <w:sz w:val="34"/>
+          <w:szCs w:val="34"/>
+        </w:rPr>
+        <w:t>…….</w:t>
+      </w:r>
+      <w:r>
+        <w:rPr>
+          <w:rFonts w:ascii="Carlito" w:hAnsi="Carlito" w:cs="Carlito"/>
+          <w:sz w:val="34"/>
+          <w:szCs w:val="34"/>
+        </w:rPr>
+        <w:t>…</w:t>
+      </w:r>
+      <w:r>
+        <w:rPr>
+          <w:rFonts w:ascii="Carlito" w:hAnsi="Carlito" w:cs="Carlito"/>
+          <w:sz w:val="34"/>
+          <w:szCs w:val="34"/>
         </w:rPr>
         <w:t>8</w:t>
       </w:r>
@@ -238,59 +318,75 @@
           <w:numId w:val="5"/>
         </w:numPr>
         <w:rPr>
-          <w:rFonts w:ascii="Calibri" w:hAnsi="Calibri" w:cs="Calibri"/>
+          <w:rFonts w:ascii="Carlito" w:hAnsi="Carlito" w:cs="Carlito"/>
           <w:sz w:val="32"/>
           <w:szCs w:val="32"/>
         </w:rPr>
       </w:pPr>
       <w:r>
         <w:rPr>
-          <w:rFonts w:ascii="Calibri" w:hAnsi="Calibri" w:cs="Calibri"/>
-          <w:b/>
-          <w:bCs/>
+          <w:rFonts w:ascii="Carlito" w:hAnsi="Carlito" w:cs="Carlito"/>
+          <w:b/>
+          <w:bCs/>
+          <w:sz w:val="34"/>
+          <w:szCs w:val="34"/>
+        </w:rPr>
+        <w:t>ruff</w:t>
+      </w:r>
+      <w:r>
+        <w:rPr>
+          <w:rFonts w:ascii="Carlito" w:hAnsi="Carlito" w:cs="Carlito"/>
+          <w:sz w:val="34"/>
+          <w:szCs w:val="34"/>
+        </w:rPr>
+        <w:t xml:space="preserve"> Library (Code Formatting)…………………</w:t>
+      </w:r>
+      <w:r>
+        <w:rPr>
+          <w:rFonts w:ascii="Carlito" w:hAnsi="Carlito" w:cs="Carlito"/>
+          <w:sz w:val="34"/>
+          <w:szCs w:val="34"/>
+        </w:rPr>
+        <w:t>…</w:t>
+      </w:r>
+      <w:r>
+        <w:rPr>
+          <w:rFonts w:ascii="Carlito" w:hAnsi="Carlito" w:cs="Carlito"/>
+          <w:sz w:val="34"/>
+          <w:szCs w:val="34"/>
+        </w:rPr>
+        <w:t>………………</w:t>
+      </w:r>
+      <w:r>
+        <w:rPr>
+          <w:rFonts w:ascii="Carlito" w:hAnsi="Carlito" w:cs="Carlito"/>
+          <w:sz w:val="34"/>
+          <w:szCs w:val="34"/>
+        </w:rPr>
+        <w:t>..</w:t>
+      </w:r>
+      <w:r>
+        <w:rPr>
+          <w:rFonts w:ascii="Carlito" w:hAnsi="Carlito" w:cs="Carlito"/>
+          <w:sz w:val="34"/>
+          <w:szCs w:val="34"/>
+        </w:rPr>
+        <w:t>………1</w:t>
+      </w:r>
+      <w:r>
+        <w:rPr>
+          <w:rFonts w:ascii="Carlito" w:hAnsi="Carlito" w:cs="Carlito"/>
+          <w:sz w:val="34"/>
+          <w:szCs w:val="34"/>
+        </w:rPr>
+        <w:t>1</w:t>
+      </w:r>
+      <w:r>
+        <w:rPr>
+          <w:rFonts w:ascii="Carlito" w:hAnsi="Carlito" w:cs="Carlito"/>
           <w:sz w:val="32"/>
           <w:szCs w:val="32"/>
         </w:rPr>
-        <w:t>ruff</w:t>
-      </w:r>
-      <w:r>
-        <w:rPr>
-          <w:rFonts w:ascii="Calibri" w:hAnsi="Calibri" w:cs="Calibri"/>
-          <w:sz w:val="32"/>
-          <w:szCs w:val="32"/>
-        </w:rPr>
-        <w:t xml:space="preserve"> Library (Code Formatting)…………………</w:t>
-      </w:r>
-      <w:r>
-        <w:rPr>
-          <w:rFonts w:ascii="Calibri" w:hAnsi="Calibri" w:cs="Calibri"/>
-          <w:sz w:val="32"/>
-          <w:szCs w:val="32"/>
-        </w:rPr>
-        <w:t>…</w:t>
-      </w:r>
-      <w:r>
-        <w:rPr>
-          <w:rFonts w:ascii="Calibri" w:hAnsi="Calibri" w:cs="Calibri"/>
-          <w:sz w:val="32"/>
-          <w:szCs w:val="32"/>
-        </w:rPr>
-        <w:t>………………………………1</w:t>
-      </w:r>
-      <w:r>
-        <w:rPr>
-          <w:rFonts w:ascii="Calibri" w:hAnsi="Calibri" w:cs="Calibri"/>
-          <w:sz w:val="32"/>
-          <w:szCs w:val="32"/>
-        </w:rPr>
-        <w:t>1</w:t>
-      </w:r>
-      <w:r>
-        <w:rPr>
-          <w:rFonts w:ascii="Calibri" w:hAnsi="Calibri" w:cs="Calibri"/>
-          <w:sz w:val="32"/>
-          <w:szCs w:val="32"/>
-        </w:rPr>
         <w:br w:type="page"/>
       </w:r>
     </w:p>
@@ -298,16 +394,16 @@
       <w:pPr>
         <w:jc w:val="both"/>
         <w:rPr>
-          <w:rFonts w:ascii="Calibri" w:hAnsi="Calibri" w:cs="Calibri"/>
-          <w:b/>
-          <w:bCs/>
-          <w:sz w:val="34"/>
-          <w:szCs w:val="34"/>
-        </w:rPr>
-      </w:pPr>
-      <w:r>
-        <w:rPr>
-          <w:rFonts w:ascii="Calibri" w:hAnsi="Calibri" w:cs="Calibri"/>
+          <w:rFonts w:ascii="Carlito" w:hAnsi="Carlito" w:cs="Carlito"/>
+          <w:b/>
+          <w:bCs/>
+          <w:sz w:val="34"/>
+          <w:szCs w:val="34"/>
+        </w:rPr>
+      </w:pPr>
+      <w:r>
+        <w:rPr>
+          <w:rFonts w:ascii="Carlito" w:hAnsi="Carlito" w:cs="Carlito"/>
           <w:b/>
           <w:bCs/>
           <w:sz w:val="34"/>
@@ -318,7 +414,7 @@
       </w:r>
       <w:r>
         <w:rPr>
-          <w:rFonts w:ascii="Calibri" w:hAnsi="Calibri" w:cs="Calibri"/>
+          <w:rFonts w:ascii="Carlito" w:hAnsi="Carlito" w:cs="Carlito"/>
           <w:b/>
           <w:bCs/>
           <w:sz w:val="34"/>
@@ -328,7 +424,7 @@
       </w:r>
       <w:r>
         <w:rPr>
-          <w:rFonts w:ascii="Calibri" w:hAnsi="Calibri" w:cs="Calibri"/>
+          <w:rFonts w:ascii="Carlito" w:hAnsi="Carlito" w:cs="Carlito"/>
           <w:b/>
           <w:bCs/>
           <w:sz w:val="34"/>
@@ -341,14 +437,14 @@
       <w:pPr>
         <w:jc w:val="both"/>
         <w:rPr>
-          <w:rFonts w:ascii="Calibri" w:hAnsi="Calibri" w:cs="Calibri"/>
-          <w:sz w:val="34"/>
-          <w:szCs w:val="34"/>
-        </w:rPr>
-      </w:pPr>
-      <w:r>
-        <w:rPr>
-          <w:rFonts w:ascii="Calibri" w:hAnsi="Calibri" w:cs="Calibri"/>
+          <w:rFonts w:ascii="Carlito" w:hAnsi="Carlito" w:cs="Carlito"/>
+          <w:sz w:val="34"/>
+          <w:szCs w:val="34"/>
+        </w:rPr>
+      </w:pPr>
+      <w:r>
+        <w:rPr>
+          <w:rFonts w:ascii="Carlito" w:hAnsi="Carlito" w:cs="Carlito"/>
           <w:sz w:val="34"/>
           <w:szCs w:val="34"/>
         </w:rPr>
@@ -356,7 +452,7 @@
       </w:r>
       <w:r>
         <w:rPr>
-          <w:rFonts w:ascii="Calibri" w:hAnsi="Calibri" w:cs="Calibri"/>
+          <w:rFonts w:ascii="Carlito" w:hAnsi="Carlito" w:cs="Carlito"/>
           <w:b/>
           <w:bCs/>
           <w:sz w:val="34"/>
@@ -366,7 +462,7 @@
       </w:r>
       <w:r>
         <w:rPr>
-          <w:rFonts w:ascii="Calibri" w:hAnsi="Calibri" w:cs="Calibri"/>
+          <w:rFonts w:ascii="Carlito" w:hAnsi="Carlito" w:cs="Carlito"/>
           <w:sz w:val="34"/>
           <w:szCs w:val="34"/>
         </w:rPr>
@@ -374,7 +470,7 @@
       </w:r>
       <w:r>
         <w:rPr>
-          <w:rFonts w:ascii="Calibri" w:hAnsi="Calibri" w:cs="Calibri"/>
+          <w:rFonts w:ascii="Carlito" w:hAnsi="Carlito" w:cs="Carlito"/>
           <w:b/>
           <w:bCs/>
           <w:sz w:val="34"/>
@@ -384,7 +480,7 @@
       </w:r>
       <w:r>
         <w:rPr>
-          <w:rFonts w:ascii="Calibri" w:hAnsi="Calibri" w:cs="Calibri"/>
+          <w:rFonts w:ascii="Carlito" w:hAnsi="Carlito" w:cs="Carlito"/>
           <w:sz w:val="34"/>
           <w:szCs w:val="34"/>
         </w:rPr>
@@ -392,7 +488,7 @@
       </w:r>
       <w:r>
         <w:rPr>
-          <w:rFonts w:ascii="Calibri" w:hAnsi="Calibri" w:cs="Calibri"/>
+          <w:rFonts w:ascii="Carlito" w:hAnsi="Carlito" w:cs="Carlito"/>
           <w:b/>
           <w:bCs/>
           <w:sz w:val="34"/>
@@ -402,7 +498,7 @@
       </w:r>
       <w:r>
         <w:rPr>
-          <w:rFonts w:ascii="Calibri" w:hAnsi="Calibri" w:cs="Calibri"/>
+          <w:rFonts w:ascii="Carlito" w:hAnsi="Carlito" w:cs="Carlito"/>
           <w:sz w:val="34"/>
           <w:szCs w:val="34"/>
         </w:rPr>
@@ -413,14 +509,14 @@
       <w:pPr>
         <w:jc w:val="both"/>
         <w:rPr>
-          <w:rFonts w:ascii="Calibri" w:hAnsi="Calibri" w:cs="Calibri"/>
-          <w:sz w:val="34"/>
-          <w:szCs w:val="34"/>
-        </w:rPr>
-      </w:pPr>
-      <w:r>
-        <w:rPr>
-          <w:rFonts w:ascii="Calibri" w:hAnsi="Calibri" w:cs="Calibri"/>
+          <w:rFonts w:ascii="Carlito" w:hAnsi="Carlito" w:cs="Carlito"/>
+          <w:sz w:val="34"/>
+          <w:szCs w:val="34"/>
+        </w:rPr>
+      </w:pPr>
+      <w:r>
+        <w:rPr>
+          <w:rFonts w:ascii="Carlito" w:hAnsi="Carlito" w:cs="Carlito"/>
           <w:sz w:val="34"/>
           <w:szCs w:val="34"/>
         </w:rPr>
@@ -431,14 +527,14 @@
       <w:pPr>
         <w:jc w:val="both"/>
         <w:rPr>
-          <w:rFonts w:ascii="Calibri" w:hAnsi="Calibri" w:cs="Calibri"/>
-          <w:sz w:val="34"/>
-          <w:szCs w:val="34"/>
-        </w:rPr>
-      </w:pPr>
-      <w:r>
-        <w:rPr>
-          <w:rFonts w:ascii="Calibri" w:hAnsi="Calibri" w:cs="Calibri"/>
+          <w:rFonts w:ascii="Carlito" w:hAnsi="Carlito" w:cs="Carlito"/>
+          <w:sz w:val="34"/>
+          <w:szCs w:val="34"/>
+        </w:rPr>
+      </w:pPr>
+      <w:r>
+        <w:rPr>
+          <w:rFonts w:ascii="Carlito" w:hAnsi="Carlito" w:cs="Carlito"/>
           <w:sz w:val="34"/>
           <w:szCs w:val="34"/>
         </w:rPr>
@@ -446,7 +542,7 @@
       </w:r>
       <w:r>
         <w:rPr>
-          <w:rFonts w:ascii="Calibri" w:hAnsi="Calibri" w:cs="Calibri"/>
+          <w:rFonts w:ascii="Carlito" w:hAnsi="Carlito" w:cs="Carlito"/>
           <w:b/>
           <w:bCs/>
           <w:sz w:val="34"/>
@@ -456,7 +552,7 @@
       </w:r>
       <w:r>
         <w:rPr>
-          <w:rFonts w:ascii="Calibri" w:hAnsi="Calibri" w:cs="Calibri"/>
+          <w:rFonts w:ascii="Carlito" w:hAnsi="Carlito" w:cs="Carlito"/>
           <w:sz w:val="34"/>
           <w:szCs w:val="34"/>
         </w:rPr>
@@ -464,7 +560,7 @@
       </w:r>
       <w:r>
         <w:rPr>
-          <w:rFonts w:ascii="Calibri" w:hAnsi="Calibri" w:cs="Calibri"/>
+          <w:rFonts w:ascii="Carlito" w:hAnsi="Carlito" w:cs="Carlito"/>
           <w:b/>
           <w:bCs/>
           <w:sz w:val="34"/>
@@ -474,7 +570,7 @@
       </w:r>
       <w:r>
         <w:rPr>
-          <w:rFonts w:ascii="Calibri" w:hAnsi="Calibri" w:cs="Calibri"/>
+          <w:rFonts w:ascii="Carlito" w:hAnsi="Carlito" w:cs="Carlito"/>
           <w:sz w:val="34"/>
           <w:szCs w:val="34"/>
         </w:rPr>
@@ -485,14 +581,14 @@
       <w:pPr>
         <w:jc w:val="both"/>
         <w:rPr>
-          <w:rFonts w:ascii="Calibri" w:hAnsi="Calibri" w:cs="Calibri"/>
-          <w:sz w:val="34"/>
-          <w:szCs w:val="34"/>
-        </w:rPr>
-      </w:pPr>
-      <w:r>
-        <w:rPr>
-          <w:rFonts w:ascii="Calibri" w:hAnsi="Calibri" w:cs="Calibri"/>
+          <w:rFonts w:ascii="Carlito" w:hAnsi="Carlito" w:cs="Carlito"/>
+          <w:sz w:val="34"/>
+          <w:szCs w:val="34"/>
+        </w:rPr>
+      </w:pPr>
+      <w:r>
+        <w:rPr>
+          <w:rFonts w:ascii="Carlito" w:hAnsi="Carlito" w:cs="Carlito"/>
           <w:sz w:val="34"/>
           <w:szCs w:val="34"/>
         </w:rPr>
@@ -500,7 +596,7 @@
       </w:r>
       <w:r>
         <w:rPr>
-          <w:rFonts w:ascii="Calibri" w:hAnsi="Calibri" w:cs="Calibri"/>
+          <w:rFonts w:ascii="Carlito" w:hAnsi="Carlito" w:cs="Carlito"/>
           <w:b/>
           <w:bCs/>
           <w:sz w:val="34"/>
@@ -510,7 +606,7 @@
       </w:r>
       <w:r>
         <w:rPr>
-          <w:rFonts w:ascii="Calibri" w:hAnsi="Calibri" w:cs="Calibri"/>
+          <w:rFonts w:ascii="Carlito" w:hAnsi="Carlito" w:cs="Carlito"/>
           <w:sz w:val="34"/>
           <w:szCs w:val="34"/>
         </w:rPr>
@@ -518,7 +614,7 @@
       </w:r>
       <w:r>
         <w:rPr>
-          <w:rFonts w:ascii="Calibri" w:hAnsi="Calibri" w:cs="Calibri"/>
+          <w:rFonts w:ascii="Carlito" w:hAnsi="Carlito" w:cs="Carlito"/>
           <w:b/>
           <w:bCs/>
           <w:sz w:val="34"/>
@@ -528,7 +624,7 @@
       </w:r>
       <w:r>
         <w:rPr>
-          <w:rFonts w:ascii="Calibri" w:hAnsi="Calibri" w:cs="Calibri"/>
+          <w:rFonts w:ascii="Carlito" w:hAnsi="Carlito" w:cs="Carlito"/>
           <w:sz w:val="34"/>
           <w:szCs w:val="34"/>
         </w:rPr>
@@ -539,14 +635,14 @@
       <w:pPr>
         <w:jc w:val="both"/>
         <w:rPr>
-          <w:rFonts w:ascii="Calibri" w:hAnsi="Calibri" w:cs="Calibri"/>
-          <w:sz w:val="34"/>
-          <w:szCs w:val="34"/>
-        </w:rPr>
-      </w:pPr>
-      <w:r>
-        <w:rPr>
-          <w:rFonts w:ascii="Calibri" w:hAnsi="Calibri" w:cs="Calibri"/>
+          <w:rFonts w:ascii="Carlito" w:hAnsi="Carlito" w:cs="Carlito"/>
+          <w:sz w:val="34"/>
+          <w:szCs w:val="34"/>
+        </w:rPr>
+      </w:pPr>
+      <w:r>
+        <w:rPr>
+          <w:rFonts w:ascii="Carlito" w:hAnsi="Carlito" w:cs="Carlito"/>
           <w:sz w:val="34"/>
           <w:szCs w:val="34"/>
         </w:rPr>
@@ -557,17 +653,17 @@
       <w:pPr>
         <w:jc w:val="both"/>
         <w:rPr>
-          <w:rFonts w:ascii="Calibri" w:hAnsi="Calibri" w:cs="Calibri"/>
-          <w:b/>
-          <w:bCs/>
-          <w:color w:val="D86DCB" w:themeColor="accent5" w:themeTint="99"/>
-          <w:sz w:val="34"/>
-          <w:szCs w:val="34"/>
-        </w:rPr>
-      </w:pPr>
-      <w:r>
-        <w:rPr>
-          <w:rFonts w:ascii="Calibri" w:hAnsi="Calibri" w:cs="Calibri"/>
+          <w:rFonts w:ascii="Carlito" w:hAnsi="Carlito" w:cs="Carlito"/>
+          <w:b/>
+          <w:bCs/>
+          <w:color w:val="D86DCB" w:themeColor="accent5" w:themeTint="99"/>
+          <w:sz w:val="34"/>
+          <w:szCs w:val="34"/>
+        </w:rPr>
+      </w:pPr>
+      <w:r>
+        <w:rPr>
+          <w:rFonts w:ascii="Carlito" w:hAnsi="Carlito" w:cs="Carlito"/>
           <w:b/>
           <w:bCs/>
           <w:color w:val="D86DCB" w:themeColor="accent5" w:themeTint="99"/>
@@ -581,17 +677,17 @@
       <w:pPr>
         <w:jc w:val="both"/>
         <w:rPr>
-          <w:rFonts w:ascii="Calibri" w:hAnsi="Calibri" w:cs="Calibri"/>
-          <w:b/>
-          <w:bCs/>
-          <w:color w:val="D86DCB" w:themeColor="accent5" w:themeTint="99"/>
-          <w:sz w:val="34"/>
-          <w:szCs w:val="34"/>
-        </w:rPr>
-      </w:pPr>
-      <w:r>
-        <w:rPr>
-          <w:rFonts w:ascii="Calibri" w:hAnsi="Calibri" w:cs="Calibri"/>
+          <w:rFonts w:ascii="Carlito" w:hAnsi="Carlito" w:cs="Carlito"/>
+          <w:b/>
+          <w:bCs/>
+          <w:color w:val="D86DCB" w:themeColor="accent5" w:themeTint="99"/>
+          <w:sz w:val="34"/>
+          <w:szCs w:val="34"/>
+        </w:rPr>
+      </w:pPr>
+      <w:r>
+        <w:rPr>
+          <w:rFonts w:ascii="Carlito" w:hAnsi="Carlito" w:cs="Carlito"/>
           <w:b/>
           <w:bCs/>
           <w:color w:val="D86DCB" w:themeColor="accent5" w:themeTint="99"/>
@@ -605,17 +701,17 @@
       <w:pPr>
         <w:jc w:val="both"/>
         <w:rPr>
-          <w:rFonts w:ascii="Calibri" w:hAnsi="Calibri" w:cs="Calibri"/>
-          <w:b/>
-          <w:bCs/>
-          <w:color w:val="D86DCB" w:themeColor="accent5" w:themeTint="99"/>
-          <w:sz w:val="34"/>
-          <w:szCs w:val="34"/>
-        </w:rPr>
-      </w:pPr>
-      <w:r>
-        <w:rPr>
-          <w:rFonts w:ascii="Calibri" w:hAnsi="Calibri" w:cs="Calibri"/>
+          <w:rFonts w:ascii="Carlito" w:hAnsi="Carlito" w:cs="Carlito"/>
+          <w:b/>
+          <w:bCs/>
+          <w:color w:val="D86DCB" w:themeColor="accent5" w:themeTint="99"/>
+          <w:sz w:val="34"/>
+          <w:szCs w:val="34"/>
+        </w:rPr>
+      </w:pPr>
+      <w:r>
+        <w:rPr>
+          <w:rFonts w:ascii="Carlito" w:hAnsi="Carlito" w:cs="Carlito"/>
           <w:b/>
           <w:bCs/>
           <w:color w:val="D86DCB" w:themeColor="accent5" w:themeTint="99"/>
@@ -629,17 +725,17 @@
       <w:pPr>
         <w:jc w:val="both"/>
         <w:rPr>
-          <w:rFonts w:ascii="Calibri" w:hAnsi="Calibri" w:cs="Calibri"/>
-          <w:b/>
-          <w:bCs/>
-          <w:color w:val="D86DCB" w:themeColor="accent5" w:themeTint="99"/>
-          <w:sz w:val="34"/>
-          <w:szCs w:val="34"/>
-        </w:rPr>
-      </w:pPr>
-      <w:r>
-        <w:rPr>
-          <w:rFonts w:ascii="Calibri" w:hAnsi="Calibri" w:cs="Calibri"/>
+          <w:rFonts w:ascii="Carlito" w:hAnsi="Carlito" w:cs="Carlito"/>
+          <w:b/>
+          <w:bCs/>
+          <w:color w:val="D86DCB" w:themeColor="accent5" w:themeTint="99"/>
+          <w:sz w:val="34"/>
+          <w:szCs w:val="34"/>
+        </w:rPr>
+      </w:pPr>
+      <w:r>
+        <w:rPr>
+          <w:rFonts w:ascii="Carlito" w:hAnsi="Carlito" w:cs="Carlito"/>
           <w:b/>
           <w:bCs/>
           <w:color w:val="D86DCB" w:themeColor="accent5" w:themeTint="99"/>
@@ -653,17 +749,17 @@
       <w:pPr>
         <w:jc w:val="both"/>
         <w:rPr>
-          <w:rFonts w:ascii="Calibri" w:hAnsi="Calibri" w:cs="Calibri"/>
-          <w:b/>
-          <w:bCs/>
-          <w:color w:val="D86DCB" w:themeColor="accent5" w:themeTint="99"/>
-          <w:sz w:val="34"/>
-          <w:szCs w:val="34"/>
-        </w:rPr>
-      </w:pPr>
-      <w:r>
-        <w:rPr>
-          <w:rFonts w:ascii="Calibri" w:hAnsi="Calibri" w:cs="Calibri"/>
+          <w:rFonts w:ascii="Carlito" w:hAnsi="Carlito" w:cs="Carlito"/>
+          <w:b/>
+          <w:bCs/>
+          <w:color w:val="D86DCB" w:themeColor="accent5" w:themeTint="99"/>
+          <w:sz w:val="34"/>
+          <w:szCs w:val="34"/>
+        </w:rPr>
+      </w:pPr>
+      <w:r>
+        <w:rPr>
+          <w:rFonts w:ascii="Carlito" w:hAnsi="Carlito" w:cs="Carlito"/>
           <w:b/>
           <w:bCs/>
           <w:color w:val="D86DCB" w:themeColor="accent5" w:themeTint="99"/>
@@ -678,17 +774,17 @@
       <w:pPr>
         <w:jc w:val="both"/>
         <w:rPr>
-          <w:rFonts w:ascii="Calibri" w:hAnsi="Calibri" w:cs="Calibri"/>
-          <w:b/>
-          <w:bCs/>
-          <w:color w:val="D86DCB" w:themeColor="accent5" w:themeTint="99"/>
-          <w:sz w:val="34"/>
-          <w:szCs w:val="34"/>
-        </w:rPr>
-      </w:pPr>
-      <w:r>
-        <w:rPr>
-          <w:rFonts w:ascii="Calibri" w:hAnsi="Calibri" w:cs="Calibri"/>
+          <w:rFonts w:ascii="Carlito" w:hAnsi="Carlito" w:cs="Carlito"/>
+          <w:b/>
+          <w:bCs/>
+          <w:color w:val="D86DCB" w:themeColor="accent5" w:themeTint="99"/>
+          <w:sz w:val="34"/>
+          <w:szCs w:val="34"/>
+        </w:rPr>
+      </w:pPr>
+      <w:r>
+        <w:rPr>
+          <w:rFonts w:ascii="Carlito" w:hAnsi="Carlito" w:cs="Carlito"/>
           <w:b/>
           <w:bCs/>
           <w:color w:val="D86DCB" w:themeColor="accent5" w:themeTint="99"/>
@@ -702,17 +798,17 @@
       <w:pPr>
         <w:jc w:val="both"/>
         <w:rPr>
-          <w:rFonts w:ascii="Calibri" w:hAnsi="Calibri" w:cs="Calibri"/>
-          <w:b/>
-          <w:bCs/>
-          <w:color w:val="D86DCB" w:themeColor="accent5" w:themeTint="99"/>
-          <w:sz w:val="34"/>
-          <w:szCs w:val="34"/>
-        </w:rPr>
-      </w:pPr>
-      <w:r>
-        <w:rPr>
-          <w:rFonts w:ascii="Calibri" w:hAnsi="Calibri" w:cs="Calibri"/>
+          <w:rFonts w:ascii="Carlito" w:hAnsi="Carlito" w:cs="Carlito"/>
+          <w:b/>
+          <w:bCs/>
+          <w:color w:val="D86DCB" w:themeColor="accent5" w:themeTint="99"/>
+          <w:sz w:val="34"/>
+          <w:szCs w:val="34"/>
+        </w:rPr>
+      </w:pPr>
+      <w:r>
+        <w:rPr>
+          <w:rFonts w:ascii="Carlito" w:hAnsi="Carlito" w:cs="Carlito"/>
           <w:b/>
           <w:bCs/>
           <w:color w:val="D86DCB" w:themeColor="accent5" w:themeTint="99"/>
@@ -726,17 +822,17 @@
       <w:pPr>
         <w:jc w:val="both"/>
         <w:rPr>
-          <w:rFonts w:ascii="Calibri" w:hAnsi="Calibri" w:cs="Calibri"/>
-          <w:b/>
-          <w:bCs/>
-          <w:color w:val="D86DCB" w:themeColor="accent5" w:themeTint="99"/>
-          <w:sz w:val="34"/>
-          <w:szCs w:val="34"/>
-        </w:rPr>
-      </w:pPr>
-      <w:r>
-        <w:rPr>
-          <w:rFonts w:ascii="Calibri" w:hAnsi="Calibri" w:cs="Calibri"/>
+          <w:rFonts w:ascii="Carlito" w:hAnsi="Carlito" w:cs="Carlito"/>
+          <w:b/>
+          <w:bCs/>
+          <w:color w:val="D86DCB" w:themeColor="accent5" w:themeTint="99"/>
+          <w:sz w:val="34"/>
+          <w:szCs w:val="34"/>
+        </w:rPr>
+      </w:pPr>
+      <w:r>
+        <w:rPr>
+          <w:rFonts w:ascii="Carlito" w:hAnsi="Carlito" w:cs="Carlito"/>
           <w:b/>
           <w:bCs/>
           <w:color w:val="D86DCB" w:themeColor="accent5" w:themeTint="99"/>
@@ -750,17 +846,17 @@
       <w:pPr>
         <w:jc w:val="both"/>
         <w:rPr>
-          <w:rFonts w:ascii="Calibri" w:hAnsi="Calibri" w:cs="Calibri"/>
-          <w:b/>
-          <w:bCs/>
-          <w:color w:val="D86DCB" w:themeColor="accent5" w:themeTint="99"/>
-          <w:sz w:val="34"/>
-          <w:szCs w:val="34"/>
-        </w:rPr>
-      </w:pPr>
-      <w:r>
-        <w:rPr>
-          <w:rFonts w:ascii="Calibri" w:hAnsi="Calibri" w:cs="Calibri"/>
+          <w:rFonts w:ascii="Carlito" w:hAnsi="Carlito" w:cs="Carlito"/>
+          <w:b/>
+          <w:bCs/>
+          <w:color w:val="D86DCB" w:themeColor="accent5" w:themeTint="99"/>
+          <w:sz w:val="34"/>
+          <w:szCs w:val="34"/>
+        </w:rPr>
+      </w:pPr>
+      <w:r>
+        <w:rPr>
+          <w:rFonts w:ascii="Carlito" w:hAnsi="Carlito" w:cs="Carlito"/>
           <w:b/>
           <w:bCs/>
           <w:color w:val="D86DCB" w:themeColor="accent5" w:themeTint="99"/>
@@ -774,17 +870,17 @@
       <w:pPr>
         <w:jc w:val="both"/>
         <w:rPr>
-          <w:rFonts w:ascii="Calibri" w:hAnsi="Calibri" w:cs="Calibri"/>
-          <w:b/>
-          <w:bCs/>
-          <w:color w:val="D86DCB" w:themeColor="accent5" w:themeTint="99"/>
-          <w:sz w:val="34"/>
-          <w:szCs w:val="34"/>
-        </w:rPr>
-      </w:pPr>
-      <w:r>
-        <w:rPr>
-          <w:rFonts w:ascii="Calibri" w:hAnsi="Calibri" w:cs="Calibri"/>
+          <w:rFonts w:ascii="Carlito" w:hAnsi="Carlito" w:cs="Carlito"/>
+          <w:b/>
+          <w:bCs/>
+          <w:color w:val="D86DCB" w:themeColor="accent5" w:themeTint="99"/>
+          <w:sz w:val="34"/>
+          <w:szCs w:val="34"/>
+        </w:rPr>
+      </w:pPr>
+      <w:r>
+        <w:rPr>
+          <w:rFonts w:ascii="Carlito" w:hAnsi="Carlito" w:cs="Carlito"/>
           <w:b/>
           <w:bCs/>
           <w:color w:val="D86DCB" w:themeColor="accent5" w:themeTint="99"/>
@@ -798,17 +894,17 @@
       <w:pPr>
         <w:jc w:val="both"/>
         <w:rPr>
-          <w:rFonts w:ascii="Calibri" w:hAnsi="Calibri" w:cs="Calibri"/>
-          <w:b/>
-          <w:bCs/>
-          <w:color w:val="D86DCB" w:themeColor="accent5" w:themeTint="99"/>
-          <w:sz w:val="34"/>
-          <w:szCs w:val="34"/>
-        </w:rPr>
-      </w:pPr>
-      <w:r>
-        <w:rPr>
-          <w:rFonts w:ascii="Calibri" w:hAnsi="Calibri" w:cs="Calibri"/>
+          <w:rFonts w:ascii="Carlito" w:hAnsi="Carlito" w:cs="Carlito"/>
+          <w:b/>
+          <w:bCs/>
+          <w:color w:val="D86DCB" w:themeColor="accent5" w:themeTint="99"/>
+          <w:sz w:val="34"/>
+          <w:szCs w:val="34"/>
+        </w:rPr>
+      </w:pPr>
+      <w:r>
+        <w:rPr>
+          <w:rFonts w:ascii="Carlito" w:hAnsi="Carlito" w:cs="Carlito"/>
           <w:b/>
           <w:bCs/>
           <w:color w:val="D86DCB" w:themeColor="accent5" w:themeTint="99"/>
@@ -822,17 +918,17 @@
       <w:pPr>
         <w:jc w:val="both"/>
         <w:rPr>
-          <w:rFonts w:ascii="Calibri" w:hAnsi="Calibri" w:cs="Calibri"/>
-          <w:b/>
-          <w:bCs/>
-          <w:color w:val="D86DCB" w:themeColor="accent5" w:themeTint="99"/>
-          <w:sz w:val="34"/>
-          <w:szCs w:val="34"/>
-        </w:rPr>
-      </w:pPr>
-      <w:r>
-        <w:rPr>
-          <w:rFonts w:ascii="Calibri" w:hAnsi="Calibri" w:cs="Calibri"/>
+          <w:rFonts w:ascii="Carlito" w:hAnsi="Carlito" w:cs="Carlito"/>
+          <w:b/>
+          <w:bCs/>
+          <w:color w:val="D86DCB" w:themeColor="accent5" w:themeTint="99"/>
+          <w:sz w:val="34"/>
+          <w:szCs w:val="34"/>
+        </w:rPr>
+      </w:pPr>
+      <w:r>
+        <w:rPr>
+          <w:rFonts w:ascii="Carlito" w:hAnsi="Carlito" w:cs="Carlito"/>
           <w:b/>
           <w:bCs/>
           <w:color w:val="D86DCB" w:themeColor="accent5" w:themeTint="99"/>
@@ -846,17 +942,17 @@
       <w:pPr>
         <w:jc w:val="both"/>
         <w:rPr>
-          <w:rFonts w:ascii="Calibri" w:hAnsi="Calibri" w:cs="Calibri"/>
-          <w:b/>
-          <w:bCs/>
-          <w:color w:val="D86DCB" w:themeColor="accent5" w:themeTint="99"/>
-          <w:sz w:val="34"/>
-          <w:szCs w:val="34"/>
-        </w:rPr>
-      </w:pPr>
-      <w:r>
-        <w:rPr>
-          <w:rFonts w:ascii="Calibri" w:hAnsi="Calibri" w:cs="Calibri"/>
+          <w:rFonts w:ascii="Carlito" w:hAnsi="Carlito" w:cs="Carlito"/>
+          <w:b/>
+          <w:bCs/>
+          <w:color w:val="D86DCB" w:themeColor="accent5" w:themeTint="99"/>
+          <w:sz w:val="34"/>
+          <w:szCs w:val="34"/>
+        </w:rPr>
+      </w:pPr>
+      <w:r>
+        <w:rPr>
+          <w:rFonts w:ascii="Carlito" w:hAnsi="Carlito" w:cs="Carlito"/>
           <w:b/>
           <w:bCs/>
           <w:color w:val="D86DCB" w:themeColor="accent5" w:themeTint="99"/>
@@ -870,43 +966,43 @@
       <w:pPr>
         <w:jc w:val="both"/>
         <w:rPr>
-          <w:rFonts w:ascii="Calibri" w:hAnsi="Calibri" w:cs="Calibri"/>
-          <w:b/>
-          <w:bCs/>
-          <w:color w:val="D86DCB" w:themeColor="accent5" w:themeTint="99"/>
-          <w:sz w:val="34"/>
-          <w:szCs w:val="34"/>
-        </w:rPr>
-      </w:pPr>
-    </w:p>
-    <w:p>
-      <w:pPr>
-        <w:jc w:val="both"/>
-        <w:rPr>
-          <w:rFonts w:ascii="Calibri" w:hAnsi="Calibri" w:cs="Calibri"/>
-          <w:b/>
-          <w:bCs/>
-          <w:color w:val="D86DCB" w:themeColor="accent5" w:themeTint="99"/>
-          <w:sz w:val="34"/>
-          <w:szCs w:val="34"/>
-        </w:rPr>
-      </w:pPr>
-    </w:p>
-    <w:p>
-      <w:pPr>
-        <w:jc w:val="both"/>
-        <w:rPr>
-          <w:rFonts w:ascii="Calibri" w:hAnsi="Calibri" w:cs="Calibri"/>
-          <w:b/>
-          <w:bCs/>
-          <w:color w:val="D86DCB" w:themeColor="accent5" w:themeTint="99"/>
-          <w:sz w:val="34"/>
-          <w:szCs w:val="34"/>
-        </w:rPr>
-      </w:pPr>
-      <w:r>
-        <w:rPr>
-          <w:rFonts w:ascii="Calibri" w:hAnsi="Calibri" w:cs="Calibri"/>
+          <w:rFonts w:ascii="Carlito" w:hAnsi="Carlito" w:cs="Carlito"/>
+          <w:b/>
+          <w:bCs/>
+          <w:color w:val="D86DCB" w:themeColor="accent5" w:themeTint="99"/>
+          <w:sz w:val="34"/>
+          <w:szCs w:val="34"/>
+        </w:rPr>
+      </w:pPr>
+    </w:p>
+    <w:p>
+      <w:pPr>
+        <w:jc w:val="both"/>
+        <w:rPr>
+          <w:rFonts w:ascii="Carlito" w:hAnsi="Carlito" w:cs="Carlito"/>
+          <w:b/>
+          <w:bCs/>
+          <w:color w:val="D86DCB" w:themeColor="accent5" w:themeTint="99"/>
+          <w:sz w:val="34"/>
+          <w:szCs w:val="34"/>
+        </w:rPr>
+      </w:pPr>
+    </w:p>
+    <w:p>
+      <w:pPr>
+        <w:jc w:val="both"/>
+        <w:rPr>
+          <w:rFonts w:ascii="Carlito" w:hAnsi="Carlito" w:cs="Carlito"/>
+          <w:b/>
+          <w:bCs/>
+          <w:color w:val="D86DCB" w:themeColor="accent5" w:themeTint="99"/>
+          <w:sz w:val="34"/>
+          <w:szCs w:val="34"/>
+        </w:rPr>
+      </w:pPr>
+      <w:r>
+        <w:rPr>
+          <w:rFonts w:ascii="Carlito" w:hAnsi="Carlito" w:cs="Carlito"/>
           <w:b/>
           <w:bCs/>
           <w:color w:val="D86DCB" w:themeColor="accent5" w:themeTint="99"/>
@@ -920,17 +1016,17 @@
       <w:pPr>
         <w:jc w:val="both"/>
         <w:rPr>
-          <w:rFonts w:ascii="Calibri" w:hAnsi="Calibri" w:cs="Calibri"/>
-          <w:b/>
-          <w:bCs/>
-          <w:color w:val="D86DCB" w:themeColor="accent5" w:themeTint="99"/>
-          <w:sz w:val="34"/>
-          <w:szCs w:val="34"/>
-        </w:rPr>
-      </w:pPr>
-      <w:r>
-        <w:rPr>
-          <w:rFonts w:ascii="Calibri" w:hAnsi="Calibri" w:cs="Calibri"/>
+          <w:rFonts w:ascii="Carlito" w:hAnsi="Carlito" w:cs="Carlito"/>
+          <w:b/>
+          <w:bCs/>
+          <w:color w:val="D86DCB" w:themeColor="accent5" w:themeTint="99"/>
+          <w:sz w:val="34"/>
+          <w:szCs w:val="34"/>
+        </w:rPr>
+      </w:pPr>
+      <w:r>
+        <w:rPr>
+          <w:rFonts w:ascii="Carlito" w:hAnsi="Carlito" w:cs="Carlito"/>
           <w:b/>
           <w:bCs/>
           <w:color w:val="D86DCB" w:themeColor="accent5" w:themeTint="99"/>
@@ -944,17 +1040,17 @@
       <w:pPr>
         <w:jc w:val="both"/>
         <w:rPr>
-          <w:rFonts w:ascii="Calibri" w:hAnsi="Calibri" w:cs="Calibri"/>
-          <w:b/>
-          <w:bCs/>
-          <w:color w:val="D86DCB" w:themeColor="accent5" w:themeTint="99"/>
-          <w:sz w:val="34"/>
-          <w:szCs w:val="34"/>
-        </w:rPr>
-      </w:pPr>
-      <w:r>
-        <w:rPr>
-          <w:rFonts w:ascii="Calibri" w:hAnsi="Calibri" w:cs="Calibri"/>
+          <w:rFonts w:ascii="Carlito" w:hAnsi="Carlito" w:cs="Carlito"/>
+          <w:b/>
+          <w:bCs/>
+          <w:color w:val="D86DCB" w:themeColor="accent5" w:themeTint="99"/>
+          <w:sz w:val="34"/>
+          <w:szCs w:val="34"/>
+        </w:rPr>
+      </w:pPr>
+      <w:r>
+        <w:rPr>
+          <w:rFonts w:ascii="Carlito" w:hAnsi="Carlito" w:cs="Carlito"/>
           <w:b/>
           <w:bCs/>
           <w:color w:val="D86DCB" w:themeColor="accent5" w:themeTint="99"/>
@@ -968,17 +1064,17 @@
       <w:pPr>
         <w:jc w:val="both"/>
         <w:rPr>
-          <w:rFonts w:ascii="Calibri" w:hAnsi="Calibri" w:cs="Calibri"/>
-          <w:b/>
-          <w:bCs/>
-          <w:color w:val="D86DCB" w:themeColor="accent5" w:themeTint="99"/>
-          <w:sz w:val="34"/>
-          <w:szCs w:val="34"/>
-        </w:rPr>
-      </w:pPr>
-      <w:r>
-        <w:rPr>
-          <w:rFonts w:ascii="Calibri" w:hAnsi="Calibri" w:cs="Calibri"/>
+          <w:rFonts w:ascii="Carlito" w:hAnsi="Carlito" w:cs="Carlito"/>
+          <w:b/>
+          <w:bCs/>
+          <w:color w:val="D86DCB" w:themeColor="accent5" w:themeTint="99"/>
+          <w:sz w:val="34"/>
+          <w:szCs w:val="34"/>
+        </w:rPr>
+      </w:pPr>
+      <w:r>
+        <w:rPr>
+          <w:rFonts w:ascii="Carlito" w:hAnsi="Carlito" w:cs="Carlito"/>
           <w:b/>
           <w:bCs/>
           <w:color w:val="D86DCB" w:themeColor="accent5" w:themeTint="99"/>
@@ -992,17 +1088,17 @@
       <w:pPr>
         <w:jc w:val="both"/>
         <w:rPr>
-          <w:rFonts w:ascii="Calibri" w:hAnsi="Calibri" w:cs="Calibri"/>
-          <w:b/>
-          <w:bCs/>
-          <w:color w:val="D86DCB" w:themeColor="accent5" w:themeTint="99"/>
-          <w:sz w:val="34"/>
-          <w:szCs w:val="34"/>
-        </w:rPr>
-      </w:pPr>
-      <w:r>
-        <w:rPr>
-          <w:rFonts w:ascii="Calibri" w:hAnsi="Calibri" w:cs="Calibri"/>
+          <w:rFonts w:ascii="Carlito" w:hAnsi="Carlito" w:cs="Carlito"/>
+          <w:b/>
+          <w:bCs/>
+          <w:color w:val="D86DCB" w:themeColor="accent5" w:themeTint="99"/>
+          <w:sz w:val="34"/>
+          <w:szCs w:val="34"/>
+        </w:rPr>
+      </w:pPr>
+      <w:r>
+        <w:rPr>
+          <w:rFonts w:ascii="Carlito" w:hAnsi="Carlito" w:cs="Carlito"/>
           <w:b/>
           <w:bCs/>
           <w:color w:val="D86DCB" w:themeColor="accent5" w:themeTint="99"/>
@@ -1016,17 +1112,17 @@
       <w:pPr>
         <w:jc w:val="both"/>
         <w:rPr>
-          <w:rFonts w:ascii="Calibri" w:hAnsi="Calibri" w:cs="Calibri"/>
-          <w:b/>
-          <w:bCs/>
-          <w:color w:val="D86DCB" w:themeColor="accent5" w:themeTint="99"/>
-          <w:sz w:val="34"/>
-          <w:szCs w:val="34"/>
-        </w:rPr>
-      </w:pPr>
-      <w:r>
-        <w:rPr>
-          <w:rFonts w:ascii="Calibri" w:hAnsi="Calibri" w:cs="Calibri"/>
+          <w:rFonts w:ascii="Carlito" w:hAnsi="Carlito" w:cs="Carlito"/>
+          <w:b/>
+          <w:bCs/>
+          <w:color w:val="D86DCB" w:themeColor="accent5" w:themeTint="99"/>
+          <w:sz w:val="34"/>
+          <w:szCs w:val="34"/>
+        </w:rPr>
+      </w:pPr>
+      <w:r>
+        <w:rPr>
+          <w:rFonts w:ascii="Carlito" w:hAnsi="Carlito" w:cs="Carlito"/>
           <w:b/>
           <w:bCs/>
           <w:color w:val="D86DCB" w:themeColor="accent5" w:themeTint="99"/>
@@ -1040,17 +1136,17 @@
       <w:pPr>
         <w:jc w:val="both"/>
         <w:rPr>
-          <w:rFonts w:ascii="Calibri" w:hAnsi="Calibri" w:cs="Calibri"/>
-          <w:b/>
-          <w:bCs/>
-          <w:color w:val="D86DCB" w:themeColor="accent5" w:themeTint="99"/>
-          <w:sz w:val="34"/>
-          <w:szCs w:val="34"/>
-        </w:rPr>
-      </w:pPr>
-      <w:r>
-        <w:rPr>
-          <w:rFonts w:ascii="Calibri" w:hAnsi="Calibri" w:cs="Calibri"/>
+          <w:rFonts w:ascii="Carlito" w:hAnsi="Carlito" w:cs="Carlito"/>
+          <w:b/>
+          <w:bCs/>
+          <w:color w:val="D86DCB" w:themeColor="accent5" w:themeTint="99"/>
+          <w:sz w:val="34"/>
+          <w:szCs w:val="34"/>
+        </w:rPr>
+      </w:pPr>
+      <w:r>
+        <w:rPr>
+          <w:rFonts w:ascii="Carlito" w:hAnsi="Carlito" w:cs="Carlito"/>
           <w:b/>
           <w:bCs/>
           <w:color w:val="D86DCB" w:themeColor="accent5" w:themeTint="99"/>
@@ -1064,17 +1160,17 @@
       <w:pPr>
         <w:jc w:val="both"/>
         <w:rPr>
-          <w:rFonts w:ascii="Calibri" w:hAnsi="Calibri" w:cs="Calibri"/>
-          <w:b/>
-          <w:bCs/>
-          <w:color w:val="D86DCB" w:themeColor="accent5" w:themeTint="99"/>
-          <w:sz w:val="34"/>
-          <w:szCs w:val="34"/>
-        </w:rPr>
-      </w:pPr>
-      <w:r>
-        <w:rPr>
-          <w:rFonts w:ascii="Calibri" w:hAnsi="Calibri" w:cs="Calibri"/>
+          <w:rFonts w:ascii="Carlito" w:hAnsi="Carlito" w:cs="Carlito"/>
+          <w:b/>
+          <w:bCs/>
+          <w:color w:val="D86DCB" w:themeColor="accent5" w:themeTint="99"/>
+          <w:sz w:val="34"/>
+          <w:szCs w:val="34"/>
+        </w:rPr>
+      </w:pPr>
+      <w:r>
+        <w:rPr>
+          <w:rFonts w:ascii="Carlito" w:hAnsi="Carlito" w:cs="Carlito"/>
           <w:b/>
           <w:bCs/>
           <w:color w:val="D86DCB" w:themeColor="accent5" w:themeTint="99"/>
@@ -1088,17 +1184,17 @@
       <w:pPr>
         <w:jc w:val="both"/>
         <w:rPr>
-          <w:rFonts w:ascii="Calibri" w:hAnsi="Calibri" w:cs="Calibri"/>
-          <w:b/>
-          <w:bCs/>
-          <w:color w:val="D86DCB" w:themeColor="accent5" w:themeTint="99"/>
-          <w:sz w:val="34"/>
-          <w:szCs w:val="34"/>
-        </w:rPr>
-      </w:pPr>
-      <w:r>
-        <w:rPr>
-          <w:rFonts w:ascii="Calibri" w:hAnsi="Calibri" w:cs="Calibri"/>
+          <w:rFonts w:ascii="Carlito" w:hAnsi="Carlito" w:cs="Carlito"/>
+          <w:b/>
+          <w:bCs/>
+          <w:color w:val="D86DCB" w:themeColor="accent5" w:themeTint="99"/>
+          <w:sz w:val="34"/>
+          <w:szCs w:val="34"/>
+        </w:rPr>
+      </w:pPr>
+      <w:r>
+        <w:rPr>
+          <w:rFonts w:ascii="Carlito" w:hAnsi="Carlito" w:cs="Carlito"/>
           <w:b/>
           <w:bCs/>
           <w:color w:val="D86DCB" w:themeColor="accent5" w:themeTint="99"/>
@@ -1112,17 +1208,17 @@
       <w:pPr>
         <w:jc w:val="both"/>
         <w:rPr>
-          <w:rFonts w:ascii="Calibri" w:hAnsi="Calibri" w:cs="Calibri"/>
-          <w:b/>
-          <w:bCs/>
-          <w:color w:val="D86DCB" w:themeColor="accent5" w:themeTint="99"/>
-          <w:sz w:val="34"/>
-          <w:szCs w:val="34"/>
-        </w:rPr>
-      </w:pPr>
-      <w:r>
-        <w:rPr>
-          <w:rFonts w:ascii="Calibri" w:hAnsi="Calibri" w:cs="Calibri"/>
+          <w:rFonts w:ascii="Carlito" w:hAnsi="Carlito" w:cs="Carlito"/>
+          <w:b/>
+          <w:bCs/>
+          <w:color w:val="D86DCB" w:themeColor="accent5" w:themeTint="99"/>
+          <w:sz w:val="34"/>
+          <w:szCs w:val="34"/>
+        </w:rPr>
+      </w:pPr>
+      <w:r>
+        <w:rPr>
+          <w:rFonts w:ascii="Carlito" w:hAnsi="Carlito" w:cs="Carlito"/>
           <w:b/>
           <w:bCs/>
           <w:color w:val="D86DCB" w:themeColor="accent5" w:themeTint="99"/>
@@ -1136,17 +1232,17 @@
       <w:pPr>
         <w:jc w:val="both"/>
         <w:rPr>
-          <w:rFonts w:ascii="Calibri" w:hAnsi="Calibri" w:cs="Calibri"/>
-          <w:b/>
-          <w:bCs/>
-          <w:color w:val="D86DCB" w:themeColor="accent5" w:themeTint="99"/>
-          <w:sz w:val="34"/>
-          <w:szCs w:val="34"/>
-        </w:rPr>
-      </w:pPr>
-      <w:r>
-        <w:rPr>
-          <w:rFonts w:ascii="Calibri" w:hAnsi="Calibri" w:cs="Calibri"/>
+          <w:rFonts w:ascii="Carlito" w:hAnsi="Carlito" w:cs="Carlito"/>
+          <w:b/>
+          <w:bCs/>
+          <w:color w:val="D86DCB" w:themeColor="accent5" w:themeTint="99"/>
+          <w:sz w:val="34"/>
+          <w:szCs w:val="34"/>
+        </w:rPr>
+      </w:pPr>
+      <w:r>
+        <w:rPr>
+          <w:rFonts w:ascii="Carlito" w:hAnsi="Carlito" w:cs="Carlito"/>
           <w:b/>
           <w:bCs/>
           <w:color w:val="D86DCB" w:themeColor="accent5" w:themeTint="99"/>
@@ -1161,24 +1257,24 @@
       <w:pPr>
         <w:jc w:val="both"/>
         <w:rPr>
-          <w:rFonts w:ascii="Calibri" w:hAnsi="Calibri" w:cs="Calibri"/>
-          <w:sz w:val="34"/>
-          <w:szCs w:val="34"/>
-        </w:rPr>
-      </w:pPr>
-    </w:p>
-    <w:p>
-      <w:pPr>
-        <w:jc w:val="both"/>
-        <w:rPr>
-          <w:rFonts w:ascii="Calibri" w:hAnsi="Calibri" w:cs="Calibri"/>
-          <w:sz w:val="34"/>
-          <w:szCs w:val="34"/>
-        </w:rPr>
-      </w:pPr>
-      <w:r>
-        <w:rPr>
-          <w:rFonts w:ascii="Calibri" w:hAnsi="Calibri" w:cs="Calibri"/>
+          <w:rFonts w:ascii="Carlito" w:hAnsi="Carlito" w:cs="Carlito"/>
+          <w:sz w:val="34"/>
+          <w:szCs w:val="34"/>
+        </w:rPr>
+      </w:pPr>
+    </w:p>
+    <w:p>
+      <w:pPr>
+        <w:jc w:val="both"/>
+        <w:rPr>
+          <w:rFonts w:ascii="Carlito" w:hAnsi="Carlito" w:cs="Carlito"/>
+          <w:sz w:val="34"/>
+          <w:szCs w:val="34"/>
+        </w:rPr>
+      </w:pPr>
+      <w:r>
+        <w:rPr>
+          <w:rFonts w:ascii="Carlito" w:hAnsi="Carlito" w:cs="Carlito"/>
           <w:sz w:val="34"/>
           <w:szCs w:val="34"/>
         </w:rPr>
@@ -1189,14 +1285,14 @@
       <w:pPr>
         <w:jc w:val="both"/>
         <w:rPr>
-          <w:rFonts w:ascii="Calibri" w:hAnsi="Calibri" w:cs="Calibri"/>
-          <w:sz w:val="34"/>
-          <w:szCs w:val="34"/>
-        </w:rPr>
-      </w:pPr>
-      <w:r>
-        <w:rPr>
-          <w:rFonts w:ascii="Calibri" w:hAnsi="Calibri" w:cs="Calibri"/>
+          <w:rFonts w:ascii="Carlito" w:hAnsi="Carlito" w:cs="Carlito"/>
+          <w:sz w:val="34"/>
+          <w:szCs w:val="34"/>
+        </w:rPr>
+      </w:pPr>
+      <w:r>
+        <w:rPr>
+          <w:rFonts w:ascii="Carlito" w:hAnsi="Carlito" w:cs="Carlito"/>
           <w:sz w:val="34"/>
           <w:szCs w:val="34"/>
         </w:rPr>
@@ -1204,7 +1300,7 @@
       </w:r>
       <w:r>
         <w:rPr>
-          <w:rFonts w:ascii="Calibri" w:hAnsi="Calibri" w:cs="Calibri"/>
+          <w:rFonts w:ascii="Carlito" w:hAnsi="Carlito" w:cs="Carlito"/>
           <w:b/>
           <w:bCs/>
           <w:sz w:val="34"/>
@@ -1214,7 +1310,7 @@
       </w:r>
       <w:r>
         <w:rPr>
-          <w:rFonts w:ascii="Calibri" w:hAnsi="Calibri" w:cs="Calibri"/>
+          <w:rFonts w:ascii="Carlito" w:hAnsi="Carlito" w:cs="Carlito"/>
           <w:sz w:val="34"/>
           <w:szCs w:val="34"/>
         </w:rPr>
@@ -1225,17 +1321,17 @@
       <w:pPr>
         <w:jc w:val="both"/>
         <w:rPr>
-          <w:rFonts w:ascii="Calibri" w:hAnsi="Calibri" w:cs="Calibri"/>
-          <w:b/>
-          <w:bCs/>
-          <w:color w:val="D86DCB" w:themeColor="accent5" w:themeTint="99"/>
-          <w:sz w:val="34"/>
-          <w:szCs w:val="34"/>
-        </w:rPr>
-      </w:pPr>
-      <w:r>
-        <w:rPr>
-          <w:rFonts w:ascii="Calibri" w:hAnsi="Calibri" w:cs="Calibri"/>
+          <w:rFonts w:ascii="Carlito" w:hAnsi="Carlito" w:cs="Carlito"/>
+          <w:b/>
+          <w:bCs/>
+          <w:color w:val="D86DCB" w:themeColor="accent5" w:themeTint="99"/>
+          <w:sz w:val="34"/>
+          <w:szCs w:val="34"/>
+        </w:rPr>
+      </w:pPr>
+      <w:r>
+        <w:rPr>
+          <w:rFonts w:ascii="Carlito" w:hAnsi="Carlito" w:cs="Carlito"/>
           <w:b/>
           <w:bCs/>
           <w:color w:val="D86DCB" w:themeColor="accent5" w:themeTint="99"/>
@@ -1249,7 +1345,7 @@
       <w:pPr>
         <w:jc w:val="both"/>
         <w:rPr>
-          <w:rFonts w:ascii="Calibri" w:hAnsi="Calibri" w:cs="Calibri"/>
+          <w:rFonts w:ascii="Carlito" w:hAnsi="Carlito" w:cs="Carlito"/>
           <w:sz w:val="34"/>
           <w:szCs w:val="34"/>
         </w:rPr>
@@ -1257,7 +1353,7 @@
       <w:bookmarkStart w:id="0" w:name="_Hlk226218076"/>
       <w:r>
         <w:rPr>
-          <w:rFonts w:ascii="Calibri" w:hAnsi="Calibri" w:cs="Calibri"/>
+          <w:rFonts w:ascii="Carlito" w:hAnsi="Carlito" w:cs="Carlito"/>
           <w:sz w:val="34"/>
           <w:szCs w:val="34"/>
         </w:rPr>
@@ -1265,7 +1361,7 @@
       </w:r>
       <w:r>
         <w:rPr>
-          <w:rFonts w:ascii="Calibri" w:hAnsi="Calibri" w:cs="Calibri"/>
+          <w:rFonts w:ascii="Carlito" w:hAnsi="Carlito" w:cs="Carlito"/>
           <w:sz w:val="34"/>
           <w:szCs w:val="34"/>
         </w:rPr>
@@ -1273,7 +1369,7 @@
       </w:r>
       <w:r>
         <w:rPr>
-          <w:rFonts w:ascii="Calibri" w:hAnsi="Calibri" w:cs="Calibri"/>
+          <w:rFonts w:ascii="Carlito" w:hAnsi="Carlito" w:cs="Carlito"/>
           <w:b/>
           <w:bCs/>
           <w:sz w:val="34"/>
@@ -1283,7 +1379,7 @@
       </w:r>
       <w:r>
         <w:rPr>
-          <w:rFonts w:ascii="Calibri" w:hAnsi="Calibri" w:cs="Calibri"/>
+          <w:rFonts w:ascii="Carlito" w:hAnsi="Carlito" w:cs="Carlito"/>
           <w:sz w:val="34"/>
           <w:szCs w:val="34"/>
         </w:rPr>
@@ -1291,7 +1387,7 @@
       </w:r>
       <w:r>
         <w:rPr>
-          <w:rFonts w:ascii="Calibri" w:hAnsi="Calibri" w:cs="Calibri"/>
+          <w:rFonts w:ascii="Carlito" w:hAnsi="Carlito" w:cs="Carlito"/>
           <w:sz w:val="34"/>
           <w:szCs w:val="34"/>
         </w:rPr>
@@ -1299,7 +1395,7 @@
       </w:r>
       <w:r>
         <w:rPr>
-          <w:rFonts w:ascii="Calibri" w:hAnsi="Calibri" w:cs="Calibri"/>
+          <w:rFonts w:ascii="Carlito" w:hAnsi="Carlito" w:cs="Carlito"/>
           <w:sz w:val="34"/>
           <w:szCs w:val="34"/>
         </w:rPr>
@@ -1307,7 +1403,7 @@
       </w:r>
       <w:r>
         <w:rPr>
-          <w:rFonts w:ascii="Calibri" w:hAnsi="Calibri" w:cs="Calibri"/>
+          <w:rFonts w:ascii="Carlito" w:hAnsi="Carlito" w:cs="Carlito"/>
           <w:sz w:val="34"/>
           <w:szCs w:val="34"/>
         </w:rPr>
@@ -1319,17 +1415,17 @@
       <w:pPr>
         <w:jc w:val="both"/>
         <w:rPr>
-          <w:rFonts w:ascii="Calibri" w:hAnsi="Calibri" w:cs="Calibri"/>
-          <w:b/>
-          <w:bCs/>
-          <w:color w:val="D86DCB" w:themeColor="accent5" w:themeTint="99"/>
-          <w:sz w:val="34"/>
-          <w:szCs w:val="34"/>
-        </w:rPr>
-      </w:pPr>
-      <w:r>
-        <w:rPr>
-          <w:rFonts w:ascii="Calibri" w:hAnsi="Calibri" w:cs="Calibri"/>
+          <w:rFonts w:ascii="Carlito" w:hAnsi="Carlito" w:cs="Carlito"/>
+          <w:b/>
+          <w:bCs/>
+          <w:color w:val="D86DCB" w:themeColor="accent5" w:themeTint="99"/>
+          <w:sz w:val="34"/>
+          <w:szCs w:val="34"/>
+        </w:rPr>
+      </w:pPr>
+      <w:r>
+        <w:rPr>
+          <w:rFonts w:ascii="Carlito" w:hAnsi="Carlito" w:cs="Carlito"/>
           <w:b/>
           <w:bCs/>
           <w:color w:val="D86DCB" w:themeColor="accent5" w:themeTint="99"/>
@@ -1343,17 +1439,17 @@
       <w:pPr>
         <w:jc w:val="both"/>
         <w:rPr>
-          <w:rFonts w:ascii="Calibri" w:hAnsi="Calibri" w:cs="Calibri"/>
-          <w:b/>
-          <w:bCs/>
-          <w:color w:val="D86DCB" w:themeColor="accent5" w:themeTint="99"/>
-          <w:sz w:val="34"/>
-          <w:szCs w:val="34"/>
-        </w:rPr>
-      </w:pPr>
-      <w:r>
-        <w:rPr>
-          <w:rFonts w:ascii="Calibri" w:hAnsi="Calibri" w:cs="Calibri"/>
+          <w:rFonts w:ascii="Carlito" w:hAnsi="Carlito" w:cs="Carlito"/>
+          <w:b/>
+          <w:bCs/>
+          <w:color w:val="D86DCB" w:themeColor="accent5" w:themeTint="99"/>
+          <w:sz w:val="34"/>
+          <w:szCs w:val="34"/>
+        </w:rPr>
+      </w:pPr>
+      <w:r>
+        <w:rPr>
+          <w:rFonts w:ascii="Carlito" w:hAnsi="Carlito" w:cs="Carlito"/>
           <w:b/>
           <w:bCs/>
           <w:color w:val="D86DCB" w:themeColor="accent5" w:themeTint="99"/>
@@ -1365,7 +1461,7 @@
       <w:bookmarkStart w:id="1" w:name="_Hlk226218141"/>
       <w:r>
         <w:rPr>
-          <w:rFonts w:ascii="Calibri" w:hAnsi="Calibri" w:cs="Calibri"/>
+          <w:rFonts w:ascii="Carlito" w:hAnsi="Carlito" w:cs="Carlito"/>
           <w:b/>
           <w:bCs/>
           <w:color w:val="D86DCB" w:themeColor="accent5" w:themeTint="99"/>
@@ -1380,17 +1476,17 @@
       <w:pPr>
         <w:jc w:val="both"/>
         <w:rPr>
-          <w:rFonts w:ascii="Calibri" w:hAnsi="Calibri" w:cs="Calibri"/>
-          <w:b/>
-          <w:bCs/>
-          <w:color w:val="D86DCB" w:themeColor="accent5" w:themeTint="99"/>
-          <w:sz w:val="34"/>
-          <w:szCs w:val="34"/>
-        </w:rPr>
-      </w:pPr>
-      <w:r>
-        <w:rPr>
-          <w:rFonts w:ascii="Calibri" w:hAnsi="Calibri" w:cs="Calibri"/>
+          <w:rFonts w:ascii="Carlito" w:hAnsi="Carlito" w:cs="Carlito"/>
+          <w:b/>
+          <w:bCs/>
+          <w:color w:val="D86DCB" w:themeColor="accent5" w:themeTint="99"/>
+          <w:sz w:val="34"/>
+          <w:szCs w:val="34"/>
+        </w:rPr>
+      </w:pPr>
+      <w:r>
+        <w:rPr>
+          <w:rFonts w:ascii="Carlito" w:hAnsi="Carlito" w:cs="Carlito"/>
           <w:b/>
           <w:bCs/>
           <w:color w:val="D86DCB" w:themeColor="accent5" w:themeTint="99"/>
@@ -1404,17 +1500,17 @@
       <w:pPr>
         <w:jc w:val="both"/>
         <w:rPr>
-          <w:rFonts w:ascii="Calibri" w:hAnsi="Calibri" w:cs="Calibri"/>
-          <w:b/>
-          <w:bCs/>
-          <w:color w:val="D86DCB" w:themeColor="accent5" w:themeTint="99"/>
-          <w:sz w:val="34"/>
-          <w:szCs w:val="34"/>
-        </w:rPr>
-      </w:pPr>
-      <w:r>
-        <w:rPr>
-          <w:rFonts w:ascii="Calibri" w:hAnsi="Calibri" w:cs="Calibri"/>
+          <w:rFonts w:ascii="Carlito" w:hAnsi="Carlito" w:cs="Carlito"/>
+          <w:b/>
+          <w:bCs/>
+          <w:color w:val="D86DCB" w:themeColor="accent5" w:themeTint="99"/>
+          <w:sz w:val="34"/>
+          <w:szCs w:val="34"/>
+        </w:rPr>
+      </w:pPr>
+      <w:r>
+        <w:rPr>
+          <w:rFonts w:ascii="Carlito" w:hAnsi="Carlito" w:cs="Carlito"/>
           <w:b/>
           <w:bCs/>
           <w:color w:val="D86DCB" w:themeColor="accent5" w:themeTint="99"/>
@@ -1436,7 +1532,7 @@
       </w:r>
       <w:r>
         <w:rPr>
-          <w:rFonts w:ascii="Calibri" w:hAnsi="Calibri" w:cs="Calibri"/>
+          <w:rFonts w:ascii="Carlito" w:hAnsi="Carlito" w:cs="Carlito"/>
           <w:b/>
           <w:bCs/>
           <w:color w:val="D86DCB" w:themeColor="accent5" w:themeTint="99"/>
@@ -1447,7 +1543,7 @@
       </w:r>
       <w:r>
         <w:rPr>
-          <w:rFonts w:ascii="Calibri" w:hAnsi="Calibri" w:cs="Calibri"/>
+          <w:rFonts w:ascii="Carlito" w:hAnsi="Carlito" w:cs="Carlito"/>
           <w:b/>
           <w:bCs/>
           <w:color w:val="D86DCB" w:themeColor="accent5" w:themeTint="99"/>
@@ -1462,7 +1558,7 @@
       <w:pPr>
         <w:jc w:val="both"/>
         <w:rPr>
-          <w:rFonts w:ascii="Calibri" w:hAnsi="Calibri" w:cs="Calibri"/>
+          <w:rFonts w:ascii="Carlito" w:hAnsi="Carlito" w:cs="Carlito"/>
           <w:sz w:val="34"/>
           <w:szCs w:val="34"/>
         </w:rPr>
@@ -1472,14 +1568,14 @@
       <w:pPr>
         <w:jc w:val="center"/>
         <w:rPr>
-          <w:rFonts w:ascii="Calibri" w:hAnsi="Calibri" w:cs="Calibri"/>
-          <w:sz w:val="34"/>
-          <w:szCs w:val="34"/>
-        </w:rPr>
-      </w:pPr>
-      <w:r>
-        <w:rPr>
-          <w:rFonts w:ascii="Calibri" w:hAnsi="Calibri" w:cs="Calibri"/>
+          <w:rFonts w:ascii="Carlito" w:hAnsi="Carlito" w:cs="Carlito"/>
+          <w:sz w:val="34"/>
+          <w:szCs w:val="34"/>
+        </w:rPr>
+      </w:pPr>
+      <w:r>
+        <w:rPr>
+          <w:rFonts w:ascii="Carlito" w:hAnsi="Carlito" w:cs="Carlito"/>
           <w:sz w:val="34"/>
           <w:szCs w:val="34"/>
         </w:rPr>
@@ -1490,26 +1586,26 @@
       <w:pPr>
         <w:jc w:val="both"/>
         <w:rPr>
-          <w:rFonts w:ascii="Calibri" w:hAnsi="Calibri" w:cs="Calibri"/>
-          <w:sz w:val="34"/>
-          <w:szCs w:val="34"/>
-        </w:rPr>
-      </w:pPr>
-    </w:p>
-    <w:p>
-      <w:pPr>
-        <w:jc w:val="both"/>
-        <w:rPr>
-          <w:rFonts w:ascii="Calibri" w:hAnsi="Calibri" w:cs="Calibri"/>
-          <w:b/>
-          <w:bCs/>
-          <w:sz w:val="34"/>
-          <w:szCs w:val="34"/>
-        </w:rPr>
-      </w:pPr>
-      <w:r>
-        <w:rPr>
-          <w:rFonts w:ascii="Calibri" w:hAnsi="Calibri" w:cs="Calibri"/>
+          <w:rFonts w:ascii="Carlito" w:hAnsi="Carlito" w:cs="Carlito"/>
+          <w:sz w:val="34"/>
+          <w:szCs w:val="34"/>
+        </w:rPr>
+      </w:pPr>
+    </w:p>
+    <w:p>
+      <w:pPr>
+        <w:jc w:val="both"/>
+        <w:rPr>
+          <w:rFonts w:ascii="Carlito" w:hAnsi="Carlito" w:cs="Carlito"/>
+          <w:b/>
+          <w:bCs/>
+          <w:sz w:val="34"/>
+          <w:szCs w:val="34"/>
+        </w:rPr>
+      </w:pPr>
+      <w:r>
+        <w:rPr>
+          <w:rFonts w:ascii="Carlito" w:hAnsi="Carlito" w:cs="Carlito"/>
           <w:b/>
           <w:bCs/>
           <w:sz w:val="34"/>
@@ -1519,7 +1615,7 @@
       </w:r>
       <w:r>
         <w:rPr>
-          <w:rFonts w:ascii="Calibri" w:hAnsi="Calibri" w:cs="Calibri"/>
+          <w:rFonts w:ascii="Carlito" w:hAnsi="Carlito" w:cs="Carlito"/>
           <w:b/>
           <w:bCs/>
           <w:sz w:val="34"/>
@@ -1529,7 +1625,7 @@
       </w:r>
       <w:r>
         <w:rPr>
-          <w:rFonts w:ascii="Calibri" w:hAnsi="Calibri" w:cs="Calibri"/>
+          <w:rFonts w:ascii="Carlito" w:hAnsi="Carlito" w:cs="Carlito"/>
           <w:b/>
           <w:bCs/>
           <w:sz w:val="34"/>
@@ -1539,7 +1635,7 @@
       </w:r>
       <w:r>
         <w:rPr>
-          <w:rFonts w:ascii="Calibri" w:hAnsi="Calibri" w:cs="Calibri"/>
+          <w:rFonts w:ascii="Carlito" w:hAnsi="Carlito" w:cs="Carlito"/>
           <w:b/>
           <w:bCs/>
           <w:sz w:val="34"/>
@@ -1552,14 +1648,14 @@
       <w:pPr>
         <w:jc w:val="both"/>
         <w:rPr>
-          <w:rFonts w:ascii="Calibri" w:hAnsi="Calibri" w:cs="Calibri"/>
-          <w:sz w:val="34"/>
-          <w:szCs w:val="34"/>
-        </w:rPr>
-      </w:pPr>
-      <w:r>
-        <w:rPr>
-          <w:rFonts w:ascii="Calibri" w:hAnsi="Calibri" w:cs="Calibri"/>
+          <w:rFonts w:ascii="Carlito" w:hAnsi="Carlito" w:cs="Carlito"/>
+          <w:sz w:val="34"/>
+          <w:szCs w:val="34"/>
+        </w:rPr>
+      </w:pPr>
+      <w:r>
+        <w:rPr>
+          <w:rFonts w:ascii="Carlito" w:hAnsi="Carlito" w:cs="Carlito"/>
           <w:sz w:val="34"/>
           <w:szCs w:val="34"/>
         </w:rPr>
@@ -1570,14 +1666,14 @@
       <w:pPr>
         <w:jc w:val="both"/>
         <w:rPr>
-          <w:rFonts w:ascii="Calibri" w:hAnsi="Calibri" w:cs="Calibri"/>
-          <w:sz w:val="34"/>
-          <w:szCs w:val="34"/>
-        </w:rPr>
-      </w:pPr>
-      <w:r>
-        <w:rPr>
-          <w:rFonts w:ascii="Calibri" w:hAnsi="Calibri" w:cs="Calibri"/>
+          <w:rFonts w:ascii="Carlito" w:hAnsi="Carlito" w:cs="Carlito"/>
+          <w:sz w:val="34"/>
+          <w:szCs w:val="34"/>
+        </w:rPr>
+      </w:pPr>
+      <w:r>
+        <w:rPr>
+          <w:rFonts w:ascii="Carlito" w:hAnsi="Carlito" w:cs="Carlito"/>
           <w:sz w:val="34"/>
           <w:szCs w:val="34"/>
         </w:rPr>
@@ -1585,7 +1681,7 @@
       </w:r>
       <w:r>
         <w:rPr>
-          <w:rFonts w:ascii="Calibri" w:hAnsi="Calibri" w:cs="Calibri"/>
+          <w:rFonts w:ascii="Carlito" w:hAnsi="Carlito" w:cs="Carlito"/>
           <w:sz w:val="34"/>
           <w:szCs w:val="34"/>
         </w:rPr>
@@ -1593,7 +1689,7 @@
       </w:r>
       <w:r>
         <w:rPr>
-          <w:rFonts w:ascii="Calibri" w:hAnsi="Calibri" w:cs="Calibri"/>
+          <w:rFonts w:ascii="Carlito" w:hAnsi="Carlito" w:cs="Carlito"/>
           <w:sz w:val="34"/>
           <w:szCs w:val="34"/>
         </w:rPr>
@@ -1604,17 +1700,17 @@
       <w:pPr>
         <w:jc w:val="both"/>
         <w:rPr>
-          <w:rFonts w:ascii="Calibri" w:hAnsi="Calibri" w:cs="Calibri"/>
-          <w:b/>
-          <w:bCs/>
-          <w:color w:val="D86DCB" w:themeColor="accent5" w:themeTint="99"/>
-          <w:sz w:val="34"/>
-          <w:szCs w:val="34"/>
-        </w:rPr>
-      </w:pPr>
-      <w:r>
-        <w:rPr>
-          <w:rFonts w:ascii="Calibri" w:hAnsi="Calibri" w:cs="Calibri"/>
+          <w:rFonts w:ascii="Carlito" w:hAnsi="Carlito" w:cs="Carlito"/>
+          <w:b/>
+          <w:bCs/>
+          <w:color w:val="D86DCB" w:themeColor="accent5" w:themeTint="99"/>
+          <w:sz w:val="34"/>
+          <w:szCs w:val="34"/>
+        </w:rPr>
+      </w:pPr>
+      <w:r>
+        <w:rPr>
+          <w:rFonts w:ascii="Carlito" w:hAnsi="Carlito" w:cs="Carlito"/>
           <w:b/>
           <w:bCs/>
           <w:color w:val="D86DCB" w:themeColor="accent5" w:themeTint="99"/>
@@ -1629,14 +1725,14 @@
       <w:pPr>
         <w:jc w:val="both"/>
         <w:rPr>
-          <w:rFonts w:ascii="Calibri" w:hAnsi="Calibri" w:cs="Calibri"/>
-          <w:sz w:val="34"/>
-          <w:szCs w:val="34"/>
-        </w:rPr>
-      </w:pPr>
-      <w:r>
-        <w:rPr>
-          <w:rFonts w:ascii="Calibri" w:hAnsi="Calibri" w:cs="Calibri"/>
+          <w:rFonts w:ascii="Carlito" w:hAnsi="Carlito" w:cs="Carlito"/>
+          <w:sz w:val="34"/>
+          <w:szCs w:val="34"/>
+        </w:rPr>
+      </w:pPr>
+      <w:r>
+        <w:rPr>
+          <w:rFonts w:ascii="Carlito" w:hAnsi="Carlito" w:cs="Carlito"/>
           <w:sz w:val="34"/>
           <w:szCs w:val="34"/>
         </w:rPr>
@@ -1647,17 +1743,17 @@
       <w:pPr>
         <w:jc w:val="both"/>
         <w:rPr>
-          <w:rFonts w:ascii="Calibri" w:hAnsi="Calibri" w:cs="Calibri"/>
-          <w:b/>
-          <w:bCs/>
-          <w:color w:val="D86DCB" w:themeColor="accent5" w:themeTint="99"/>
-          <w:sz w:val="34"/>
-          <w:szCs w:val="34"/>
-        </w:rPr>
-      </w:pPr>
-      <w:r>
-        <w:rPr>
-          <w:rFonts w:ascii="Calibri" w:hAnsi="Calibri" w:cs="Calibri"/>
+          <w:rFonts w:ascii="Carlito" w:hAnsi="Carlito" w:cs="Carlito"/>
+          <w:b/>
+          <w:bCs/>
+          <w:color w:val="D86DCB" w:themeColor="accent5" w:themeTint="99"/>
+          <w:sz w:val="34"/>
+          <w:szCs w:val="34"/>
+        </w:rPr>
+      </w:pPr>
+      <w:r>
+        <w:rPr>
+          <w:rFonts w:ascii="Carlito" w:hAnsi="Carlito" w:cs="Carlito"/>
           <w:b/>
           <w:bCs/>
           <w:color w:val="D86DCB" w:themeColor="accent5" w:themeTint="99"/>
@@ -1671,14 +1767,14 @@
       <w:pPr>
         <w:jc w:val="both"/>
         <w:rPr>
-          <w:rFonts w:ascii="Calibri" w:hAnsi="Calibri" w:cs="Calibri"/>
-          <w:sz w:val="34"/>
-          <w:szCs w:val="34"/>
-        </w:rPr>
-      </w:pPr>
-      <w:r>
-        <w:rPr>
-          <w:rFonts w:ascii="Calibri" w:hAnsi="Calibri" w:cs="Calibri"/>
+          <w:rFonts w:ascii="Carlito" w:hAnsi="Carlito" w:cs="Carlito"/>
+          <w:sz w:val="34"/>
+          <w:szCs w:val="34"/>
+        </w:rPr>
+      </w:pPr>
+      <w:r>
+        <w:rPr>
+          <w:rFonts w:ascii="Carlito" w:hAnsi="Carlito" w:cs="Carlito"/>
           <w:sz w:val="34"/>
           <w:szCs w:val="34"/>
         </w:rPr>
@@ -1686,7 +1782,7 @@
       </w:r>
       <w:r>
         <w:rPr>
-          <w:rFonts w:ascii="Calibri" w:hAnsi="Calibri" w:cs="Calibri"/>
+          <w:rFonts w:ascii="Carlito" w:hAnsi="Carlito" w:cs="Carlito"/>
           <w:b/>
           <w:bCs/>
           <w:sz w:val="34"/>
@@ -1696,7 +1792,7 @@
       </w:r>
       <w:r>
         <w:rPr>
-          <w:rFonts w:ascii="Calibri" w:hAnsi="Calibri" w:cs="Calibri"/>
+          <w:rFonts w:ascii="Carlito" w:hAnsi="Carlito" w:cs="Carlito"/>
           <w:sz w:val="34"/>
           <w:szCs w:val="34"/>
         </w:rPr>
@@ -1707,17 +1803,17 @@
       <w:pPr>
         <w:jc w:val="both"/>
         <w:rPr>
-          <w:rFonts w:ascii="Calibri" w:hAnsi="Calibri" w:cs="Calibri"/>
-          <w:b/>
-          <w:bCs/>
-          <w:color w:val="D86DCB" w:themeColor="accent5" w:themeTint="99"/>
-          <w:sz w:val="34"/>
-          <w:szCs w:val="34"/>
-        </w:rPr>
-      </w:pPr>
-      <w:r>
-        <w:rPr>
-          <w:rFonts w:ascii="Calibri" w:hAnsi="Calibri" w:cs="Calibri"/>
+          <w:rFonts w:ascii="Carlito" w:hAnsi="Carlito" w:cs="Carlito"/>
+          <w:b/>
+          <w:bCs/>
+          <w:color w:val="D86DCB" w:themeColor="accent5" w:themeTint="99"/>
+          <w:sz w:val="34"/>
+          <w:szCs w:val="34"/>
+        </w:rPr>
+      </w:pPr>
+      <w:r>
+        <w:rPr>
+          <w:rFonts w:ascii="Carlito" w:hAnsi="Carlito" w:cs="Carlito"/>
           <w:b/>
           <w:bCs/>
           <w:color w:val="D86DCB" w:themeColor="accent5" w:themeTint="99"/>
@@ -1731,14 +1827,14 @@
       <w:pPr>
         <w:jc w:val="both"/>
         <w:rPr>
-          <w:rFonts w:ascii="Calibri" w:hAnsi="Calibri" w:cs="Calibri"/>
-          <w:sz w:val="34"/>
-          <w:szCs w:val="34"/>
-        </w:rPr>
-      </w:pPr>
-      <w:r>
-        <w:rPr>
-          <w:rFonts w:ascii="Calibri" w:hAnsi="Calibri" w:cs="Calibri"/>
+          <w:rFonts w:ascii="Carlito" w:hAnsi="Carlito" w:cs="Carlito"/>
+          <w:sz w:val="34"/>
+          <w:szCs w:val="34"/>
+        </w:rPr>
+      </w:pPr>
+      <w:r>
+        <w:rPr>
+          <w:rFonts w:ascii="Carlito" w:hAnsi="Carlito" w:cs="Carlito"/>
           <w:sz w:val="34"/>
           <w:szCs w:val="34"/>
         </w:rPr>
@@ -1749,17 +1845,17 @@
       <w:pPr>
         <w:jc w:val="both"/>
         <w:rPr>
-          <w:rFonts w:ascii="Calibri" w:hAnsi="Calibri" w:cs="Calibri"/>
-          <w:b/>
-          <w:bCs/>
-          <w:color w:val="D86DCB" w:themeColor="accent5" w:themeTint="99"/>
-          <w:sz w:val="34"/>
-          <w:szCs w:val="34"/>
-        </w:rPr>
-      </w:pPr>
-      <w:r>
-        <w:rPr>
-          <w:rFonts w:ascii="Calibri" w:hAnsi="Calibri" w:cs="Calibri"/>
+          <w:rFonts w:ascii="Carlito" w:hAnsi="Carlito" w:cs="Carlito"/>
+          <w:b/>
+          <w:bCs/>
+          <w:color w:val="D86DCB" w:themeColor="accent5" w:themeTint="99"/>
+          <w:sz w:val="34"/>
+          <w:szCs w:val="34"/>
+        </w:rPr>
+      </w:pPr>
+      <w:r>
+        <w:rPr>
+          <w:rFonts w:ascii="Carlito" w:hAnsi="Carlito" w:cs="Carlito"/>
           <w:b/>
           <w:bCs/>
           <w:color w:val="D86DCB" w:themeColor="accent5" w:themeTint="99"/>
@@ -1770,7 +1866,7 @@
       </w:r>
       <w:r>
         <w:rPr>
-          <w:rFonts w:ascii="Calibri" w:hAnsi="Calibri" w:cs="Calibri"/>
+          <w:rFonts w:ascii="Carlito" w:hAnsi="Carlito" w:cs="Carlito"/>
           <w:b/>
           <w:bCs/>
           <w:color w:val="D86DCB" w:themeColor="accent5" w:themeTint="99"/>
@@ -1784,7 +1880,7 @@
       <w:pPr>
         <w:jc w:val="both"/>
         <w:rPr>
-          <w:rFonts w:ascii="Calibri" w:hAnsi="Calibri" w:cs="Calibri"/>
+          <w:rFonts w:ascii="Carlito" w:hAnsi="Carlito" w:cs="Carlito"/>
           <w:color w:val="000000" w:themeColor="text1"/>
           <w:sz w:val="34"/>
           <w:szCs w:val="34"/>
@@ -1795,7 +1891,7 @@
       <w:pPr>
         <w:jc w:val="center"/>
         <w:rPr>
-          <w:rFonts w:ascii="Calibri" w:hAnsi="Calibri" w:cs="Calibri"/>
+          <w:rFonts w:ascii="Carlito" w:hAnsi="Carlito" w:cs="Carlito"/>
           <w:color w:val="000000" w:themeColor="text1"/>
           <w:sz w:val="34"/>
           <w:szCs w:val="34"/>
@@ -1803,7 +1899,7 @@
       </w:pPr>
       <w:r>
         <w:rPr>
-          <w:rFonts w:ascii="Calibri" w:hAnsi="Calibri" w:cs="Calibri"/>
+          <w:rFonts w:ascii="Carlito" w:hAnsi="Carlito" w:cs="Carlito"/>
           <w:color w:val="000000" w:themeColor="text1"/>
           <w:sz w:val="34"/>
           <w:szCs w:val="34"/>
@@ -1815,7 +1911,7 @@
       <w:pPr>
         <w:jc w:val="both"/>
         <w:rPr>
-          <w:rFonts w:ascii="Calibri" w:hAnsi="Calibri" w:cs="Calibri"/>
+          <w:rFonts w:ascii="Carlito" w:hAnsi="Carlito" w:cs="Carlito"/>
           <w:color w:val="000000" w:themeColor="text1"/>
           <w:sz w:val="34"/>
           <w:szCs w:val="34"/>
@@ -1826,7 +1922,7 @@
       <w:pPr>
         <w:jc w:val="both"/>
         <w:rPr>
-          <w:rFonts w:ascii="Calibri" w:hAnsi="Calibri" w:cs="Calibri"/>
+          <w:rFonts w:ascii="Carlito" w:hAnsi="Carlito" w:cs="Carlito"/>
           <w:b/>
           <w:bCs/>
           <w:color w:val="000000" w:themeColor="text1"/>
@@ -1836,7 +1932,7 @@
       </w:pPr>
       <w:r>
         <w:rPr>
-          <w:rFonts w:ascii="Calibri" w:hAnsi="Calibri" w:cs="Calibri"/>
+          <w:rFonts w:ascii="Carlito" w:hAnsi="Carlito" w:cs="Carlito"/>
           <w:b/>
           <w:bCs/>
           <w:color w:val="000000" w:themeColor="text1"/>
@@ -1847,7 +1943,7 @@
       </w:r>
       <w:r>
         <w:rPr>
-          <w:rFonts w:ascii="Calibri" w:hAnsi="Calibri" w:cs="Calibri"/>
+          <w:rFonts w:ascii="Carlito" w:hAnsi="Carlito" w:cs="Carlito"/>
           <w:b/>
           <w:bCs/>
           <w:color w:val="000000" w:themeColor="text1"/>
@@ -1858,7 +1954,7 @@
       </w:r>
       <w:r>
         <w:rPr>
-          <w:rFonts w:ascii="Calibri" w:hAnsi="Calibri" w:cs="Calibri"/>
+          <w:rFonts w:ascii="Carlito" w:hAnsi="Carlito" w:cs="Carlito"/>
           <w:b/>
           <w:bCs/>
           <w:color w:val="000000" w:themeColor="text1"/>
@@ -1872,7 +1968,7 @@
       <w:pPr>
         <w:jc w:val="both"/>
         <w:rPr>
-          <w:rFonts w:ascii="Calibri" w:hAnsi="Calibri" w:cs="Calibri"/>
+          <w:rFonts w:ascii="Carlito" w:hAnsi="Carlito" w:cs="Carlito"/>
           <w:color w:val="000000" w:themeColor="text1"/>
           <w:sz w:val="34"/>
           <w:szCs w:val="34"/>
@@ -1880,7 +1976,7 @@
       </w:pPr>
       <w:r>
         <w:rPr>
-          <w:rFonts w:ascii="Calibri" w:hAnsi="Calibri" w:cs="Calibri"/>
+          <w:rFonts w:ascii="Carlito" w:hAnsi="Carlito" w:cs="Carlito"/>
           <w:color w:val="000000" w:themeColor="text1"/>
           <w:sz w:val="34"/>
           <w:szCs w:val="34"/>
@@ -1892,17 +1988,17 @@
       <w:pPr>
         <w:jc w:val="both"/>
         <w:rPr>
-          <w:rFonts w:ascii="Calibri" w:hAnsi="Calibri" w:cs="Calibri"/>
-          <w:b/>
-          <w:bCs/>
-          <w:color w:val="D86DCB" w:themeColor="accent5" w:themeTint="99"/>
-          <w:sz w:val="34"/>
-          <w:szCs w:val="34"/>
-        </w:rPr>
-      </w:pPr>
-      <w:r>
-        <w:rPr>
-          <w:rFonts w:ascii="Calibri" w:hAnsi="Calibri" w:cs="Calibri"/>
+          <w:rFonts w:ascii="Carlito" w:hAnsi="Carlito" w:cs="Carlito"/>
+          <w:b/>
+          <w:bCs/>
+          <w:color w:val="D86DCB" w:themeColor="accent5" w:themeTint="99"/>
+          <w:sz w:val="34"/>
+          <w:szCs w:val="34"/>
+        </w:rPr>
+      </w:pPr>
+      <w:r>
+        <w:rPr>
+          <w:rFonts w:ascii="Carlito" w:hAnsi="Carlito" w:cs="Carlito"/>
           <w:b/>
           <w:bCs/>
           <w:color w:val="D86DCB" w:themeColor="accent5" w:themeTint="99"/>
@@ -1916,7 +2012,7 @@
       <w:pPr>
         <w:jc w:val="both"/>
         <w:rPr>
-          <w:rFonts w:ascii="Calibri" w:hAnsi="Calibri" w:cs="Calibri"/>
+          <w:rFonts w:ascii="Carlito" w:hAnsi="Carlito" w:cs="Carlito"/>
           <w:color w:val="000000" w:themeColor="text1"/>
           <w:sz w:val="34"/>
           <w:szCs w:val="34"/>
@@ -1924,7 +2020,7 @@
       </w:pPr>
       <w:r>
         <w:rPr>
-          <w:rFonts w:ascii="Calibri" w:hAnsi="Calibri" w:cs="Calibri"/>
+          <w:rFonts w:ascii="Carlito" w:hAnsi="Carlito" w:cs="Carlito"/>
           <w:color w:val="000000" w:themeColor="text1"/>
           <w:sz w:val="34"/>
           <w:szCs w:val="34"/>
@@ -1933,7 +2029,7 @@
       </w:r>
       <w:r>
         <w:rPr>
-          <w:rFonts w:ascii="Calibri" w:hAnsi="Calibri" w:cs="Calibri"/>
+          <w:rFonts w:ascii="Carlito" w:hAnsi="Carlito" w:cs="Carlito"/>
           <w:color w:val="000000" w:themeColor="text1"/>
           <w:sz w:val="34"/>
           <w:szCs w:val="34"/>
@@ -1945,17 +2041,17 @@
       <w:pPr>
         <w:jc w:val="both"/>
         <w:rPr>
-          <w:rFonts w:ascii="Calibri" w:hAnsi="Calibri" w:cs="Calibri"/>
-          <w:b/>
-          <w:bCs/>
-          <w:color w:val="D86DCB" w:themeColor="accent5" w:themeTint="99"/>
-          <w:sz w:val="34"/>
-          <w:szCs w:val="34"/>
-        </w:rPr>
-      </w:pPr>
-      <w:r>
-        <w:rPr>
-          <w:rFonts w:ascii="Calibri" w:hAnsi="Calibri" w:cs="Calibri"/>
+          <w:rFonts w:ascii="Carlito" w:hAnsi="Carlito" w:cs="Carlito"/>
+          <w:b/>
+          <w:bCs/>
+          <w:color w:val="D86DCB" w:themeColor="accent5" w:themeTint="99"/>
+          <w:sz w:val="34"/>
+          <w:szCs w:val="34"/>
+        </w:rPr>
+      </w:pPr>
+      <w:r>
+        <w:rPr>
+          <w:rFonts w:ascii="Carlito" w:hAnsi="Carlito" w:cs="Carlito"/>
           <w:b/>
           <w:bCs/>
           <w:color w:val="D86DCB" w:themeColor="accent5" w:themeTint="99"/>
@@ -1966,7 +2062,7 @@
       </w:r>
       <w:r>
         <w:rPr>
-          <w:rFonts w:ascii="Calibri" w:hAnsi="Calibri" w:cs="Calibri"/>
+          <w:rFonts w:ascii="Carlito" w:hAnsi="Carlito" w:cs="Carlito"/>
           <w:b/>
           <w:bCs/>
           <w:color w:val="D86DCB" w:themeColor="accent5" w:themeTint="99"/>
@@ -1977,7 +2073,7 @@
       </w:r>
       <w:r>
         <w:rPr>
-          <w:rFonts w:ascii="Calibri" w:hAnsi="Calibri" w:cs="Calibri"/>
+          <w:rFonts w:ascii="Carlito" w:hAnsi="Carlito" w:cs="Carlito"/>
           <w:b/>
           <w:bCs/>
           <w:color w:val="D86DCB" w:themeColor="accent5" w:themeTint="99"/>
@@ -1991,14 +2087,14 @@
       <w:pPr>
         <w:jc w:val="both"/>
         <w:rPr>
-          <w:rFonts w:ascii="Calibri" w:hAnsi="Calibri" w:cs="Calibri"/>
-          <w:sz w:val="34"/>
-          <w:szCs w:val="34"/>
-        </w:rPr>
-      </w:pPr>
-      <w:r>
-        <w:rPr>
-          <w:rFonts w:ascii="Calibri" w:hAnsi="Calibri" w:cs="Calibri"/>
+          <w:rFonts w:ascii="Carlito" w:hAnsi="Carlito" w:cs="Carlito"/>
+          <w:sz w:val="34"/>
+          <w:szCs w:val="34"/>
+        </w:rPr>
+      </w:pPr>
+      <w:r>
+        <w:rPr>
+          <w:rFonts w:ascii="Carlito" w:hAnsi="Carlito" w:cs="Carlito"/>
           <w:sz w:val="34"/>
           <w:szCs w:val="34"/>
         </w:rPr>
@@ -2006,7 +2102,7 @@
       </w:r>
       <w:r>
         <w:rPr>
-          <w:rFonts w:ascii="Calibri" w:hAnsi="Calibri" w:cs="Calibri"/>
+          <w:rFonts w:ascii="Carlito" w:hAnsi="Carlito" w:cs="Carlito"/>
           <w:sz w:val="34"/>
           <w:szCs w:val="34"/>
         </w:rPr>
@@ -2014,7 +2110,7 @@
       </w:r>
       <w:r>
         <w:rPr>
-          <w:rFonts w:ascii="Calibri" w:hAnsi="Calibri" w:cs="Calibri"/>
+          <w:rFonts w:ascii="Carlito" w:hAnsi="Carlito" w:cs="Carlito"/>
           <w:sz w:val="34"/>
           <w:szCs w:val="34"/>
         </w:rPr>
@@ -2025,17 +2121,17 @@
       <w:pPr>
         <w:jc w:val="both"/>
         <w:rPr>
-          <w:rFonts w:ascii="Calibri" w:hAnsi="Calibri" w:cs="Calibri"/>
-          <w:b/>
-          <w:bCs/>
-          <w:color w:val="D86DCB" w:themeColor="accent5" w:themeTint="99"/>
-          <w:sz w:val="34"/>
-          <w:szCs w:val="34"/>
-        </w:rPr>
-      </w:pPr>
-      <w:r>
-        <w:rPr>
-          <w:rFonts w:ascii="Calibri" w:hAnsi="Calibri" w:cs="Calibri"/>
+          <w:rFonts w:ascii="Carlito" w:hAnsi="Carlito" w:cs="Carlito"/>
+          <w:b/>
+          <w:bCs/>
+          <w:color w:val="D86DCB" w:themeColor="accent5" w:themeTint="99"/>
+          <w:sz w:val="34"/>
+          <w:szCs w:val="34"/>
+        </w:rPr>
+      </w:pPr>
+      <w:r>
+        <w:rPr>
+          <w:rFonts w:ascii="Carlito" w:hAnsi="Carlito" w:cs="Carlito"/>
           <w:b/>
           <w:bCs/>
           <w:color w:val="D86DCB" w:themeColor="accent5" w:themeTint="99"/>
@@ -2049,7 +2145,7 @@
       <w:pPr>
         <w:jc w:val="both"/>
         <w:rPr>
-          <w:rFonts w:ascii="Calibri" w:hAnsi="Calibri" w:cs="Calibri"/>
+          <w:rFonts w:ascii="Carlito" w:hAnsi="Carlito" w:cs="Carlito"/>
           <w:color w:val="000000" w:themeColor="text1"/>
           <w:sz w:val="34"/>
           <w:szCs w:val="34"/>
@@ -2060,7 +2156,7 @@
       <w:pPr>
         <w:jc w:val="center"/>
         <w:rPr>
-          <w:rFonts w:ascii="Calibri" w:hAnsi="Calibri" w:cs="Calibri"/>
+          <w:rFonts w:ascii="Carlito" w:hAnsi="Carlito" w:cs="Carlito"/>
           <w:color w:val="000000" w:themeColor="text1"/>
           <w:sz w:val="34"/>
           <w:szCs w:val="34"/>
@@ -2068,7 +2164,7 @@
       </w:pPr>
       <w:r>
         <w:rPr>
-          <w:rFonts w:ascii="Calibri" w:hAnsi="Calibri" w:cs="Calibri"/>
+          <w:rFonts w:ascii="Carlito" w:hAnsi="Carlito" w:cs="Carlito"/>
           <w:color w:val="000000" w:themeColor="text1"/>
           <w:sz w:val="34"/>
           <w:szCs w:val="34"/>
@@ -2080,7 +2176,7 @@
       <w:pPr>
         <w:jc w:val="both"/>
         <w:rPr>
-          <w:rFonts w:ascii="Calibri" w:hAnsi="Calibri" w:cs="Calibri"/>
+          <w:rFonts w:ascii="Carlito" w:hAnsi="Carlito" w:cs="Carlito"/>
           <w:color w:val="000000" w:themeColor="text1"/>
           <w:sz w:val="34"/>
           <w:szCs w:val="34"/>
@@ -2091,16 +2187,16 @@
       <w:pPr>
         <w:jc w:val="both"/>
         <w:rPr>
-          <w:rFonts w:ascii="Calibri" w:hAnsi="Calibri" w:cs="Calibri"/>
-          <w:b/>
-          <w:bCs/>
-          <w:sz w:val="34"/>
-          <w:szCs w:val="34"/>
-        </w:rPr>
-      </w:pPr>
-      <w:r>
-        <w:rPr>
-          <w:rFonts w:ascii="Calibri" w:hAnsi="Calibri" w:cs="Calibri"/>
+          <w:rFonts w:ascii="Carlito" w:hAnsi="Carlito" w:cs="Carlito"/>
+          <w:b/>
+          <w:bCs/>
+          <w:sz w:val="34"/>
+          <w:szCs w:val="34"/>
+        </w:rPr>
+      </w:pPr>
+      <w:r>
+        <w:rPr>
+          <w:rFonts w:ascii="Carlito" w:hAnsi="Carlito" w:cs="Carlito"/>
           <w:b/>
           <w:bCs/>
           <w:sz w:val="34"/>
@@ -2110,7 +2206,7 @@
       </w:r>
       <w:r>
         <w:rPr>
-          <w:rFonts w:ascii="Calibri" w:hAnsi="Calibri" w:cs="Calibri"/>
+          <w:rFonts w:ascii="Carlito" w:hAnsi="Carlito" w:cs="Carlito"/>
           <w:b/>
           <w:bCs/>
           <w:sz w:val="34"/>
@@ -2120,7 +2216,7 @@
       </w:r>
       <w:r>
         <w:rPr>
-          <w:rFonts w:ascii="Calibri" w:hAnsi="Calibri" w:cs="Calibri"/>
+          <w:rFonts w:ascii="Carlito" w:hAnsi="Carlito" w:cs="Carlito"/>
           <w:b/>
           <w:bCs/>
           <w:sz w:val="34"/>
@@ -2133,14 +2229,14 @@
       <w:pPr>
         <w:jc w:val="both"/>
         <w:rPr>
-          <w:rFonts w:ascii="Calibri" w:hAnsi="Calibri" w:cs="Calibri"/>
-          <w:sz w:val="34"/>
-          <w:szCs w:val="34"/>
-        </w:rPr>
-      </w:pPr>
-      <w:r>
-        <w:rPr>
-          <w:rFonts w:ascii="Calibri" w:hAnsi="Calibri" w:cs="Calibri"/>
+          <w:rFonts w:ascii="Carlito" w:hAnsi="Carlito" w:cs="Carlito"/>
+          <w:sz w:val="34"/>
+          <w:szCs w:val="34"/>
+        </w:rPr>
+      </w:pPr>
+      <w:r>
+        <w:rPr>
+          <w:rFonts w:ascii="Carlito" w:hAnsi="Carlito" w:cs="Carlito"/>
           <w:sz w:val="34"/>
           <w:szCs w:val="34"/>
         </w:rPr>
@@ -2148,7 +2244,7 @@
       </w:r>
       <w:r>
         <w:rPr>
-          <w:rFonts w:ascii="Calibri" w:hAnsi="Calibri" w:cs="Calibri"/>
+          <w:rFonts w:ascii="Carlito" w:hAnsi="Carlito" w:cs="Carlito"/>
           <w:sz w:val="34"/>
           <w:szCs w:val="34"/>
         </w:rPr>
@@ -2156,7 +2252,7 @@
       </w:r>
       <w:r>
         <w:rPr>
-          <w:rFonts w:ascii="Calibri" w:hAnsi="Calibri" w:cs="Calibri"/>
+          <w:rFonts w:ascii="Carlito" w:hAnsi="Carlito" w:cs="Carlito"/>
           <w:sz w:val="34"/>
           <w:szCs w:val="34"/>
         </w:rPr>
@@ -2167,7 +2263,7 @@
       <w:pPr>
         <w:jc w:val="both"/>
         <w:rPr>
-          <w:rFonts w:ascii="Calibri" w:hAnsi="Calibri" w:cs="Calibri"/>
+          <w:rFonts w:ascii="Carlito" w:hAnsi="Carlito" w:cs="Carlito"/>
           <w:b/>
           <w:bCs/>
           <w:color w:val="60CAF3" w:themeColor="accent4" w:themeTint="99"/>
@@ -2177,7 +2273,7 @@
       </w:pPr>
       <w:r>
         <w:rPr>
-          <w:rFonts w:ascii="Calibri" w:hAnsi="Calibri" w:cs="Calibri"/>
+          <w:rFonts w:ascii="Carlito" w:hAnsi="Carlito" w:cs="Carlito"/>
           <w:b/>
           <w:bCs/>
           <w:color w:val="60CAF3" w:themeColor="accent4" w:themeTint="99"/>
@@ -2191,14 +2287,14 @@
       <w:pPr>
         <w:jc w:val="both"/>
         <w:rPr>
-          <w:rFonts w:ascii="Calibri" w:hAnsi="Calibri" w:cs="Calibri"/>
-          <w:sz w:val="34"/>
-          <w:szCs w:val="34"/>
-        </w:rPr>
-      </w:pPr>
-      <w:r>
-        <w:rPr>
-          <w:rFonts w:ascii="Calibri" w:hAnsi="Calibri" w:cs="Calibri"/>
+          <w:rFonts w:ascii="Carlito" w:hAnsi="Carlito" w:cs="Carlito"/>
+          <w:sz w:val="34"/>
+          <w:szCs w:val="34"/>
+        </w:rPr>
+      </w:pPr>
+      <w:r>
+        <w:rPr>
+          <w:rFonts w:ascii="Carlito" w:hAnsi="Carlito" w:cs="Carlito"/>
           <w:sz w:val="34"/>
           <w:szCs w:val="34"/>
         </w:rPr>
@@ -2209,17 +2305,17 @@
       <w:pPr>
         <w:jc w:val="both"/>
         <w:rPr>
-          <w:rFonts w:ascii="Calibri" w:hAnsi="Calibri" w:cs="Calibri"/>
-          <w:b/>
-          <w:bCs/>
-          <w:color w:val="D86DCB" w:themeColor="accent5" w:themeTint="99"/>
-          <w:sz w:val="34"/>
-          <w:szCs w:val="34"/>
-        </w:rPr>
-      </w:pPr>
-      <w:r>
-        <w:rPr>
-          <w:rFonts w:ascii="Calibri" w:hAnsi="Calibri" w:cs="Calibri"/>
+          <w:rFonts w:ascii="Carlito" w:hAnsi="Carlito" w:cs="Carlito"/>
+          <w:b/>
+          <w:bCs/>
+          <w:color w:val="D86DCB" w:themeColor="accent5" w:themeTint="99"/>
+          <w:sz w:val="34"/>
+          <w:szCs w:val="34"/>
+        </w:rPr>
+      </w:pPr>
+      <w:r>
+        <w:rPr>
+          <w:rFonts w:ascii="Carlito" w:hAnsi="Carlito" w:cs="Carlito"/>
           <w:b/>
           <w:bCs/>
           <w:color w:val="D86DCB" w:themeColor="accent5" w:themeTint="99"/>
@@ -2230,7 +2326,7 @@
       </w:r>
       <w:r>
         <w:rPr>
-          <w:rFonts w:ascii="Calibri" w:hAnsi="Calibri" w:cs="Calibri"/>
+          <w:rFonts w:ascii="Carlito" w:hAnsi="Carlito" w:cs="Carlito"/>
           <w:b/>
           <w:bCs/>
           <w:color w:val="D86DCB" w:themeColor="accent5" w:themeTint="99"/>
@@ -2244,14 +2340,14 @@
       <w:pPr>
         <w:jc w:val="both"/>
         <w:rPr>
-          <w:rFonts w:ascii="Calibri" w:hAnsi="Calibri" w:cs="Calibri"/>
-          <w:sz w:val="34"/>
-          <w:szCs w:val="34"/>
-        </w:rPr>
-      </w:pPr>
-      <w:r>
-        <w:rPr>
-          <w:rFonts w:ascii="Calibri" w:hAnsi="Calibri" w:cs="Calibri"/>
+          <w:rFonts w:ascii="Carlito" w:hAnsi="Carlito" w:cs="Carlito"/>
+          <w:sz w:val="34"/>
+          <w:szCs w:val="34"/>
+        </w:rPr>
+      </w:pPr>
+      <w:r>
+        <w:rPr>
+          <w:rFonts w:ascii="Carlito" w:hAnsi="Carlito" w:cs="Carlito"/>
           <w:sz w:val="34"/>
           <w:szCs w:val="34"/>
         </w:rPr>
@@ -2259,7 +2355,7 @@
       </w:r>
       <w:r>
         <w:rPr>
-          <w:rFonts w:ascii="Calibri" w:hAnsi="Calibri" w:cs="Calibri"/>
+          <w:rFonts w:ascii="Carlito" w:hAnsi="Carlito" w:cs="Carlito"/>
           <w:b/>
           <w:bCs/>
           <w:sz w:val="34"/>
@@ -2269,7 +2365,7 @@
       </w:r>
       <w:r>
         <w:rPr>
-          <w:rFonts w:ascii="Calibri" w:hAnsi="Calibri" w:cs="Calibri"/>
+          <w:rFonts w:ascii="Carlito" w:hAnsi="Carlito" w:cs="Carlito"/>
           <w:sz w:val="34"/>
           <w:szCs w:val="34"/>
         </w:rPr>
@@ -2277,7 +2373,7 @@
       </w:r>
       <w:r>
         <w:rPr>
-          <w:rFonts w:ascii="Calibri" w:hAnsi="Calibri" w:cs="Calibri"/>
+          <w:rFonts w:ascii="Carlito" w:hAnsi="Carlito" w:cs="Carlito"/>
           <w:sz w:val="34"/>
           <w:szCs w:val="34"/>
         </w:rPr>
@@ -2285,7 +2381,7 @@
       </w:r>
       <w:r>
         <w:rPr>
-          <w:rFonts w:ascii="Calibri" w:hAnsi="Calibri" w:cs="Calibri"/>
+          <w:rFonts w:ascii="Carlito" w:hAnsi="Carlito" w:cs="Carlito"/>
           <w:sz w:val="34"/>
           <w:szCs w:val="34"/>
         </w:rPr>
@@ -2293,7 +2389,7 @@
       </w:r>
       <w:r>
         <w:rPr>
-          <w:rFonts w:ascii="Calibri" w:hAnsi="Calibri" w:cs="Calibri"/>
+          <w:rFonts w:ascii="Carlito" w:hAnsi="Carlito" w:cs="Carlito"/>
           <w:b/>
           <w:bCs/>
           <w:sz w:val="34"/>
@@ -2303,7 +2399,7 @@
       </w:r>
       <w:r>
         <w:rPr>
-          <w:rFonts w:ascii="Calibri" w:hAnsi="Calibri" w:cs="Calibri"/>
+          <w:rFonts w:ascii="Carlito" w:hAnsi="Carlito" w:cs="Carlito"/>
           <w:sz w:val="34"/>
           <w:szCs w:val="34"/>
         </w:rPr>
@@ -2311,7 +2407,7 @@
       </w:r>
       <w:r>
         <w:rPr>
-          <w:rFonts w:ascii="Calibri" w:hAnsi="Calibri" w:cs="Calibri"/>
+          <w:rFonts w:ascii="Carlito" w:hAnsi="Carlito" w:cs="Carlito"/>
           <w:sz w:val="34"/>
           <w:szCs w:val="34"/>
         </w:rPr>
@@ -2319,7 +2415,7 @@
       </w:r>
       <w:r>
         <w:rPr>
-          <w:rFonts w:ascii="Calibri" w:hAnsi="Calibri" w:cs="Calibri"/>
+          <w:rFonts w:ascii="Carlito" w:hAnsi="Carlito" w:cs="Carlito"/>
           <w:sz w:val="34"/>
           <w:szCs w:val="34"/>
         </w:rPr>
@@ -2330,7 +2426,7 @@
       <w:pPr>
         <w:jc w:val="both"/>
         <w:rPr>
-          <w:rFonts w:ascii="Calibri" w:hAnsi="Calibri" w:cs="Calibri"/>
+          <w:rFonts w:ascii="Carlito" w:hAnsi="Carlito" w:cs="Carlito"/>
           <w:b/>
           <w:bCs/>
           <w:color w:val="8DD873" w:themeColor="accent6" w:themeTint="99"/>
@@ -2340,7 +2436,7 @@
       </w:pPr>
       <w:r>
         <w:rPr>
-          <w:rFonts w:ascii="Calibri" w:hAnsi="Calibri" w:cs="Calibri"/>
+          <w:rFonts w:ascii="Carlito" w:hAnsi="Carlito" w:cs="Carlito"/>
           <w:b/>
           <w:bCs/>
           <w:color w:val="8DD873" w:themeColor="accent6" w:themeTint="99"/>
@@ -2351,7 +2447,7 @@
       </w:r>
       <w:r>
         <w:rPr>
-          <w:rFonts w:ascii="Calibri" w:hAnsi="Calibri" w:cs="Calibri"/>
+          <w:rFonts w:ascii="Carlito" w:hAnsi="Carlito" w:cs="Carlito"/>
           <w:b/>
           <w:bCs/>
           <w:color w:val="8DD873" w:themeColor="accent6" w:themeTint="99"/>
@@ -2365,7 +2461,7 @@
       <w:pPr>
         <w:jc w:val="both"/>
         <w:rPr>
-          <w:rFonts w:ascii="Calibri" w:hAnsi="Calibri" w:cs="Calibri"/>
+          <w:rFonts w:ascii="Carlito" w:hAnsi="Carlito" w:cs="Carlito"/>
           <w:b/>
           <w:bCs/>
           <w:color w:val="8DD873" w:themeColor="accent6" w:themeTint="99"/>
@@ -2375,7 +2471,7 @@
       </w:pPr>
       <w:r>
         <w:rPr>
-          <w:rFonts w:ascii="Calibri" w:hAnsi="Calibri" w:cs="Calibri"/>
+          <w:rFonts w:ascii="Carlito" w:hAnsi="Carlito" w:cs="Carlito"/>
           <w:b/>
           <w:bCs/>
           <w:color w:val="8DD873" w:themeColor="accent6" w:themeTint="99"/>
@@ -2389,14 +2485,14 @@
       <w:pPr>
         <w:jc w:val="both"/>
         <w:rPr>
-          <w:rFonts w:ascii="Calibri" w:hAnsi="Calibri" w:cs="Calibri"/>
-          <w:sz w:val="34"/>
-          <w:szCs w:val="34"/>
-        </w:rPr>
-      </w:pPr>
-      <w:r>
-        <w:rPr>
-          <w:rFonts w:ascii="Calibri" w:hAnsi="Calibri" w:cs="Calibri"/>
+          <w:rFonts w:ascii="Carlito" w:hAnsi="Carlito" w:cs="Carlito"/>
+          <w:sz w:val="34"/>
+          <w:szCs w:val="34"/>
+        </w:rPr>
+      </w:pPr>
+      <w:r>
+        <w:rPr>
+          <w:rFonts w:ascii="Carlito" w:hAnsi="Carlito" w:cs="Carlito"/>
           <w:sz w:val="34"/>
           <w:szCs w:val="34"/>
         </w:rPr>
@@ -2404,7 +2500,7 @@
       </w:r>
       <w:r>
         <w:rPr>
-          <w:rFonts w:ascii="Calibri" w:hAnsi="Calibri" w:cs="Calibri"/>
+          <w:rFonts w:ascii="Carlito" w:hAnsi="Carlito" w:cs="Carlito"/>
           <w:b/>
           <w:bCs/>
           <w:sz w:val="34"/>
@@ -2414,7 +2510,7 @@
       </w:r>
       <w:r>
         <w:rPr>
-          <w:rFonts w:ascii="Calibri" w:hAnsi="Calibri" w:cs="Calibri"/>
+          <w:rFonts w:ascii="Carlito" w:hAnsi="Carlito" w:cs="Carlito"/>
           <w:sz w:val="34"/>
           <w:szCs w:val="34"/>
         </w:rPr>
@@ -2422,7 +2518,7 @@
       </w:r>
       <w:r>
         <w:rPr>
-          <w:rFonts w:ascii="Calibri" w:hAnsi="Calibri" w:cs="Calibri"/>
+          <w:rFonts w:ascii="Carlito" w:hAnsi="Carlito" w:cs="Carlito"/>
           <w:b/>
           <w:bCs/>
           <w:sz w:val="34"/>
@@ -2432,7 +2528,7 @@
       </w:r>
       <w:r>
         <w:rPr>
-          <w:rFonts w:ascii="Calibri" w:hAnsi="Calibri" w:cs="Calibri"/>
+          <w:rFonts w:ascii="Carlito" w:hAnsi="Carlito" w:cs="Carlito"/>
           <w:sz w:val="34"/>
           <w:szCs w:val="34"/>
         </w:rPr>
@@ -2443,24 +2539,24 @@
       <w:pPr>
         <w:jc w:val="both"/>
         <w:rPr>
-          <w:rFonts w:ascii="Calibri" w:hAnsi="Calibri" w:cs="Calibri"/>
-          <w:sz w:val="34"/>
-          <w:szCs w:val="34"/>
-        </w:rPr>
-      </w:pPr>
-    </w:p>
-    <w:p>
-      <w:pPr>
-        <w:jc w:val="both"/>
-        <w:rPr>
-          <w:rFonts w:ascii="Calibri" w:hAnsi="Calibri" w:cs="Calibri"/>
-          <w:sz w:val="34"/>
-          <w:szCs w:val="34"/>
-        </w:rPr>
-      </w:pPr>
-      <w:r>
-        <w:rPr>
-          <w:rFonts w:ascii="Calibri" w:hAnsi="Calibri" w:cs="Calibri"/>
+          <w:rFonts w:ascii="Carlito" w:hAnsi="Carlito" w:cs="Carlito"/>
+          <w:sz w:val="34"/>
+          <w:szCs w:val="34"/>
+        </w:rPr>
+      </w:pPr>
+    </w:p>
+    <w:p>
+      <w:pPr>
+        <w:jc w:val="both"/>
+        <w:rPr>
+          <w:rFonts w:ascii="Carlito" w:hAnsi="Carlito" w:cs="Carlito"/>
+          <w:sz w:val="34"/>
+          <w:szCs w:val="34"/>
+        </w:rPr>
+      </w:pPr>
+      <w:r>
+        <w:rPr>
+          <w:rFonts w:ascii="Carlito" w:hAnsi="Carlito" w:cs="Carlito"/>
           <w:sz w:val="34"/>
           <w:szCs w:val="34"/>
         </w:rPr>
@@ -2471,14 +2567,14 @@
       <w:pPr>
         <w:jc w:val="both"/>
         <w:rPr>
-          <w:rFonts w:ascii="Calibri" w:hAnsi="Calibri" w:cs="Calibri"/>
-          <w:sz w:val="34"/>
-          <w:szCs w:val="34"/>
-        </w:rPr>
-      </w:pPr>
-      <w:r>
-        <w:rPr>
-          <w:rFonts w:ascii="Calibri" w:hAnsi="Calibri" w:cs="Calibri"/>
+          <w:rFonts w:ascii="Carlito" w:hAnsi="Carlito" w:cs="Carlito"/>
+          <w:sz w:val="34"/>
+          <w:szCs w:val="34"/>
+        </w:rPr>
+      </w:pPr>
+      <w:r>
+        <w:rPr>
+          <w:rFonts w:ascii="Carlito" w:hAnsi="Carlito" w:cs="Carlito"/>
           <w:sz w:val="34"/>
           <w:szCs w:val="34"/>
         </w:rPr>
@@ -2486,7 +2582,7 @@
       </w:r>
       <w:r>
         <w:rPr>
-          <w:rFonts w:ascii="Calibri" w:hAnsi="Calibri" w:cs="Calibri"/>
+          <w:rFonts w:ascii="Carlito" w:hAnsi="Carlito" w:cs="Carlito"/>
           <w:b/>
           <w:bCs/>
           <w:sz w:val="34"/>
@@ -2496,7 +2592,7 @@
       </w:r>
       <w:r>
         <w:rPr>
-          <w:rFonts w:ascii="Calibri" w:hAnsi="Calibri" w:cs="Calibri"/>
+          <w:rFonts w:ascii="Carlito" w:hAnsi="Carlito" w:cs="Carlito"/>
           <w:sz w:val="34"/>
           <w:szCs w:val="34"/>
         </w:rPr>
@@ -2512,14 +2608,14 @@
         </w:numPr>
         <w:jc w:val="both"/>
         <w:rPr>
-          <w:rFonts w:ascii="Calibri" w:hAnsi="Calibri" w:cs="Calibri"/>
-          <w:sz w:val="34"/>
-          <w:szCs w:val="34"/>
-        </w:rPr>
-      </w:pPr>
-      <w:r>
-        <w:rPr>
-          <w:rFonts w:ascii="Calibri" w:hAnsi="Calibri" w:cs="Calibri"/>
+          <w:rFonts w:ascii="Carlito" w:hAnsi="Carlito" w:cs="Carlito"/>
+          <w:sz w:val="34"/>
+          <w:szCs w:val="34"/>
+        </w:rPr>
+      </w:pPr>
+      <w:r>
+        <w:rPr>
+          <w:rFonts w:ascii="Carlito" w:hAnsi="Carlito" w:cs="Carlito"/>
           <w:sz w:val="34"/>
           <w:szCs w:val="34"/>
         </w:rPr>
@@ -2535,14 +2631,14 @@
         </w:numPr>
         <w:jc w:val="both"/>
         <w:rPr>
-          <w:rFonts w:ascii="Calibri" w:hAnsi="Calibri" w:cs="Calibri"/>
-          <w:sz w:val="34"/>
-          <w:szCs w:val="34"/>
-        </w:rPr>
-      </w:pPr>
-      <w:r>
-        <w:rPr>
-          <w:rFonts w:ascii="Calibri" w:hAnsi="Calibri" w:cs="Calibri"/>
+          <w:rFonts w:ascii="Carlito" w:hAnsi="Carlito" w:cs="Carlito"/>
+          <w:sz w:val="34"/>
+          <w:szCs w:val="34"/>
+        </w:rPr>
+      </w:pPr>
+      <w:r>
+        <w:rPr>
+          <w:rFonts w:ascii="Carlito" w:hAnsi="Carlito" w:cs="Carlito"/>
           <w:sz w:val="34"/>
           <w:szCs w:val="34"/>
         </w:rPr>
@@ -2550,7 +2646,7 @@
       </w:r>
       <w:r>
         <w:rPr>
-          <w:rFonts w:ascii="Calibri" w:hAnsi="Calibri" w:cs="Calibri"/>
+          <w:rFonts w:ascii="Carlito" w:hAnsi="Carlito" w:cs="Carlito"/>
           <w:b/>
           <w:bCs/>
           <w:sz w:val="34"/>
@@ -2560,7 +2656,7 @@
       </w:r>
       <w:r>
         <w:rPr>
-          <w:rFonts w:ascii="Calibri" w:hAnsi="Calibri" w:cs="Calibri"/>
+          <w:rFonts w:ascii="Carlito" w:hAnsi="Carlito" w:cs="Carlito"/>
           <w:sz w:val="34"/>
           <w:szCs w:val="34"/>
         </w:rPr>
@@ -2576,14 +2672,14 @@
         </w:numPr>
         <w:jc w:val="both"/>
         <w:rPr>
-          <w:rFonts w:ascii="Calibri" w:hAnsi="Calibri" w:cs="Calibri"/>
-          <w:sz w:val="34"/>
-          <w:szCs w:val="34"/>
-        </w:rPr>
-      </w:pPr>
-      <w:r>
-        <w:rPr>
-          <w:rFonts w:ascii="Calibri" w:hAnsi="Calibri" w:cs="Calibri"/>
+          <w:rFonts w:ascii="Carlito" w:hAnsi="Carlito" w:cs="Carlito"/>
+          <w:sz w:val="34"/>
+          <w:szCs w:val="34"/>
+        </w:rPr>
+      </w:pPr>
+      <w:r>
+        <w:rPr>
+          <w:rFonts w:ascii="Carlito" w:hAnsi="Carlito" w:cs="Carlito"/>
           <w:sz w:val="34"/>
           <w:szCs w:val="34"/>
         </w:rPr>
@@ -2591,7 +2687,7 @@
       </w:r>
       <w:r>
         <w:rPr>
-          <w:rFonts w:ascii="Calibri" w:hAnsi="Calibri" w:cs="Calibri"/>
+          <w:rFonts w:ascii="Carlito" w:hAnsi="Carlito" w:cs="Carlito"/>
           <w:b/>
           <w:bCs/>
           <w:sz w:val="34"/>
@@ -2601,7 +2697,7 @@
       </w:r>
       <w:r>
         <w:rPr>
-          <w:rFonts w:ascii="Calibri" w:hAnsi="Calibri" w:cs="Calibri"/>
+          <w:rFonts w:ascii="Carlito" w:hAnsi="Carlito" w:cs="Carlito"/>
           <w:sz w:val="34"/>
           <w:szCs w:val="34"/>
         </w:rPr>
@@ -2612,14 +2708,14 @@
       <w:pPr>
         <w:jc w:val="both"/>
         <w:rPr>
-          <w:rFonts w:ascii="Calibri" w:hAnsi="Calibri" w:cs="Calibri"/>
-          <w:sz w:val="34"/>
-          <w:szCs w:val="34"/>
-        </w:rPr>
-      </w:pPr>
-      <w:r>
-        <w:rPr>
-          <w:rFonts w:ascii="Calibri" w:hAnsi="Calibri" w:cs="Calibri"/>
+          <w:rFonts w:ascii="Carlito" w:hAnsi="Carlito" w:cs="Carlito"/>
+          <w:sz w:val="34"/>
+          <w:szCs w:val="34"/>
+        </w:rPr>
+      </w:pPr>
+      <w:r>
+        <w:rPr>
+          <w:rFonts w:ascii="Carlito" w:hAnsi="Carlito" w:cs="Carlito"/>
           <w:sz w:val="34"/>
           <w:szCs w:val="34"/>
         </w:rPr>
@@ -2627,7 +2723,7 @@
       </w:r>
       <w:r>
         <w:rPr>
-          <w:rFonts w:ascii="Calibri" w:hAnsi="Calibri" w:cs="Calibri"/>
+          <w:rFonts w:ascii="Carlito" w:hAnsi="Carlito" w:cs="Carlito"/>
           <w:b/>
           <w:bCs/>
           <w:sz w:val="34"/>
@@ -2637,7 +2733,7 @@
       </w:r>
       <w:r>
         <w:rPr>
-          <w:rFonts w:ascii="Calibri" w:hAnsi="Calibri" w:cs="Calibri"/>
+          <w:rFonts w:ascii="Carlito" w:hAnsi="Carlito" w:cs="Carlito"/>
           <w:sz w:val="34"/>
           <w:szCs w:val="34"/>
         </w:rPr>
@@ -2645,7 +2741,7 @@
       </w:r>
       <w:r>
         <w:rPr>
-          <w:rFonts w:ascii="Calibri" w:hAnsi="Calibri" w:cs="Calibri"/>
+          <w:rFonts w:ascii="Carlito" w:hAnsi="Carlito" w:cs="Carlito"/>
           <w:sz w:val="34"/>
           <w:szCs w:val="34"/>
         </w:rPr>
@@ -2653,7 +2749,7 @@
       </w:r>
       <w:r>
         <w:rPr>
-          <w:rFonts w:ascii="Calibri" w:hAnsi="Calibri" w:cs="Calibri"/>
+          <w:rFonts w:ascii="Carlito" w:hAnsi="Carlito" w:cs="Carlito"/>
           <w:b/>
           <w:bCs/>
           <w:sz w:val="34"/>
@@ -2663,7 +2759,7 @@
       </w:r>
       <w:r>
         <w:rPr>
-          <w:rFonts w:ascii="Calibri" w:hAnsi="Calibri" w:cs="Calibri"/>
+          <w:rFonts w:ascii="Carlito" w:hAnsi="Carlito" w:cs="Carlito"/>
           <w:sz w:val="34"/>
           <w:szCs w:val="34"/>
         </w:rPr>
@@ -2671,7 +2767,7 @@
       </w:r>
       <w:r>
         <w:rPr>
-          <w:rFonts w:ascii="Calibri" w:hAnsi="Calibri" w:cs="Calibri"/>
+          <w:rFonts w:ascii="Carlito" w:hAnsi="Carlito" w:cs="Carlito"/>
           <w:sz w:val="34"/>
           <w:szCs w:val="34"/>
         </w:rPr>
@@ -2679,7 +2775,7 @@
       </w:r>
       <w:r>
         <w:rPr>
-          <w:rFonts w:ascii="Calibri" w:hAnsi="Calibri" w:cs="Calibri"/>
+          <w:rFonts w:ascii="Carlito" w:hAnsi="Carlito" w:cs="Carlito"/>
           <w:sz w:val="34"/>
           <w:szCs w:val="34"/>
         </w:rPr>
@@ -2687,7 +2783,7 @@
       </w:r>
       <w:r>
         <w:rPr>
-          <w:rFonts w:ascii="Calibri" w:hAnsi="Calibri" w:cs="Calibri"/>
+          <w:rFonts w:ascii="Carlito" w:hAnsi="Carlito" w:cs="Carlito"/>
           <w:sz w:val="34"/>
           <w:szCs w:val="34"/>
         </w:rPr>
@@ -2695,7 +2791,7 @@
       </w:r>
       <w:r>
         <w:rPr>
-          <w:rFonts w:ascii="Calibri" w:hAnsi="Calibri" w:cs="Calibri"/>
+          <w:rFonts w:ascii="Carlito" w:hAnsi="Carlito" w:cs="Carlito"/>
           <w:sz w:val="34"/>
           <w:szCs w:val="34"/>
         </w:rPr>
@@ -2703,7 +2799,7 @@
       </w:r>
       <w:r>
         <w:rPr>
-          <w:rFonts w:ascii="Calibri" w:hAnsi="Calibri" w:cs="Calibri"/>
+          <w:rFonts w:ascii="Carlito" w:hAnsi="Carlito" w:cs="Carlito"/>
           <w:sz w:val="34"/>
           <w:szCs w:val="34"/>
         </w:rPr>
@@ -2711,7 +2807,7 @@
       </w:r>
       <w:r>
         <w:rPr>
-          <w:rFonts w:ascii="Calibri" w:hAnsi="Calibri" w:cs="Calibri"/>
+          <w:rFonts w:ascii="Carlito" w:hAnsi="Carlito" w:cs="Carlito"/>
           <w:b/>
           <w:bCs/>
           <w:sz w:val="34"/>
@@ -2721,7 +2817,7 @@
       </w:r>
       <w:r>
         <w:rPr>
-          <w:rFonts w:ascii="Calibri" w:hAnsi="Calibri" w:cs="Calibri"/>
+          <w:rFonts w:ascii="Carlito" w:hAnsi="Carlito" w:cs="Carlito"/>
           <w:sz w:val="34"/>
           <w:szCs w:val="34"/>
         </w:rPr>
@@ -2729,7 +2825,7 @@
       </w:r>
       <w:r>
         <w:rPr>
-          <w:rFonts w:ascii="Calibri" w:hAnsi="Calibri" w:cs="Calibri"/>
+          <w:rFonts w:ascii="Carlito" w:hAnsi="Carlito" w:cs="Carlito"/>
           <w:sz w:val="34"/>
           <w:szCs w:val="34"/>
         </w:rPr>
@@ -2737,7 +2833,7 @@
       </w:r>
       <w:r>
         <w:rPr>
-          <w:rFonts w:ascii="Calibri" w:hAnsi="Calibri" w:cs="Calibri"/>
+          <w:rFonts w:ascii="Carlito" w:hAnsi="Carlito" w:cs="Carlito"/>
           <w:sz w:val="34"/>
           <w:szCs w:val="34"/>
         </w:rPr>
@@ -2745,7 +2841,7 @@
       </w:r>
       <w:r>
         <w:rPr>
-          <w:rFonts w:ascii="Calibri" w:hAnsi="Calibri" w:cs="Calibri"/>
+          <w:rFonts w:ascii="Carlito" w:hAnsi="Carlito" w:cs="Carlito"/>
           <w:sz w:val="34"/>
           <w:szCs w:val="34"/>
         </w:rPr>
@@ -2756,17 +2852,17 @@
       <w:pPr>
         <w:jc w:val="both"/>
         <w:rPr>
-          <w:rFonts w:ascii="Calibri" w:hAnsi="Calibri" w:cs="Calibri"/>
-          <w:b/>
-          <w:bCs/>
-          <w:color w:val="D86DCB" w:themeColor="accent5" w:themeTint="99"/>
-          <w:sz w:val="34"/>
-          <w:szCs w:val="34"/>
-        </w:rPr>
-      </w:pPr>
-      <w:r>
-        <w:rPr>
-          <w:rFonts w:ascii="Calibri" w:hAnsi="Calibri" w:cs="Calibri"/>
+          <w:rFonts w:ascii="Carlito" w:hAnsi="Carlito" w:cs="Carlito"/>
+          <w:b/>
+          <w:bCs/>
+          <w:color w:val="D86DCB" w:themeColor="accent5" w:themeTint="99"/>
+          <w:sz w:val="34"/>
+          <w:szCs w:val="34"/>
+        </w:rPr>
+      </w:pPr>
+      <w:r>
+        <w:rPr>
+          <w:rFonts w:ascii="Carlito" w:hAnsi="Carlito" w:cs="Carlito"/>
           <w:b/>
           <w:bCs/>
           <w:color w:val="D86DCB" w:themeColor="accent5" w:themeTint="99"/>
@@ -2780,17 +2876,17 @@
       <w:pPr>
         <w:jc w:val="both"/>
         <w:rPr>
-          <w:rFonts w:ascii="Calibri" w:hAnsi="Calibri" w:cs="Calibri"/>
-          <w:b/>
-          <w:bCs/>
-          <w:color w:val="D86DCB" w:themeColor="accent5" w:themeTint="99"/>
-          <w:sz w:val="34"/>
-          <w:szCs w:val="34"/>
-        </w:rPr>
-      </w:pPr>
-      <w:r>
-        <w:rPr>
-          <w:rFonts w:ascii="Calibri" w:hAnsi="Calibri" w:cs="Calibri"/>
+          <w:rFonts w:ascii="Carlito" w:hAnsi="Carlito" w:cs="Carlito"/>
+          <w:b/>
+          <w:bCs/>
+          <w:color w:val="D86DCB" w:themeColor="accent5" w:themeTint="99"/>
+          <w:sz w:val="34"/>
+          <w:szCs w:val="34"/>
+        </w:rPr>
+      </w:pPr>
+      <w:r>
+        <w:rPr>
+          <w:rFonts w:ascii="Carlito" w:hAnsi="Carlito" w:cs="Carlito"/>
           <w:b/>
           <w:bCs/>
           <w:color w:val="D86DCB" w:themeColor="accent5" w:themeTint="99"/>
@@ -2805,17 +2901,17 @@
       <w:pPr>
         <w:jc w:val="both"/>
         <w:rPr>
-          <w:rFonts w:ascii="Calibri" w:hAnsi="Calibri" w:cs="Calibri"/>
-          <w:b/>
-          <w:bCs/>
-          <w:color w:val="D86DCB" w:themeColor="accent5" w:themeTint="99"/>
-          <w:sz w:val="34"/>
-          <w:szCs w:val="34"/>
-        </w:rPr>
-      </w:pPr>
-      <w:r>
-        <w:rPr>
-          <w:rFonts w:ascii="Calibri" w:hAnsi="Calibri" w:cs="Calibri"/>
+          <w:rFonts w:ascii="Carlito" w:hAnsi="Carlito" w:cs="Carlito"/>
+          <w:b/>
+          <w:bCs/>
+          <w:color w:val="D86DCB" w:themeColor="accent5" w:themeTint="99"/>
+          <w:sz w:val="34"/>
+          <w:szCs w:val="34"/>
+        </w:rPr>
+      </w:pPr>
+      <w:r>
+        <w:rPr>
+          <w:rFonts w:ascii="Carlito" w:hAnsi="Carlito" w:cs="Carlito"/>
           <w:b/>
           <w:bCs/>
           <w:color w:val="D86DCB" w:themeColor="accent5" w:themeTint="99"/>
@@ -2829,17 +2925,17 @@
       <w:pPr>
         <w:jc w:val="both"/>
         <w:rPr>
-          <w:rFonts w:ascii="Calibri" w:hAnsi="Calibri" w:cs="Calibri"/>
-          <w:b/>
-          <w:bCs/>
-          <w:color w:val="D86DCB" w:themeColor="accent5" w:themeTint="99"/>
-          <w:sz w:val="34"/>
-          <w:szCs w:val="34"/>
-        </w:rPr>
-      </w:pPr>
-      <w:r>
-        <w:rPr>
-          <w:rFonts w:ascii="Calibri" w:hAnsi="Calibri" w:cs="Calibri"/>
+          <w:rFonts w:ascii="Carlito" w:hAnsi="Carlito" w:cs="Carlito"/>
+          <w:b/>
+          <w:bCs/>
+          <w:color w:val="D86DCB" w:themeColor="accent5" w:themeTint="99"/>
+          <w:sz w:val="34"/>
+          <w:szCs w:val="34"/>
+        </w:rPr>
+      </w:pPr>
+      <w:r>
+        <w:rPr>
+          <w:rFonts w:ascii="Carlito" w:hAnsi="Carlito" w:cs="Carlito"/>
           <w:b/>
           <w:bCs/>
           <w:color w:val="D86DCB" w:themeColor="accent5" w:themeTint="99"/>
@@ -2853,17 +2949,17 @@
       <w:pPr>
         <w:jc w:val="both"/>
         <w:rPr>
-          <w:rFonts w:ascii="Calibri" w:hAnsi="Calibri" w:cs="Calibri"/>
-          <w:b/>
-          <w:bCs/>
-          <w:color w:val="D86DCB" w:themeColor="accent5" w:themeTint="99"/>
-          <w:sz w:val="34"/>
-          <w:szCs w:val="34"/>
-        </w:rPr>
-      </w:pPr>
-      <w:r>
-        <w:rPr>
-          <w:rFonts w:ascii="Calibri" w:hAnsi="Calibri" w:cs="Calibri"/>
+          <w:rFonts w:ascii="Carlito" w:hAnsi="Carlito" w:cs="Carlito"/>
+          <w:b/>
+          <w:bCs/>
+          <w:color w:val="D86DCB" w:themeColor="accent5" w:themeTint="99"/>
+          <w:sz w:val="34"/>
+          <w:szCs w:val="34"/>
+        </w:rPr>
+      </w:pPr>
+      <w:r>
+        <w:rPr>
+          <w:rFonts w:ascii="Carlito" w:hAnsi="Carlito" w:cs="Carlito"/>
           <w:b/>
           <w:bCs/>
           <w:color w:val="D86DCB" w:themeColor="accent5" w:themeTint="99"/>
@@ -2877,17 +2973,17 @@
       <w:pPr>
         <w:jc w:val="both"/>
         <w:rPr>
-          <w:rFonts w:ascii="Calibri" w:hAnsi="Calibri" w:cs="Calibri"/>
-          <w:b/>
-          <w:bCs/>
-          <w:color w:val="D86DCB" w:themeColor="accent5" w:themeTint="99"/>
-          <w:sz w:val="34"/>
-          <w:szCs w:val="34"/>
-        </w:rPr>
-      </w:pPr>
-      <w:r>
-        <w:rPr>
-          <w:rFonts w:ascii="Calibri" w:hAnsi="Calibri" w:cs="Calibri"/>
+          <w:rFonts w:ascii="Carlito" w:hAnsi="Carlito" w:cs="Carlito"/>
+          <w:b/>
+          <w:bCs/>
+          <w:color w:val="D86DCB" w:themeColor="accent5" w:themeTint="99"/>
+          <w:sz w:val="34"/>
+          <w:szCs w:val="34"/>
+        </w:rPr>
+      </w:pPr>
+      <w:r>
+        <w:rPr>
+          <w:rFonts w:ascii="Carlito" w:hAnsi="Carlito" w:cs="Carlito"/>
           <w:b/>
           <w:bCs/>
           <w:color w:val="D86DCB" w:themeColor="accent5" w:themeTint="99"/>
@@ -2901,24 +2997,24 @@
       <w:pPr>
         <w:jc w:val="both"/>
         <w:rPr>
-          <w:rFonts w:ascii="Calibri" w:hAnsi="Calibri" w:cs="Calibri"/>
-          <w:sz w:val="34"/>
-          <w:szCs w:val="34"/>
-        </w:rPr>
-      </w:pPr>
-    </w:p>
-    <w:p>
-      <w:pPr>
-        <w:jc w:val="both"/>
-        <w:rPr>
-          <w:rFonts w:ascii="Calibri" w:hAnsi="Calibri" w:cs="Calibri"/>
-          <w:sz w:val="34"/>
-          <w:szCs w:val="34"/>
-        </w:rPr>
-      </w:pPr>
-      <w:r>
-        <w:rPr>
-          <w:rFonts w:ascii="Calibri" w:hAnsi="Calibri" w:cs="Calibri"/>
+          <w:rFonts w:ascii="Carlito" w:hAnsi="Carlito" w:cs="Carlito"/>
+          <w:sz w:val="34"/>
+          <w:szCs w:val="34"/>
+        </w:rPr>
+      </w:pPr>
+    </w:p>
+    <w:p>
+      <w:pPr>
+        <w:jc w:val="both"/>
+        <w:rPr>
+          <w:rFonts w:ascii="Carlito" w:hAnsi="Carlito" w:cs="Carlito"/>
+          <w:sz w:val="34"/>
+          <w:szCs w:val="34"/>
+        </w:rPr>
+      </w:pPr>
+      <w:r>
+        <w:rPr>
+          <w:rFonts w:ascii="Carlito" w:hAnsi="Carlito" w:cs="Carlito"/>
           <w:sz w:val="34"/>
           <w:szCs w:val="34"/>
         </w:rPr>
@@ -2929,14 +3025,14 @@
       <w:pPr>
         <w:jc w:val="both"/>
         <w:rPr>
-          <w:rFonts w:ascii="Calibri" w:hAnsi="Calibri" w:cs="Calibri"/>
-          <w:sz w:val="34"/>
-          <w:szCs w:val="34"/>
-        </w:rPr>
-      </w:pPr>
-      <w:r>
-        <w:rPr>
-          <w:rFonts w:ascii="Calibri" w:hAnsi="Calibri" w:cs="Calibri"/>
+          <w:rFonts w:ascii="Carlito" w:hAnsi="Carlito" w:cs="Carlito"/>
+          <w:sz w:val="34"/>
+          <w:szCs w:val="34"/>
+        </w:rPr>
+      </w:pPr>
+      <w:r>
+        <w:rPr>
+          <w:rFonts w:ascii="Carlito" w:hAnsi="Carlito" w:cs="Carlito"/>
           <w:sz w:val="34"/>
           <w:szCs w:val="34"/>
         </w:rPr>
@@ -2944,7 +3040,7 @@
       </w:r>
       <w:r>
         <w:rPr>
-          <w:rFonts w:ascii="Calibri" w:hAnsi="Calibri" w:cs="Calibri"/>
+          <w:rFonts w:ascii="Carlito" w:hAnsi="Carlito" w:cs="Carlito"/>
           <w:sz w:val="34"/>
           <w:szCs w:val="34"/>
         </w:rPr>
@@ -2952,7 +3048,7 @@
       </w:r>
       <w:r>
         <w:rPr>
-          <w:rFonts w:ascii="Calibri" w:hAnsi="Calibri" w:cs="Calibri"/>
+          <w:rFonts w:ascii="Carlito" w:hAnsi="Carlito" w:cs="Carlito"/>
           <w:b/>
           <w:bCs/>
           <w:sz w:val="34"/>
@@ -2962,7 +3058,7 @@
       </w:r>
       <w:r>
         <w:rPr>
-          <w:rFonts w:ascii="Calibri" w:hAnsi="Calibri" w:cs="Calibri"/>
+          <w:rFonts w:ascii="Carlito" w:hAnsi="Carlito" w:cs="Carlito"/>
           <w:sz w:val="34"/>
           <w:szCs w:val="34"/>
         </w:rPr>
@@ -2970,7 +3066,7 @@
       </w:r>
       <w:r>
         <w:rPr>
-          <w:rFonts w:ascii="Calibri" w:hAnsi="Calibri" w:cs="Calibri"/>
+          <w:rFonts w:ascii="Carlito" w:hAnsi="Carlito" w:cs="Carlito"/>
           <w:sz w:val="34"/>
           <w:szCs w:val="34"/>
         </w:rPr>
@@ -2978,7 +3074,7 @@
       </w:r>
       <w:r>
         <w:rPr>
-          <w:rFonts w:ascii="Calibri" w:hAnsi="Calibri" w:cs="Calibri"/>
+          <w:rFonts w:ascii="Carlito" w:hAnsi="Carlito" w:cs="Carlito"/>
           <w:sz w:val="34"/>
           <w:szCs w:val="34"/>
         </w:rPr>
@@ -2986,7 +3082,7 @@
       </w:r>
       <w:r>
         <w:rPr>
-          <w:rFonts w:ascii="Calibri" w:hAnsi="Calibri" w:cs="Calibri"/>
+          <w:rFonts w:ascii="Carlito" w:hAnsi="Carlito" w:cs="Carlito"/>
           <w:b/>
           <w:bCs/>
           <w:sz w:val="34"/>
@@ -2996,7 +3092,7 @@
       </w:r>
       <w:r>
         <w:rPr>
-          <w:rFonts w:ascii="Calibri" w:hAnsi="Calibri" w:cs="Calibri"/>
+          <w:rFonts w:ascii="Carlito" w:hAnsi="Carlito" w:cs="Carlito"/>
           <w:sz w:val="34"/>
           <w:szCs w:val="34"/>
         </w:rPr>
@@ -3004,7 +3100,7 @@
       </w:r>
       <w:r>
         <w:rPr>
-          <w:rFonts w:ascii="Calibri" w:hAnsi="Calibri" w:cs="Calibri"/>
+          <w:rFonts w:ascii="Carlito" w:hAnsi="Carlito" w:cs="Carlito"/>
           <w:b/>
           <w:bCs/>
           <w:sz w:val="34"/>
@@ -3014,7 +3110,7 @@
       </w:r>
       <w:r>
         <w:rPr>
-          <w:rFonts w:ascii="Calibri" w:hAnsi="Calibri" w:cs="Calibri"/>
+          <w:rFonts w:ascii="Carlito" w:hAnsi="Carlito" w:cs="Carlito"/>
           <w:sz w:val="34"/>
           <w:szCs w:val="34"/>
         </w:rPr>
@@ -3022,7 +3118,7 @@
       </w:r>
       <w:r>
         <w:rPr>
-          <w:rFonts w:ascii="Calibri" w:hAnsi="Calibri" w:cs="Calibri"/>
+          <w:rFonts w:ascii="Carlito" w:hAnsi="Carlito" w:cs="Carlito"/>
           <w:b/>
           <w:bCs/>
           <w:sz w:val="34"/>
@@ -3032,7 +3128,7 @@
       </w:r>
       <w:r>
         <w:rPr>
-          <w:rFonts w:ascii="Calibri" w:hAnsi="Calibri" w:cs="Calibri"/>
+          <w:rFonts w:ascii="Carlito" w:hAnsi="Carlito" w:cs="Carlito"/>
           <w:sz w:val="34"/>
           <w:szCs w:val="34"/>
         </w:rPr>
@@ -3040,7 +3136,7 @@
       </w:r>
       <w:r>
         <w:rPr>
-          <w:rFonts w:ascii="Calibri" w:hAnsi="Calibri" w:cs="Calibri"/>
+          <w:rFonts w:ascii="Carlito" w:hAnsi="Carlito" w:cs="Carlito"/>
           <w:sz w:val="34"/>
           <w:szCs w:val="34"/>
         </w:rPr>
@@ -3048,7 +3144,7 @@
       </w:r>
       <w:r>
         <w:rPr>
-          <w:rFonts w:ascii="Calibri" w:hAnsi="Calibri" w:cs="Calibri"/>
+          <w:rFonts w:ascii="Carlito" w:hAnsi="Carlito" w:cs="Carlito"/>
           <w:sz w:val="22"/>
           <w:szCs w:val="22"/>
         </w:rPr>
@@ -3056,7 +3152,7 @@
       </w:r>
       <w:r>
         <w:rPr>
-          <w:rFonts w:ascii="Calibri" w:hAnsi="Calibri" w:cs="Calibri"/>
+          <w:rFonts w:ascii="Carlito" w:hAnsi="Carlito" w:cs="Carlito"/>
           <w:sz w:val="34"/>
           <w:szCs w:val="34"/>
         </w:rPr>
@@ -3067,17 +3163,17 @@
       <w:pPr>
         <w:jc w:val="both"/>
         <w:rPr>
-          <w:rFonts w:ascii="Calibri" w:hAnsi="Calibri" w:cs="Calibri"/>
-          <w:b/>
-          <w:bCs/>
-          <w:color w:val="D86DCB" w:themeColor="accent5" w:themeTint="99"/>
-          <w:sz w:val="34"/>
-          <w:szCs w:val="34"/>
-        </w:rPr>
-      </w:pPr>
-      <w:r>
-        <w:rPr>
-          <w:rFonts w:ascii="Calibri" w:hAnsi="Calibri" w:cs="Calibri"/>
+          <w:rFonts w:ascii="Carlito" w:hAnsi="Carlito" w:cs="Carlito"/>
+          <w:b/>
+          <w:bCs/>
+          <w:color w:val="D86DCB" w:themeColor="accent5" w:themeTint="99"/>
+          <w:sz w:val="34"/>
+          <w:szCs w:val="34"/>
+        </w:rPr>
+      </w:pPr>
+      <w:r>
+        <w:rPr>
+          <w:rFonts w:ascii="Carlito" w:hAnsi="Carlito" w:cs="Carlito"/>
           <w:b/>
           <w:bCs/>
           <w:color w:val="D86DCB" w:themeColor="accent5" w:themeTint="99"/>
@@ -3091,17 +3187,17 @@
       <w:pPr>
         <w:jc w:val="both"/>
         <w:rPr>
-          <w:rFonts w:ascii="Calibri" w:hAnsi="Calibri" w:cs="Calibri"/>
-          <w:b/>
-          <w:bCs/>
-          <w:color w:val="D86DCB" w:themeColor="accent5" w:themeTint="99"/>
-          <w:sz w:val="34"/>
-          <w:szCs w:val="34"/>
-        </w:rPr>
-      </w:pPr>
-      <w:r>
-        <w:rPr>
-          <w:rFonts w:ascii="Calibri" w:hAnsi="Calibri" w:cs="Calibri"/>
+          <w:rFonts w:ascii="Carlito" w:hAnsi="Carlito" w:cs="Carlito"/>
+          <w:b/>
+          <w:bCs/>
+          <w:color w:val="D86DCB" w:themeColor="accent5" w:themeTint="99"/>
+          <w:sz w:val="34"/>
+          <w:szCs w:val="34"/>
+        </w:rPr>
+      </w:pPr>
+      <w:r>
+        <w:rPr>
+          <w:rFonts w:ascii="Carlito" w:hAnsi="Carlito" w:cs="Carlito"/>
           <w:b/>
           <w:bCs/>
           <w:color w:val="D86DCB" w:themeColor="accent5" w:themeTint="99"/>
@@ -3115,17 +3211,17 @@
       <w:pPr>
         <w:jc w:val="both"/>
         <w:rPr>
-          <w:rFonts w:ascii="Calibri" w:hAnsi="Calibri" w:cs="Calibri"/>
-          <w:b/>
-          <w:bCs/>
-          <w:color w:val="D86DCB" w:themeColor="accent5" w:themeTint="99"/>
-          <w:sz w:val="34"/>
-          <w:szCs w:val="34"/>
-        </w:rPr>
-      </w:pPr>
-      <w:r>
-        <w:rPr>
-          <w:rFonts w:ascii="Calibri" w:hAnsi="Calibri" w:cs="Calibri"/>
+          <w:rFonts w:ascii="Carlito" w:hAnsi="Carlito" w:cs="Carlito"/>
+          <w:b/>
+          <w:bCs/>
+          <w:color w:val="D86DCB" w:themeColor="accent5" w:themeTint="99"/>
+          <w:sz w:val="34"/>
+          <w:szCs w:val="34"/>
+        </w:rPr>
+      </w:pPr>
+      <w:r>
+        <w:rPr>
+          <w:rFonts w:ascii="Carlito" w:hAnsi="Carlito" w:cs="Carlito"/>
           <w:b/>
           <w:bCs/>
           <w:color w:val="D86DCB" w:themeColor="accent5" w:themeTint="99"/>
@@ -3139,17 +3235,17 @@
       <w:pPr>
         <w:jc w:val="both"/>
         <w:rPr>
-          <w:rFonts w:ascii="Calibri" w:hAnsi="Calibri" w:cs="Calibri"/>
-          <w:b/>
-          <w:bCs/>
-          <w:color w:val="D86DCB" w:themeColor="accent5" w:themeTint="99"/>
-          <w:sz w:val="34"/>
-          <w:szCs w:val="34"/>
-        </w:rPr>
-      </w:pPr>
-      <w:r>
-        <w:rPr>
-          <w:rFonts w:ascii="Calibri" w:hAnsi="Calibri" w:cs="Calibri"/>
+          <w:rFonts w:ascii="Carlito" w:hAnsi="Carlito" w:cs="Carlito"/>
+          <w:b/>
+          <w:bCs/>
+          <w:color w:val="D86DCB" w:themeColor="accent5" w:themeTint="99"/>
+          <w:sz w:val="34"/>
+          <w:szCs w:val="34"/>
+        </w:rPr>
+      </w:pPr>
+      <w:r>
+        <w:rPr>
+          <w:rFonts w:ascii="Carlito" w:hAnsi="Carlito" w:cs="Carlito"/>
           <w:b/>
           <w:bCs/>
           <w:color w:val="D86DCB" w:themeColor="accent5" w:themeTint="99"/>
@@ -3163,17 +3259,17 @@
       <w:pPr>
         <w:jc w:val="both"/>
         <w:rPr>
-          <w:rFonts w:ascii="Calibri" w:hAnsi="Calibri" w:cs="Calibri"/>
-          <w:b/>
-          <w:bCs/>
-          <w:color w:val="D86DCB" w:themeColor="accent5" w:themeTint="99"/>
-          <w:sz w:val="34"/>
-          <w:szCs w:val="34"/>
-        </w:rPr>
-      </w:pPr>
-      <w:r>
-        <w:rPr>
-          <w:rFonts w:ascii="Calibri" w:hAnsi="Calibri" w:cs="Calibri"/>
+          <w:rFonts w:ascii="Carlito" w:hAnsi="Carlito" w:cs="Carlito"/>
+          <w:b/>
+          <w:bCs/>
+          <w:color w:val="D86DCB" w:themeColor="accent5" w:themeTint="99"/>
+          <w:sz w:val="34"/>
+          <w:szCs w:val="34"/>
+        </w:rPr>
+      </w:pPr>
+      <w:r>
+        <w:rPr>
+          <w:rFonts w:ascii="Carlito" w:hAnsi="Carlito" w:cs="Carlito"/>
           <w:b/>
           <w:bCs/>
           <w:color w:val="D86DCB" w:themeColor="accent5" w:themeTint="99"/>
@@ -3187,14 +3283,14 @@
       <w:pPr>
         <w:jc w:val="both"/>
         <w:rPr>
-          <w:rFonts w:ascii="Calibri" w:hAnsi="Calibri" w:cs="Calibri"/>
-          <w:sz w:val="34"/>
-          <w:szCs w:val="34"/>
-        </w:rPr>
-      </w:pPr>
-      <w:r>
-        <w:rPr>
-          <w:rFonts w:ascii="Calibri" w:hAnsi="Calibri" w:cs="Calibri"/>
+          <w:rFonts w:ascii="Carlito" w:hAnsi="Carlito" w:cs="Carlito"/>
+          <w:sz w:val="34"/>
+          <w:szCs w:val="34"/>
+        </w:rPr>
+      </w:pPr>
+      <w:r>
+        <w:rPr>
+          <w:rFonts w:ascii="Carlito" w:hAnsi="Carlito" w:cs="Carlito"/>
           <w:sz w:val="34"/>
           <w:szCs w:val="34"/>
         </w:rPr>
@@ -3202,7 +3298,7 @@
       </w:r>
       <w:r>
         <w:rPr>
-          <w:rFonts w:ascii="Calibri" w:hAnsi="Calibri" w:cs="Calibri"/>
+          <w:rFonts w:ascii="Carlito" w:hAnsi="Carlito" w:cs="Carlito"/>
           <w:sz w:val="34"/>
           <w:szCs w:val="34"/>
         </w:rPr>
@@ -3210,7 +3306,7 @@
       </w:r>
       <w:r>
         <w:rPr>
-          <w:rFonts w:ascii="Calibri" w:hAnsi="Calibri" w:cs="Calibri"/>
+          <w:rFonts w:ascii="Carlito" w:hAnsi="Carlito" w:cs="Carlito"/>
           <w:b/>
           <w:bCs/>
           <w:sz w:val="34"/>
@@ -3220,7 +3316,7 @@
       </w:r>
       <w:r>
         <w:rPr>
-          <w:rFonts w:ascii="Calibri" w:hAnsi="Calibri" w:cs="Calibri"/>
+          <w:rFonts w:ascii="Carlito" w:hAnsi="Carlito" w:cs="Carlito"/>
           <w:sz w:val="34"/>
           <w:szCs w:val="34"/>
         </w:rPr>
@@ -3228,7 +3324,7 @@
       </w:r>
       <w:r>
         <w:rPr>
-          <w:rFonts w:ascii="Calibri" w:hAnsi="Calibri" w:cs="Calibri"/>
+          <w:rFonts w:ascii="Carlito" w:hAnsi="Carlito" w:cs="Carlito"/>
           <w:b/>
           <w:bCs/>
           <w:sz w:val="34"/>
@@ -3238,7 +3334,7 @@
       </w:r>
       <w:r>
         <w:rPr>
-          <w:rFonts w:ascii="Calibri" w:hAnsi="Calibri" w:cs="Calibri"/>
+          <w:rFonts w:ascii="Carlito" w:hAnsi="Carlito" w:cs="Carlito"/>
           <w:sz w:val="34"/>
           <w:szCs w:val="34"/>
         </w:rPr>
@@ -3249,17 +3345,17 @@
       <w:pPr>
         <w:jc w:val="both"/>
         <w:rPr>
-          <w:rFonts w:ascii="Calibri" w:hAnsi="Calibri" w:cs="Calibri"/>
-          <w:b/>
-          <w:bCs/>
-          <w:color w:val="D86DCB" w:themeColor="accent5" w:themeTint="99"/>
-          <w:sz w:val="34"/>
-          <w:szCs w:val="34"/>
-        </w:rPr>
-      </w:pPr>
-      <w:r>
-        <w:rPr>
-          <w:rFonts w:ascii="Calibri" w:hAnsi="Calibri" w:cs="Calibri"/>
+          <w:rFonts w:ascii="Carlito" w:hAnsi="Carlito" w:cs="Carlito"/>
+          <w:b/>
+          <w:bCs/>
+          <w:color w:val="D86DCB" w:themeColor="accent5" w:themeTint="99"/>
+          <w:sz w:val="34"/>
+          <w:szCs w:val="34"/>
+        </w:rPr>
+      </w:pPr>
+      <w:r>
+        <w:rPr>
+          <w:rFonts w:ascii="Carlito" w:hAnsi="Carlito" w:cs="Carlito"/>
           <w:b/>
           <w:bCs/>
           <w:color w:val="D86DCB" w:themeColor="accent5" w:themeTint="99"/>
@@ -3273,17 +3369,17 @@
       <w:pPr>
         <w:jc w:val="both"/>
         <w:rPr>
-          <w:rFonts w:ascii="Calibri" w:hAnsi="Calibri" w:cs="Calibri"/>
-          <w:b/>
-          <w:bCs/>
-          <w:color w:val="D86DCB" w:themeColor="accent5" w:themeTint="99"/>
-          <w:sz w:val="34"/>
-          <w:szCs w:val="34"/>
-        </w:rPr>
-      </w:pPr>
-      <w:r>
-        <w:rPr>
-          <w:rFonts w:ascii="Calibri" w:hAnsi="Calibri" w:cs="Calibri"/>
+          <w:rFonts w:ascii="Carlito" w:hAnsi="Carlito" w:cs="Carlito"/>
+          <w:b/>
+          <w:bCs/>
+          <w:color w:val="D86DCB" w:themeColor="accent5" w:themeTint="99"/>
+          <w:sz w:val="34"/>
+          <w:szCs w:val="34"/>
+        </w:rPr>
+      </w:pPr>
+      <w:r>
+        <w:rPr>
+          <w:rFonts w:ascii="Carlito" w:hAnsi="Carlito" w:cs="Carlito"/>
           <w:b/>
           <w:bCs/>
           <w:color w:val="D86DCB" w:themeColor="accent5" w:themeTint="99"/>
@@ -3297,17 +3393,17 @@
       <w:pPr>
         <w:jc w:val="both"/>
         <w:rPr>
-          <w:rFonts w:ascii="Calibri" w:hAnsi="Calibri" w:cs="Calibri"/>
-          <w:b/>
-          <w:bCs/>
-          <w:color w:val="D86DCB" w:themeColor="accent5" w:themeTint="99"/>
-          <w:sz w:val="34"/>
-          <w:szCs w:val="34"/>
-        </w:rPr>
-      </w:pPr>
-      <w:r>
-        <w:rPr>
-          <w:rFonts w:ascii="Calibri" w:hAnsi="Calibri" w:cs="Calibri"/>
+          <w:rFonts w:ascii="Carlito" w:hAnsi="Carlito" w:cs="Carlito"/>
+          <w:b/>
+          <w:bCs/>
+          <w:color w:val="D86DCB" w:themeColor="accent5" w:themeTint="99"/>
+          <w:sz w:val="34"/>
+          <w:szCs w:val="34"/>
+        </w:rPr>
+      </w:pPr>
+      <w:r>
+        <w:rPr>
+          <w:rFonts w:ascii="Carlito" w:hAnsi="Carlito" w:cs="Carlito"/>
           <w:b/>
           <w:bCs/>
           <w:color w:val="D86DCB" w:themeColor="accent5" w:themeTint="99"/>
@@ -3321,17 +3417,17 @@
       <w:pPr>
         <w:jc w:val="both"/>
         <w:rPr>
-          <w:rFonts w:ascii="Calibri" w:hAnsi="Calibri" w:cs="Calibri"/>
-          <w:b/>
-          <w:bCs/>
-          <w:color w:val="D86DCB" w:themeColor="accent5" w:themeTint="99"/>
-          <w:sz w:val="34"/>
-          <w:szCs w:val="34"/>
-        </w:rPr>
-      </w:pPr>
-      <w:r>
-        <w:rPr>
-          <w:rFonts w:ascii="Calibri" w:hAnsi="Calibri" w:cs="Calibri"/>
+          <w:rFonts w:ascii="Carlito" w:hAnsi="Carlito" w:cs="Carlito"/>
+          <w:b/>
+          <w:bCs/>
+          <w:color w:val="D86DCB" w:themeColor="accent5" w:themeTint="99"/>
+          <w:sz w:val="34"/>
+          <w:szCs w:val="34"/>
+        </w:rPr>
+      </w:pPr>
+      <w:r>
+        <w:rPr>
+          <w:rFonts w:ascii="Carlito" w:hAnsi="Carlito" w:cs="Carlito"/>
           <w:b/>
           <w:bCs/>
           <w:color w:val="D86DCB" w:themeColor="accent5" w:themeTint="99"/>
@@ -3345,17 +3441,17 @@
       <w:pPr>
         <w:jc w:val="both"/>
         <w:rPr>
-          <w:rFonts w:ascii="Calibri" w:hAnsi="Calibri" w:cs="Calibri"/>
-          <w:b/>
-          <w:bCs/>
-          <w:color w:val="D86DCB" w:themeColor="accent5" w:themeTint="99"/>
-          <w:sz w:val="34"/>
-          <w:szCs w:val="34"/>
-        </w:rPr>
-      </w:pPr>
-      <w:r>
-        <w:rPr>
-          <w:rFonts w:ascii="Calibri" w:hAnsi="Calibri" w:cs="Calibri"/>
+          <w:rFonts w:ascii="Carlito" w:hAnsi="Carlito" w:cs="Carlito"/>
+          <w:b/>
+          <w:bCs/>
+          <w:color w:val="D86DCB" w:themeColor="accent5" w:themeTint="99"/>
+          <w:sz w:val="34"/>
+          <w:szCs w:val="34"/>
+        </w:rPr>
+      </w:pPr>
+      <w:r>
+        <w:rPr>
+          <w:rFonts w:ascii="Carlito" w:hAnsi="Carlito" w:cs="Carlito"/>
           <w:b/>
           <w:bCs/>
           <w:color w:val="D86DCB" w:themeColor="accent5" w:themeTint="99"/>
@@ -3370,14 +3466,14 @@
       <w:pPr>
         <w:jc w:val="both"/>
         <w:rPr>
-          <w:rFonts w:ascii="Calibri" w:hAnsi="Calibri" w:cs="Calibri"/>
-          <w:sz w:val="34"/>
-          <w:szCs w:val="34"/>
-        </w:rPr>
-      </w:pPr>
-      <w:r>
-        <w:rPr>
-          <w:rFonts w:ascii="Calibri" w:hAnsi="Calibri" w:cs="Calibri"/>
+          <w:rFonts w:ascii="Carlito" w:hAnsi="Carlito" w:cs="Carlito"/>
+          <w:sz w:val="34"/>
+          <w:szCs w:val="34"/>
+        </w:rPr>
+      </w:pPr>
+      <w:r>
+        <w:rPr>
+          <w:rFonts w:ascii="Carlito" w:hAnsi="Carlito" w:cs="Carlito"/>
           <w:sz w:val="34"/>
           <w:szCs w:val="34"/>
         </w:rPr>
@@ -3385,7 +3481,7 @@
       </w:r>
       <w:r>
         <w:rPr>
-          <w:rFonts w:ascii="Calibri" w:hAnsi="Calibri" w:cs="Calibri"/>
+          <w:rFonts w:ascii="Carlito" w:hAnsi="Carlito" w:cs="Carlito"/>
           <w:b/>
           <w:bCs/>
           <w:sz w:val="34"/>
@@ -3395,7 +3491,7 @@
       </w:r>
       <w:r>
         <w:rPr>
-          <w:rFonts w:ascii="Calibri" w:hAnsi="Calibri" w:cs="Calibri"/>
+          <w:rFonts w:ascii="Carlito" w:hAnsi="Carlito" w:cs="Carlito"/>
           <w:sz w:val="34"/>
           <w:szCs w:val="34"/>
         </w:rPr>
@@ -3406,7 +3502,7 @@
       <w:pPr>
         <w:jc w:val="both"/>
         <w:rPr>
-          <w:rFonts w:ascii="Calibri" w:hAnsi="Calibri" w:cs="Calibri"/>
+          <w:rFonts w:ascii="Carlito" w:hAnsi="Carlito" w:cs="Carlito"/>
           <w:sz w:val="34"/>
           <w:szCs w:val="34"/>
         </w:rPr>
@@ -3416,14 +3512,14 @@
       <w:pPr>
         <w:jc w:val="center"/>
         <w:rPr>
-          <w:rFonts w:ascii="Calibri" w:hAnsi="Calibri" w:cs="Calibri"/>
-          <w:sz w:val="34"/>
-          <w:szCs w:val="34"/>
-        </w:rPr>
-      </w:pPr>
-      <w:r>
-        <w:rPr>
-          <w:rFonts w:ascii="Calibri" w:hAnsi="Calibri" w:cs="Calibri"/>
+          <w:rFonts w:ascii="Carlito" w:hAnsi="Carlito" w:cs="Carlito"/>
+          <w:sz w:val="34"/>
+          <w:szCs w:val="34"/>
+        </w:rPr>
+      </w:pPr>
+      <w:r>
+        <w:rPr>
+          <w:rFonts w:ascii="Carlito" w:hAnsi="Carlito" w:cs="Carlito"/>
           <w:sz w:val="34"/>
           <w:szCs w:val="34"/>
         </w:rPr>
@@ -3434,26 +3530,26 @@
       <w:pPr>
         <w:jc w:val="both"/>
         <w:rPr>
-          <w:rFonts w:ascii="Calibri" w:hAnsi="Calibri" w:cs="Calibri"/>
-          <w:sz w:val="34"/>
-          <w:szCs w:val="34"/>
-        </w:rPr>
-      </w:pPr>
-    </w:p>
-    <w:p>
-      <w:pPr>
-        <w:jc w:val="both"/>
-        <w:rPr>
-          <w:rFonts w:ascii="Calibri" w:hAnsi="Calibri" w:cs="Calibri"/>
-          <w:b/>
-          <w:bCs/>
-          <w:sz w:val="34"/>
-          <w:szCs w:val="34"/>
-        </w:rPr>
-      </w:pPr>
-      <w:r>
-        <w:rPr>
-          <w:rFonts w:ascii="Calibri" w:hAnsi="Calibri" w:cs="Calibri"/>
+          <w:rFonts w:ascii="Carlito" w:hAnsi="Carlito" w:cs="Carlito"/>
+          <w:sz w:val="34"/>
+          <w:szCs w:val="34"/>
+        </w:rPr>
+      </w:pPr>
+    </w:p>
+    <w:p>
+      <w:pPr>
+        <w:jc w:val="both"/>
+        <w:rPr>
+          <w:rFonts w:ascii="Carlito" w:hAnsi="Carlito" w:cs="Carlito"/>
+          <w:b/>
+          <w:bCs/>
+          <w:sz w:val="34"/>
+          <w:szCs w:val="34"/>
+        </w:rPr>
+      </w:pPr>
+      <w:r>
+        <w:rPr>
+          <w:rFonts w:ascii="Carlito" w:hAnsi="Carlito" w:cs="Carlito"/>
           <w:b/>
           <w:bCs/>
           <w:sz w:val="34"/>
@@ -3463,7 +3559,7 @@
       </w:r>
       <w:r>
         <w:rPr>
-          <w:rFonts w:ascii="Calibri" w:hAnsi="Calibri" w:cs="Calibri"/>
+          <w:rFonts w:ascii="Carlito" w:hAnsi="Carlito" w:cs="Carlito"/>
           <w:b/>
           <w:bCs/>
           <w:sz w:val="34"/>
@@ -3473,7 +3569,7 @@
       </w:r>
       <w:r>
         <w:rPr>
-          <w:rFonts w:ascii="Calibri" w:hAnsi="Calibri" w:cs="Calibri"/>
+          <w:rFonts w:ascii="Carlito" w:hAnsi="Carlito" w:cs="Carlito"/>
           <w:b/>
           <w:bCs/>
           <w:sz w:val="34"/>
@@ -3483,7 +3579,7 @@
       </w:r>
       <w:r>
         <w:rPr>
-          <w:rFonts w:ascii="Calibri" w:hAnsi="Calibri" w:cs="Calibri"/>
+          <w:rFonts w:ascii="Carlito" w:hAnsi="Carlito" w:cs="Carlito"/>
           <w:b/>
           <w:bCs/>
           <w:sz w:val="34"/>
@@ -3496,14 +3592,14 @@
       <w:pPr>
         <w:jc w:val="both"/>
         <w:rPr>
-          <w:rFonts w:ascii="Calibri" w:hAnsi="Calibri" w:cs="Calibri"/>
-          <w:sz w:val="34"/>
-          <w:szCs w:val="34"/>
-        </w:rPr>
-      </w:pPr>
-      <w:r>
-        <w:rPr>
-          <w:rFonts w:ascii="Calibri" w:hAnsi="Calibri" w:cs="Calibri"/>
+          <w:rFonts w:ascii="Carlito" w:hAnsi="Carlito" w:cs="Carlito"/>
+          <w:sz w:val="34"/>
+          <w:szCs w:val="34"/>
+        </w:rPr>
+      </w:pPr>
+      <w:r>
+        <w:rPr>
+          <w:rFonts w:ascii="Carlito" w:hAnsi="Carlito" w:cs="Carlito"/>
           <w:sz w:val="34"/>
           <w:szCs w:val="34"/>
         </w:rPr>
@@ -3511,7 +3607,7 @@
       </w:r>
       <w:r>
         <w:rPr>
-          <w:rFonts w:ascii="Calibri" w:hAnsi="Calibri" w:cs="Calibri"/>
+          <w:rFonts w:ascii="Carlito" w:hAnsi="Carlito" w:cs="Carlito"/>
           <w:b/>
           <w:bCs/>
           <w:sz w:val="34"/>
@@ -3521,7 +3617,7 @@
       </w:r>
       <w:r>
         <w:rPr>
-          <w:rFonts w:ascii="Calibri" w:hAnsi="Calibri" w:cs="Calibri"/>
+          <w:rFonts w:ascii="Carlito" w:hAnsi="Carlito" w:cs="Carlito"/>
           <w:b/>
           <w:bCs/>
           <w:sz w:val="34"/>
@@ -3531,7 +3627,7 @@
       </w:r>
       <w:r>
         <w:rPr>
-          <w:rFonts w:ascii="Calibri" w:hAnsi="Calibri" w:cs="Calibri"/>
+          <w:rFonts w:ascii="Carlito" w:hAnsi="Carlito" w:cs="Carlito"/>
           <w:sz w:val="34"/>
           <w:szCs w:val="34"/>
         </w:rPr>
@@ -3539,7 +3635,7 @@
       </w:r>
       <w:r>
         <w:rPr>
-          <w:rFonts w:ascii="Calibri" w:hAnsi="Calibri" w:cs="Calibri"/>
+          <w:rFonts w:ascii="Carlito" w:hAnsi="Carlito" w:cs="Carlito"/>
           <w:sz w:val="34"/>
           <w:szCs w:val="34"/>
         </w:rPr>
@@ -3547,7 +3643,7 @@
       </w:r>
       <w:r>
         <w:rPr>
-          <w:rFonts w:ascii="Calibri" w:hAnsi="Calibri" w:cs="Calibri"/>
+          <w:rFonts w:ascii="Carlito" w:hAnsi="Carlito" w:cs="Carlito"/>
           <w:sz w:val="34"/>
           <w:szCs w:val="34"/>
         </w:rPr>
@@ -3555,7 +3651,7 @@
       </w:r>
       <w:r>
         <w:rPr>
-          <w:rFonts w:ascii="Calibri" w:hAnsi="Calibri" w:cs="Calibri"/>
+          <w:rFonts w:ascii="Carlito" w:hAnsi="Carlito" w:cs="Carlito"/>
           <w:sz w:val="34"/>
           <w:szCs w:val="34"/>
         </w:rPr>
@@ -3563,7 +3659,7 @@
       </w:r>
       <w:r>
         <w:rPr>
-          <w:rFonts w:ascii="Calibri" w:hAnsi="Calibri" w:cs="Calibri"/>
+          <w:rFonts w:ascii="Carlito" w:hAnsi="Carlito" w:cs="Carlito"/>
           <w:sz w:val="34"/>
           <w:szCs w:val="34"/>
         </w:rPr>
@@ -3571,7 +3667,7 @@
       </w:r>
       <w:r>
         <w:rPr>
-          <w:rFonts w:ascii="Calibri" w:hAnsi="Calibri" w:cs="Calibri"/>
+          <w:rFonts w:ascii="Carlito" w:hAnsi="Carlito" w:cs="Carlito"/>
           <w:sz w:val="34"/>
           <w:szCs w:val="34"/>
         </w:rPr>
@@ -3579,7 +3675,7 @@
       </w:r>
       <w:r>
         <w:rPr>
-          <w:rFonts w:ascii="Calibri" w:hAnsi="Calibri" w:cs="Calibri"/>
+          <w:rFonts w:ascii="Carlito" w:hAnsi="Carlito" w:cs="Carlito"/>
           <w:sz w:val="34"/>
           <w:szCs w:val="34"/>
         </w:rPr>
@@ -3587,7 +3683,7 @@
       </w:r>
       <w:r>
         <w:rPr>
-          <w:rFonts w:ascii="Calibri" w:hAnsi="Calibri" w:cs="Calibri"/>
+          <w:rFonts w:ascii="Carlito" w:hAnsi="Carlito" w:cs="Carlito"/>
           <w:sz w:val="34"/>
           <w:szCs w:val="34"/>
         </w:rPr>
@@ -3595,7 +3691,7 @@
       </w:r>
       <w:r>
         <w:rPr>
-          <w:rFonts w:ascii="Calibri" w:hAnsi="Calibri" w:cs="Calibri"/>
+          <w:rFonts w:ascii="Carlito" w:hAnsi="Carlito" w:cs="Carlito"/>
           <w:sz w:val="34"/>
           <w:szCs w:val="34"/>
         </w:rPr>
@@ -3603,7 +3699,7 @@
       </w:r>
       <w:r>
         <w:rPr>
-          <w:rFonts w:ascii="Calibri" w:hAnsi="Calibri" w:cs="Calibri"/>
+          <w:rFonts w:ascii="Carlito" w:hAnsi="Carlito" w:cs="Carlito"/>
           <w:sz w:val="34"/>
           <w:szCs w:val="34"/>
         </w:rPr>
@@ -3614,14 +3710,14 @@
       <w:pPr>
         <w:jc w:val="both"/>
         <w:rPr>
-          <w:rFonts w:ascii="Calibri" w:hAnsi="Calibri" w:cs="Calibri"/>
-          <w:sz w:val="34"/>
-          <w:szCs w:val="34"/>
-        </w:rPr>
-      </w:pPr>
-      <w:r>
-        <w:rPr>
-          <w:rFonts w:ascii="Calibri" w:hAnsi="Calibri" w:cs="Calibri"/>
+          <w:rFonts w:ascii="Carlito" w:hAnsi="Carlito" w:cs="Carlito"/>
+          <w:sz w:val="34"/>
+          <w:szCs w:val="34"/>
+        </w:rPr>
+      </w:pPr>
+      <w:r>
+        <w:rPr>
+          <w:rFonts w:ascii="Carlito" w:hAnsi="Carlito" w:cs="Carlito"/>
           <w:sz w:val="34"/>
           <w:szCs w:val="34"/>
         </w:rPr>
@@ -3629,7 +3725,7 @@
       </w:r>
       <w:r>
         <w:rPr>
-          <w:rFonts w:ascii="Calibri" w:hAnsi="Calibri" w:cs="Calibri"/>
+          <w:rFonts w:ascii="Carlito" w:hAnsi="Carlito" w:cs="Carlito"/>
           <w:sz w:val="34"/>
           <w:szCs w:val="34"/>
         </w:rPr>
@@ -3645,14 +3741,14 @@
         </w:numPr>
         <w:jc w:val="both"/>
         <w:rPr>
-          <w:rFonts w:ascii="Calibri" w:hAnsi="Calibri" w:cs="Calibri"/>
-          <w:sz w:val="34"/>
-          <w:szCs w:val="34"/>
-        </w:rPr>
-      </w:pPr>
-      <w:r>
-        <w:rPr>
-          <w:rFonts w:ascii="Calibri" w:hAnsi="Calibri" w:cs="Calibri"/>
+          <w:rFonts w:ascii="Carlito" w:hAnsi="Carlito" w:cs="Carlito"/>
+          <w:sz w:val="34"/>
+          <w:szCs w:val="34"/>
+        </w:rPr>
+      </w:pPr>
+      <w:r>
+        <w:rPr>
+          <w:rFonts w:ascii="Carlito" w:hAnsi="Carlito" w:cs="Carlito"/>
           <w:b/>
           <w:bCs/>
           <w:sz w:val="34"/>
@@ -3662,7 +3758,7 @@
       </w:r>
       <w:r>
         <w:rPr>
-          <w:rFonts w:ascii="Calibri" w:hAnsi="Calibri" w:cs="Calibri"/>
+          <w:rFonts w:ascii="Carlito" w:hAnsi="Carlito" w:cs="Carlito"/>
           <w:sz w:val="34"/>
           <w:szCs w:val="34"/>
         </w:rPr>
@@ -3670,7 +3766,7 @@
       </w:r>
       <w:r>
         <w:rPr>
-          <w:rFonts w:ascii="Calibri" w:hAnsi="Calibri" w:cs="Calibri"/>
+          <w:rFonts w:ascii="Carlito" w:hAnsi="Carlito" w:cs="Carlito"/>
           <w:b/>
           <w:bCs/>
           <w:sz w:val="34"/>
@@ -3680,7 +3776,7 @@
       </w:r>
       <w:r>
         <w:rPr>
-          <w:rFonts w:ascii="Calibri" w:hAnsi="Calibri" w:cs="Calibri"/>
+          <w:rFonts w:ascii="Carlito" w:hAnsi="Carlito" w:cs="Carlito"/>
           <w:sz w:val="34"/>
           <w:szCs w:val="34"/>
         </w:rPr>
@@ -3696,14 +3792,14 @@
         </w:numPr>
         <w:jc w:val="both"/>
         <w:rPr>
-          <w:rFonts w:ascii="Calibri" w:hAnsi="Calibri" w:cs="Calibri"/>
-          <w:sz w:val="34"/>
-          <w:szCs w:val="34"/>
-        </w:rPr>
-      </w:pPr>
-      <w:r>
-        <w:rPr>
-          <w:rFonts w:ascii="Calibri" w:hAnsi="Calibri" w:cs="Calibri"/>
+          <w:rFonts w:ascii="Carlito" w:hAnsi="Carlito" w:cs="Carlito"/>
+          <w:sz w:val="34"/>
+          <w:szCs w:val="34"/>
+        </w:rPr>
+      </w:pPr>
+      <w:r>
+        <w:rPr>
+          <w:rFonts w:ascii="Carlito" w:hAnsi="Carlito" w:cs="Carlito"/>
           <w:sz w:val="34"/>
           <w:szCs w:val="34"/>
         </w:rPr>
@@ -3711,7 +3807,7 @@
       </w:r>
       <w:r>
         <w:rPr>
-          <w:rFonts w:ascii="Calibri" w:hAnsi="Calibri" w:cs="Calibri"/>
+          <w:rFonts w:ascii="Carlito" w:hAnsi="Carlito" w:cs="Carlito"/>
           <w:b/>
           <w:bCs/>
           <w:sz w:val="34"/>
@@ -3721,7 +3817,7 @@
       </w:r>
       <w:r>
         <w:rPr>
-          <w:rFonts w:ascii="Calibri" w:hAnsi="Calibri" w:cs="Calibri"/>
+          <w:rFonts w:ascii="Carlito" w:hAnsi="Carlito" w:cs="Carlito"/>
           <w:sz w:val="34"/>
           <w:szCs w:val="34"/>
         </w:rPr>
@@ -3729,7 +3825,7 @@
       </w:r>
       <w:r>
         <w:rPr>
-          <w:rFonts w:ascii="Calibri" w:hAnsi="Calibri" w:cs="Calibri"/>
+          <w:rFonts w:ascii="Carlito" w:hAnsi="Carlito" w:cs="Carlito"/>
           <w:b/>
           <w:bCs/>
           <w:sz w:val="34"/>
@@ -3739,7 +3835,7 @@
       </w:r>
       <w:r>
         <w:rPr>
-          <w:rFonts w:ascii="Calibri" w:hAnsi="Calibri" w:cs="Calibri"/>
+          <w:rFonts w:ascii="Carlito" w:hAnsi="Carlito" w:cs="Carlito"/>
           <w:sz w:val="34"/>
           <w:szCs w:val="34"/>
         </w:rPr>
@@ -3747,7 +3843,7 @@
       </w:r>
       <w:r>
         <w:rPr>
-          <w:rFonts w:ascii="Calibri" w:hAnsi="Calibri" w:cs="Calibri"/>
+          <w:rFonts w:ascii="Carlito" w:hAnsi="Carlito" w:cs="Carlito"/>
           <w:b/>
           <w:bCs/>
           <w:sz w:val="34"/>
@@ -3757,7 +3853,7 @@
       </w:r>
       <w:r>
         <w:rPr>
-          <w:rFonts w:ascii="Calibri" w:hAnsi="Calibri" w:cs="Calibri"/>
+          <w:rFonts w:ascii="Carlito" w:hAnsi="Carlito" w:cs="Carlito"/>
           <w:sz w:val="34"/>
           <w:szCs w:val="34"/>
         </w:rPr>
@@ -3768,14 +3864,14 @@
       <w:pPr>
         <w:jc w:val="both"/>
         <w:rPr>
-          <w:rFonts w:ascii="Calibri" w:hAnsi="Calibri" w:cs="Calibri"/>
-          <w:sz w:val="34"/>
-          <w:szCs w:val="34"/>
-        </w:rPr>
-      </w:pPr>
-      <w:r>
-        <w:rPr>
-          <w:rFonts w:ascii="Calibri" w:hAnsi="Calibri" w:cs="Calibri"/>
+          <w:rFonts w:ascii="Carlito" w:hAnsi="Carlito" w:cs="Carlito"/>
+          <w:sz w:val="34"/>
+          <w:szCs w:val="34"/>
+        </w:rPr>
+      </w:pPr>
+      <w:r>
+        <w:rPr>
+          <w:rFonts w:ascii="Carlito" w:hAnsi="Carlito" w:cs="Carlito"/>
           <w:sz w:val="34"/>
           <w:szCs w:val="34"/>
         </w:rPr>
@@ -3783,7 +3879,7 @@
       </w:r>
       <w:r>
         <w:rPr>
-          <w:rFonts w:ascii="Calibri" w:hAnsi="Calibri" w:cs="Calibri"/>
+          <w:rFonts w:ascii="Carlito" w:hAnsi="Carlito" w:cs="Carlito"/>
           <w:b/>
           <w:bCs/>
           <w:sz w:val="34"/>
@@ -3793,7 +3889,7 @@
       </w:r>
       <w:r>
         <w:rPr>
-          <w:rFonts w:ascii="Calibri" w:hAnsi="Calibri" w:cs="Calibri"/>
+          <w:rFonts w:ascii="Carlito" w:hAnsi="Carlito" w:cs="Carlito"/>
           <w:sz w:val="34"/>
           <w:szCs w:val="34"/>
         </w:rPr>
@@ -3804,14 +3900,14 @@
       <w:pPr>
         <w:jc w:val="both"/>
         <w:rPr>
-          <w:rFonts w:ascii="Calibri" w:hAnsi="Calibri" w:cs="Calibri"/>
-          <w:sz w:val="34"/>
-          <w:szCs w:val="34"/>
-        </w:rPr>
-      </w:pPr>
-      <w:r>
-        <w:rPr>
-          <w:rFonts w:ascii="Calibri" w:hAnsi="Calibri" w:cs="Calibri"/>
+          <w:rFonts w:ascii="Carlito" w:hAnsi="Carlito" w:cs="Carlito"/>
+          <w:sz w:val="34"/>
+          <w:szCs w:val="34"/>
+        </w:rPr>
+      </w:pPr>
+      <w:r>
+        <w:rPr>
+          <w:rFonts w:ascii="Carlito" w:hAnsi="Carlito" w:cs="Carlito"/>
           <w:sz w:val="34"/>
           <w:szCs w:val="34"/>
         </w:rPr>
@@ -3819,7 +3915,7 @@
       </w:r>
       <w:r>
         <w:rPr>
-          <w:rFonts w:ascii="Calibri" w:hAnsi="Calibri" w:cs="Calibri"/>
+          <w:rFonts w:ascii="Carlito" w:hAnsi="Carlito" w:cs="Carlito"/>
           <w:b/>
           <w:bCs/>
           <w:sz w:val="34"/>
@@ -3829,7 +3925,7 @@
       </w:r>
       <w:r>
         <w:rPr>
-          <w:rFonts w:ascii="Calibri" w:hAnsi="Calibri" w:cs="Calibri"/>
+          <w:rFonts w:ascii="Carlito" w:hAnsi="Carlito" w:cs="Carlito"/>
           <w:sz w:val="34"/>
           <w:szCs w:val="34"/>
         </w:rPr>
@@ -3837,7 +3933,7 @@
       </w:r>
       <w:r>
         <w:rPr>
-          <w:rFonts w:ascii="Calibri" w:hAnsi="Calibri" w:cs="Calibri"/>
+          <w:rFonts w:ascii="Carlito" w:hAnsi="Carlito" w:cs="Carlito"/>
           <w:sz w:val="34"/>
           <w:szCs w:val="34"/>
         </w:rPr>
@@ -3845,7 +3941,7 @@
       </w:r>
       <w:r>
         <w:rPr>
-          <w:rFonts w:ascii="Calibri" w:hAnsi="Calibri" w:cs="Calibri"/>
+          <w:rFonts w:ascii="Carlito" w:hAnsi="Carlito" w:cs="Carlito"/>
           <w:sz w:val="34"/>
           <w:szCs w:val="34"/>
         </w:rPr>
@@ -3853,7 +3949,7 @@
       </w:r>
       <w:r>
         <w:rPr>
-          <w:rFonts w:ascii="Calibri" w:hAnsi="Calibri" w:cs="Calibri"/>
+          <w:rFonts w:ascii="Carlito" w:hAnsi="Carlito" w:cs="Carlito"/>
           <w:sz w:val="34"/>
           <w:szCs w:val="34"/>
         </w:rPr>
@@ -3861,7 +3957,7 @@
       </w:r>
       <w:r>
         <w:rPr>
-          <w:rFonts w:ascii="Calibri" w:hAnsi="Calibri" w:cs="Calibri"/>
+          <w:rFonts w:ascii="Carlito" w:hAnsi="Carlito" w:cs="Carlito"/>
           <w:b/>
           <w:bCs/>
           <w:sz w:val="34"/>
@@ -3871,7 +3967,7 @@
       </w:r>
       <w:r>
         <w:rPr>
-          <w:rFonts w:ascii="Calibri" w:hAnsi="Calibri" w:cs="Calibri"/>
+          <w:rFonts w:ascii="Carlito" w:hAnsi="Carlito" w:cs="Carlito"/>
           <w:sz w:val="34"/>
           <w:szCs w:val="34"/>
         </w:rPr>
@@ -3882,14 +3978,14 @@
       <w:pPr>
         <w:jc w:val="both"/>
         <w:rPr>
-          <w:rFonts w:ascii="Calibri" w:hAnsi="Calibri" w:cs="Calibri"/>
-          <w:sz w:val="34"/>
-          <w:szCs w:val="34"/>
-        </w:rPr>
-      </w:pPr>
-      <w:r>
-        <w:rPr>
-          <w:rFonts w:ascii="Calibri" w:hAnsi="Calibri" w:cs="Calibri"/>
+          <w:rFonts w:ascii="Carlito" w:hAnsi="Carlito" w:cs="Carlito"/>
+          <w:sz w:val="34"/>
+          <w:szCs w:val="34"/>
+        </w:rPr>
+      </w:pPr>
+      <w:r>
+        <w:rPr>
+          <w:rFonts w:ascii="Carlito" w:hAnsi="Carlito" w:cs="Carlito"/>
           <w:sz w:val="34"/>
           <w:szCs w:val="34"/>
         </w:rPr>
@@ -3897,7 +3993,7 @@
       </w:r>
       <w:r>
         <w:rPr>
-          <w:rFonts w:ascii="Calibri" w:hAnsi="Calibri" w:cs="Calibri"/>
+          <w:rFonts w:ascii="Carlito" w:hAnsi="Carlito" w:cs="Carlito"/>
           <w:b/>
           <w:bCs/>
           <w:sz w:val="34"/>
@@ -3907,7 +4003,7 @@
       </w:r>
       <w:r>
         <w:rPr>
-          <w:rFonts w:ascii="Calibri" w:hAnsi="Calibri" w:cs="Calibri"/>
+          <w:rFonts w:ascii="Carlito" w:hAnsi="Carlito" w:cs="Carlito"/>
           <w:b/>
           <w:bCs/>
           <w:sz w:val="34"/>
@@ -3917,7 +4013,7 @@
       </w:r>
       <w:r>
         <w:rPr>
-          <w:rFonts w:ascii="Calibri" w:hAnsi="Calibri" w:cs="Calibri"/>
+          <w:rFonts w:ascii="Carlito" w:hAnsi="Carlito" w:cs="Carlito"/>
           <w:sz w:val="34"/>
           <w:szCs w:val="34"/>
         </w:rPr>
@@ -3925,7 +4021,7 @@
       </w:r>
       <w:r>
         <w:rPr>
-          <w:rFonts w:ascii="Calibri" w:hAnsi="Calibri" w:cs="Calibri"/>
+          <w:rFonts w:ascii="Carlito" w:hAnsi="Carlito" w:cs="Carlito"/>
           <w:sz w:val="34"/>
           <w:szCs w:val="34"/>
         </w:rPr>
@@ -3933,7 +4029,7 @@
       </w:r>
       <w:r>
         <w:rPr>
-          <w:rFonts w:ascii="Calibri" w:hAnsi="Calibri" w:cs="Calibri"/>
+          <w:rFonts w:ascii="Carlito" w:hAnsi="Carlito" w:cs="Carlito"/>
           <w:sz w:val="34"/>
           <w:szCs w:val="34"/>
         </w:rPr>
@@ -3941,7 +4037,7 @@
       </w:r>
       <w:r>
         <w:rPr>
-          <w:rFonts w:ascii="Calibri" w:hAnsi="Calibri" w:cs="Calibri"/>
+          <w:rFonts w:ascii="Carlito" w:hAnsi="Carlito" w:cs="Carlito"/>
           <w:sz w:val="34"/>
           <w:szCs w:val="34"/>
         </w:rPr>
@@ -3949,7 +4045,7 @@
       </w:r>
       <w:r>
         <w:rPr>
-          <w:rFonts w:ascii="Calibri" w:hAnsi="Calibri" w:cs="Calibri"/>
+          <w:rFonts w:ascii="Carlito" w:hAnsi="Carlito" w:cs="Carlito"/>
           <w:sz w:val="34"/>
           <w:szCs w:val="34"/>
         </w:rPr>
@@ -3957,7 +4053,7 @@
       </w:r>
       <w:r>
         <w:rPr>
-          <w:rFonts w:ascii="Calibri" w:hAnsi="Calibri" w:cs="Calibri"/>
+          <w:rFonts w:ascii="Carlito" w:hAnsi="Carlito" w:cs="Carlito"/>
           <w:sz w:val="34"/>
           <w:szCs w:val="34"/>
         </w:rPr>
@@ -3968,14 +4064,14 @@
       <w:pPr>
         <w:jc w:val="both"/>
         <w:rPr>
-          <w:rFonts w:ascii="Calibri" w:hAnsi="Calibri" w:cs="Calibri"/>
-          <w:sz w:val="34"/>
-          <w:szCs w:val="34"/>
-        </w:rPr>
-      </w:pPr>
-      <w:r>
-        <w:rPr>
-          <w:rFonts w:ascii="Calibri" w:hAnsi="Calibri" w:cs="Calibri"/>
+          <w:rFonts w:ascii="Carlito" w:hAnsi="Carlito" w:cs="Carlito"/>
+          <w:sz w:val="34"/>
+          <w:szCs w:val="34"/>
+        </w:rPr>
+      </w:pPr>
+      <w:r>
+        <w:rPr>
+          <w:rFonts w:ascii="Carlito" w:hAnsi="Carlito" w:cs="Carlito"/>
           <w:sz w:val="34"/>
           <w:szCs w:val="34"/>
         </w:rPr>
@@ -3983,7 +4079,7 @@
       </w:r>
       <w:r>
         <w:rPr>
-          <w:rFonts w:ascii="Calibri" w:hAnsi="Calibri" w:cs="Calibri"/>
+          <w:rFonts w:ascii="Carlito" w:hAnsi="Carlito" w:cs="Carlito"/>
           <w:b/>
           <w:bCs/>
           <w:sz w:val="34"/>
@@ -3993,7 +4089,7 @@
       </w:r>
       <w:r>
         <w:rPr>
-          <w:rFonts w:ascii="Calibri" w:hAnsi="Calibri" w:cs="Calibri"/>
+          <w:rFonts w:ascii="Carlito" w:hAnsi="Carlito" w:cs="Carlito"/>
           <w:sz w:val="34"/>
           <w:szCs w:val="34"/>
         </w:rPr>
@@ -4004,14 +4100,14 @@
       <w:pPr>
         <w:jc w:val="both"/>
         <w:rPr>
-          <w:rFonts w:ascii="Calibri" w:hAnsi="Calibri" w:cs="Calibri"/>
-          <w:sz w:val="34"/>
-          <w:szCs w:val="34"/>
-        </w:rPr>
-      </w:pPr>
-      <w:r>
-        <w:rPr>
-          <w:rFonts w:ascii="Calibri" w:hAnsi="Calibri" w:cs="Calibri"/>
+          <w:rFonts w:ascii="Carlito" w:hAnsi="Carlito" w:cs="Carlito"/>
+          <w:sz w:val="34"/>
+          <w:szCs w:val="34"/>
+        </w:rPr>
+      </w:pPr>
+      <w:r>
+        <w:rPr>
+          <w:rFonts w:ascii="Carlito" w:hAnsi="Carlito" w:cs="Carlito"/>
           <w:sz w:val="34"/>
           <w:szCs w:val="34"/>
         </w:rPr>
@@ -4019,7 +4115,7 @@
       </w:r>
       <w:r>
         <w:rPr>
-          <w:rFonts w:ascii="Calibri" w:hAnsi="Calibri" w:cs="Calibri"/>
+          <w:rFonts w:ascii="Carlito" w:hAnsi="Carlito" w:cs="Carlito"/>
           <w:b/>
           <w:bCs/>
           <w:sz w:val="34"/>
@@ -4029,7 +4125,7 @@
       </w:r>
       <w:r>
         <w:rPr>
-          <w:rFonts w:ascii="Calibri" w:hAnsi="Calibri" w:cs="Calibri"/>
+          <w:rFonts w:ascii="Carlito" w:hAnsi="Carlito" w:cs="Carlito"/>
           <w:sz w:val="34"/>
           <w:szCs w:val="34"/>
         </w:rPr>
@@ -4037,7 +4133,7 @@
       </w:r>
       <w:r>
         <w:rPr>
-          <w:rFonts w:ascii="Calibri" w:hAnsi="Calibri" w:cs="Calibri"/>
+          <w:rFonts w:ascii="Carlito" w:hAnsi="Carlito" w:cs="Carlito"/>
           <w:sz w:val="34"/>
           <w:szCs w:val="34"/>
         </w:rPr>
@@ -4048,14 +4144,14 @@
       <w:pPr>
         <w:jc w:val="both"/>
         <w:rPr>
-          <w:rFonts w:ascii="Calibri" w:hAnsi="Calibri" w:cs="Calibri"/>
-          <w:sz w:val="34"/>
-          <w:szCs w:val="34"/>
-        </w:rPr>
-      </w:pPr>
-      <w:r>
-        <w:rPr>
-          <w:rFonts w:ascii="Calibri" w:hAnsi="Calibri" w:cs="Calibri"/>
+          <w:rFonts w:ascii="Carlito" w:hAnsi="Carlito" w:cs="Carlito"/>
+          <w:sz w:val="34"/>
+          <w:szCs w:val="34"/>
+        </w:rPr>
+      </w:pPr>
+      <w:r>
+        <w:rPr>
+          <w:rFonts w:ascii="Carlito" w:hAnsi="Carlito" w:cs="Carlito"/>
           <w:sz w:val="34"/>
           <w:szCs w:val="34"/>
         </w:rPr>
@@ -4066,14 +4162,14 @@
       <w:pPr>
         <w:jc w:val="both"/>
         <w:rPr>
-          <w:rFonts w:ascii="Calibri" w:hAnsi="Calibri" w:cs="Calibri"/>
-          <w:sz w:val="34"/>
-          <w:szCs w:val="34"/>
-        </w:rPr>
-      </w:pPr>
-      <w:r>
-        <w:rPr>
-          <w:rFonts w:ascii="Calibri" w:hAnsi="Calibri" w:cs="Calibri"/>
+          <w:rFonts w:ascii="Carlito" w:hAnsi="Carlito" w:cs="Carlito"/>
+          <w:sz w:val="34"/>
+          <w:szCs w:val="34"/>
+        </w:rPr>
+      </w:pPr>
+      <w:r>
+        <w:rPr>
+          <w:rFonts w:ascii="Carlito" w:hAnsi="Carlito" w:cs="Carlito"/>
           <w:sz w:val="34"/>
           <w:szCs w:val="34"/>
         </w:rPr>
@@ -4084,14 +4180,14 @@
       <w:pPr>
         <w:jc w:val="both"/>
         <w:rPr>
-          <w:rFonts w:ascii="Calibri" w:hAnsi="Calibri" w:cs="Calibri"/>
-          <w:sz w:val="34"/>
-          <w:szCs w:val="34"/>
-        </w:rPr>
-      </w:pPr>
-      <w:r>
-        <w:rPr>
-          <w:rFonts w:ascii="Calibri" w:hAnsi="Calibri" w:cs="Calibri"/>
+          <w:rFonts w:ascii="Carlito" w:hAnsi="Carlito" w:cs="Carlito"/>
+          <w:sz w:val="34"/>
+          <w:szCs w:val="34"/>
+        </w:rPr>
+      </w:pPr>
+      <w:r>
+        <w:rPr>
+          <w:rFonts w:ascii="Carlito" w:hAnsi="Carlito" w:cs="Carlito"/>
           <w:sz w:val="34"/>
           <w:szCs w:val="34"/>
         </w:rPr>
@@ -4103,14 +4199,14 @@
       <w:pPr>
         <w:jc w:val="both"/>
         <w:rPr>
-          <w:rFonts w:ascii="Calibri" w:hAnsi="Calibri" w:cs="Calibri"/>
-          <w:sz w:val="34"/>
-          <w:szCs w:val="34"/>
-        </w:rPr>
-      </w:pPr>
-      <w:r>
-        <w:rPr>
-          <w:rFonts w:ascii="Calibri" w:hAnsi="Calibri" w:cs="Calibri"/>
+          <w:rFonts w:ascii="Carlito" w:hAnsi="Carlito" w:cs="Carlito"/>
+          <w:sz w:val="34"/>
+          <w:szCs w:val="34"/>
+        </w:rPr>
+      </w:pPr>
+      <w:r>
+        <w:rPr>
+          <w:rFonts w:ascii="Carlito" w:hAnsi="Carlito" w:cs="Carlito"/>
           <w:sz w:val="34"/>
           <w:szCs w:val="34"/>
         </w:rPr>
@@ -4121,14 +4217,14 @@
       <w:pPr>
         <w:jc w:val="both"/>
         <w:rPr>
-          <w:rFonts w:ascii="Calibri" w:hAnsi="Calibri" w:cs="Calibri"/>
-          <w:sz w:val="34"/>
-          <w:szCs w:val="34"/>
-        </w:rPr>
-      </w:pPr>
-      <w:r>
-        <w:rPr>
-          <w:rFonts w:ascii="Calibri" w:hAnsi="Calibri" w:cs="Calibri"/>
+          <w:rFonts w:ascii="Carlito" w:hAnsi="Carlito" w:cs="Carlito"/>
+          <w:sz w:val="34"/>
+          <w:szCs w:val="34"/>
+        </w:rPr>
+      </w:pPr>
+      <w:r>
+        <w:rPr>
+          <w:rFonts w:ascii="Carlito" w:hAnsi="Carlito" w:cs="Carlito"/>
           <w:sz w:val="34"/>
           <w:szCs w:val="34"/>
         </w:rPr>
@@ -4136,7 +4232,7 @@
       </w:r>
       <w:r>
         <w:rPr>
-          <w:rFonts w:ascii="Calibri" w:hAnsi="Calibri" w:cs="Calibri"/>
+          <w:rFonts w:ascii="Carlito" w:hAnsi="Carlito" w:cs="Carlito"/>
           <w:sz w:val="34"/>
           <w:szCs w:val="34"/>
         </w:rPr>
@@ -4144,7 +4240,7 @@
       </w:r>
       <w:r>
         <w:rPr>
-          <w:rFonts w:ascii="Calibri" w:hAnsi="Calibri" w:cs="Calibri"/>
+          <w:rFonts w:ascii="Carlito" w:hAnsi="Carlito" w:cs="Carlito"/>
           <w:b/>
           <w:bCs/>
           <w:sz w:val="34"/>
@@ -4154,7 +4250,7 @@
       </w:r>
       <w:r>
         <w:rPr>
-          <w:rFonts w:ascii="Calibri" w:hAnsi="Calibri" w:cs="Calibri"/>
+          <w:rFonts w:ascii="Carlito" w:hAnsi="Carlito" w:cs="Carlito"/>
           <w:sz w:val="34"/>
           <w:szCs w:val="34"/>
         </w:rPr>
@@ -4165,14 +4261,14 @@
       <w:pPr>
         <w:jc w:val="both"/>
         <w:rPr>
-          <w:rFonts w:ascii="Calibri" w:hAnsi="Calibri" w:cs="Calibri"/>
-          <w:sz w:val="34"/>
-          <w:szCs w:val="34"/>
-        </w:rPr>
-      </w:pPr>
-      <w:r>
-        <w:rPr>
-          <w:rFonts w:ascii="Calibri" w:hAnsi="Calibri" w:cs="Calibri"/>
+          <w:rFonts w:ascii="Carlito" w:hAnsi="Carlito" w:cs="Carlito"/>
+          <w:sz w:val="34"/>
+          <w:szCs w:val="34"/>
+        </w:rPr>
+      </w:pPr>
+      <w:r>
+        <w:rPr>
+          <w:rFonts w:ascii="Carlito" w:hAnsi="Carlito" w:cs="Carlito"/>
           <w:sz w:val="34"/>
           <w:szCs w:val="34"/>
         </w:rPr>
@@ -4180,7 +4276,7 @@
       </w:r>
       <w:r>
         <w:rPr>
-          <w:rFonts w:ascii="Calibri" w:hAnsi="Calibri" w:cs="Calibri"/>
+          <w:rFonts w:ascii="Carlito" w:hAnsi="Carlito" w:cs="Carlito"/>
           <w:b/>
           <w:bCs/>
           <w:sz w:val="34"/>
@@ -4190,7 +4286,7 @@
       </w:r>
       <w:r>
         <w:rPr>
-          <w:rFonts w:ascii="Calibri" w:hAnsi="Calibri" w:cs="Calibri"/>
+          <w:rFonts w:ascii="Carlito" w:hAnsi="Carlito" w:cs="Carlito"/>
           <w:sz w:val="34"/>
           <w:szCs w:val="34"/>
         </w:rPr>
@@ -4198,7 +4294,7 @@
       </w:r>
       <w:r>
         <w:rPr>
-          <w:rFonts w:ascii="Calibri" w:hAnsi="Calibri" w:cs="Calibri"/>
+          <w:rFonts w:ascii="Carlito" w:hAnsi="Carlito" w:cs="Carlito"/>
           <w:b/>
           <w:bCs/>
           <w:sz w:val="34"/>
@@ -4208,7 +4304,7 @@
       </w:r>
       <w:r>
         <w:rPr>
-          <w:rFonts w:ascii="Calibri" w:hAnsi="Calibri" w:cs="Calibri"/>
+          <w:rFonts w:ascii="Carlito" w:hAnsi="Carlito" w:cs="Carlito"/>
           <w:sz w:val="34"/>
           <w:szCs w:val="34"/>
         </w:rPr>
@@ -4216,7 +4312,7 @@
       </w:r>
       <w:r>
         <w:rPr>
-          <w:rFonts w:ascii="Calibri" w:hAnsi="Calibri" w:cs="Calibri"/>
+          <w:rFonts w:ascii="Carlito" w:hAnsi="Carlito" w:cs="Carlito"/>
           <w:b/>
           <w:bCs/>
           <w:sz w:val="34"/>
@@ -4226,7 +4322,7 @@
       </w:r>
       <w:r>
         <w:rPr>
-          <w:rFonts w:ascii="Calibri" w:hAnsi="Calibri" w:cs="Calibri"/>
+          <w:rFonts w:ascii="Carlito" w:hAnsi="Carlito" w:cs="Carlito"/>
           <w:b/>
           <w:bCs/>
           <w:sz w:val="34"/>
@@ -4236,7 +4332,7 @@
       </w:r>
       <w:r>
         <w:rPr>
-          <w:rFonts w:ascii="Calibri" w:hAnsi="Calibri" w:cs="Calibri"/>
+          <w:rFonts w:ascii="Carlito" w:hAnsi="Carlito" w:cs="Carlito"/>
           <w:b/>
           <w:bCs/>
           <w:sz w:val="34"/>
@@ -4246,7 +4342,7 @@
       </w:r>
       <w:r>
         <w:rPr>
-          <w:rFonts w:ascii="Calibri" w:hAnsi="Calibri" w:cs="Calibri"/>
+          <w:rFonts w:ascii="Carlito" w:hAnsi="Carlito" w:cs="Carlito"/>
           <w:sz w:val="34"/>
           <w:szCs w:val="34"/>
         </w:rPr>
@@ -4254,7 +4350,7 @@
       </w:r>
       <w:r>
         <w:rPr>
-          <w:rFonts w:ascii="Calibri" w:hAnsi="Calibri" w:cs="Calibri"/>
+          <w:rFonts w:ascii="Carlito" w:hAnsi="Carlito" w:cs="Carlito"/>
           <w:sz w:val="34"/>
           <w:szCs w:val="34"/>
         </w:rPr>
@@ -4262,7 +4358,7 @@
       </w:r>
       <w:r>
         <w:rPr>
-          <w:rFonts w:ascii="Calibri" w:hAnsi="Calibri" w:cs="Calibri"/>
+          <w:rFonts w:ascii="Carlito" w:hAnsi="Carlito" w:cs="Carlito"/>
           <w:sz w:val="34"/>
           <w:szCs w:val="34"/>
         </w:rPr>
@@ -4270,7 +4366,7 @@
       </w:r>
       <w:r>
         <w:rPr>
-          <w:rFonts w:ascii="Calibri" w:hAnsi="Calibri" w:cs="Calibri"/>
+          <w:rFonts w:ascii="Carlito" w:hAnsi="Carlito" w:cs="Carlito"/>
           <w:sz w:val="34"/>
           <w:szCs w:val="34"/>
         </w:rPr>
@@ -4286,14 +4382,14 @@
         </w:numPr>
         <w:jc w:val="both"/>
         <w:rPr>
-          <w:rFonts w:ascii="Calibri" w:hAnsi="Calibri" w:cs="Calibri"/>
-          <w:sz w:val="34"/>
-          <w:szCs w:val="34"/>
-        </w:rPr>
-      </w:pPr>
-      <w:r>
-        <w:rPr>
-          <w:rFonts w:ascii="Calibri" w:hAnsi="Calibri" w:cs="Calibri"/>
+          <w:rFonts w:ascii="Carlito" w:hAnsi="Carlito" w:cs="Carlito"/>
+          <w:sz w:val="34"/>
+          <w:szCs w:val="34"/>
+        </w:rPr>
+      </w:pPr>
+      <w:r>
+        <w:rPr>
+          <w:rFonts w:ascii="Carlito" w:hAnsi="Carlito" w:cs="Carlito"/>
           <w:b/>
           <w:bCs/>
           <w:sz w:val="34"/>
@@ -4303,7 +4399,7 @@
       </w:r>
       <w:r>
         <w:rPr>
-          <w:rFonts w:ascii="Calibri" w:hAnsi="Calibri" w:cs="Calibri"/>
+          <w:rFonts w:ascii="Carlito" w:hAnsi="Carlito" w:cs="Carlito"/>
           <w:b/>
           <w:bCs/>
           <w:sz w:val="34"/>
@@ -4313,7 +4409,7 @@
       </w:r>
       <w:r>
         <w:rPr>
-          <w:rFonts w:ascii="Calibri" w:hAnsi="Calibri" w:cs="Calibri"/>
+          <w:rFonts w:ascii="Carlito" w:hAnsi="Carlito" w:cs="Carlito"/>
           <w:b/>
           <w:bCs/>
           <w:sz w:val="34"/>
@@ -4323,7 +4419,7 @@
       </w:r>
       <w:r>
         <w:rPr>
-          <w:rFonts w:ascii="Calibri" w:hAnsi="Calibri" w:cs="Calibri"/>
+          <w:rFonts w:ascii="Carlito" w:hAnsi="Carlito" w:cs="Carlito"/>
           <w:sz w:val="22"/>
           <w:szCs w:val="22"/>
         </w:rPr>
@@ -4331,7 +4427,7 @@
       </w:r>
       <w:r>
         <w:rPr>
-          <w:rFonts w:ascii="Calibri" w:hAnsi="Calibri" w:cs="Calibri"/>
+          <w:rFonts w:ascii="Carlito" w:hAnsi="Carlito" w:cs="Carlito"/>
           <w:sz w:val="34"/>
           <w:szCs w:val="34"/>
         </w:rPr>
@@ -4347,14 +4443,14 @@
         </w:numPr>
         <w:jc w:val="both"/>
         <w:rPr>
-          <w:rFonts w:ascii="Calibri" w:hAnsi="Calibri" w:cs="Calibri"/>
-          <w:sz w:val="34"/>
-          <w:szCs w:val="34"/>
-        </w:rPr>
-      </w:pPr>
-      <w:r>
-        <w:rPr>
-          <w:rFonts w:ascii="Calibri" w:hAnsi="Calibri" w:cs="Calibri"/>
+          <w:rFonts w:ascii="Carlito" w:hAnsi="Carlito" w:cs="Carlito"/>
+          <w:sz w:val="34"/>
+          <w:szCs w:val="34"/>
+        </w:rPr>
+      </w:pPr>
+      <w:r>
+        <w:rPr>
+          <w:rFonts w:ascii="Carlito" w:hAnsi="Carlito" w:cs="Carlito"/>
           <w:b/>
           <w:bCs/>
           <w:sz w:val="34"/>
@@ -4364,7 +4460,7 @@
       </w:r>
       <w:r>
         <w:rPr>
-          <w:rFonts w:ascii="Calibri" w:hAnsi="Calibri" w:cs="Calibri"/>
+          <w:rFonts w:ascii="Carlito" w:hAnsi="Carlito" w:cs="Carlito"/>
           <w:b/>
           <w:bCs/>
           <w:sz w:val="34"/>
@@ -4374,7 +4470,7 @@
       </w:r>
       <w:r>
         <w:rPr>
-          <w:rFonts w:ascii="Calibri" w:hAnsi="Calibri" w:cs="Calibri"/>
+          <w:rFonts w:ascii="Carlito" w:hAnsi="Carlito" w:cs="Carlito"/>
           <w:sz w:val="22"/>
           <w:szCs w:val="22"/>
         </w:rPr>
@@ -4382,7 +4478,7 @@
       </w:r>
       <w:r>
         <w:rPr>
-          <w:rFonts w:ascii="Calibri" w:hAnsi="Calibri" w:cs="Calibri"/>
+          <w:rFonts w:ascii="Carlito" w:hAnsi="Carlito" w:cs="Carlito"/>
           <w:sz w:val="34"/>
           <w:szCs w:val="34"/>
         </w:rPr>
@@ -4390,7 +4486,7 @@
       </w:r>
       <w:r>
         <w:rPr>
-          <w:rFonts w:ascii="Calibri" w:hAnsi="Calibri" w:cs="Calibri"/>
+          <w:rFonts w:ascii="Carlito" w:hAnsi="Carlito" w:cs="Carlito"/>
           <w:sz w:val="34"/>
           <w:szCs w:val="34"/>
         </w:rPr>
@@ -4406,14 +4502,14 @@
         </w:numPr>
         <w:jc w:val="both"/>
         <w:rPr>
-          <w:rFonts w:ascii="Calibri" w:hAnsi="Calibri" w:cs="Calibri"/>
-          <w:sz w:val="34"/>
-          <w:szCs w:val="34"/>
-        </w:rPr>
-      </w:pPr>
-      <w:r>
-        <w:rPr>
-          <w:rFonts w:ascii="Calibri" w:hAnsi="Calibri" w:cs="Calibri"/>
+          <w:rFonts w:ascii="Carlito" w:hAnsi="Carlito" w:cs="Carlito"/>
+          <w:sz w:val="34"/>
+          <w:szCs w:val="34"/>
+        </w:rPr>
+      </w:pPr>
+      <w:r>
+        <w:rPr>
+          <w:rFonts w:ascii="Carlito" w:hAnsi="Carlito" w:cs="Carlito"/>
           <w:b/>
           <w:bCs/>
           <w:sz w:val="34"/>
@@ -4423,7 +4519,7 @@
       </w:r>
       <w:r>
         <w:rPr>
-          <w:rFonts w:ascii="Calibri" w:hAnsi="Calibri" w:cs="Calibri"/>
+          <w:rFonts w:ascii="Carlito" w:hAnsi="Carlito" w:cs="Carlito"/>
           <w:sz w:val="22"/>
           <w:szCs w:val="22"/>
         </w:rPr>
@@ -4431,7 +4527,7 @@
       </w:r>
       <w:r>
         <w:rPr>
-          <w:rFonts w:ascii="Calibri" w:hAnsi="Calibri" w:cs="Calibri"/>
+          <w:rFonts w:ascii="Carlito" w:hAnsi="Carlito" w:cs="Carlito"/>
           <w:sz w:val="34"/>
           <w:szCs w:val="34"/>
         </w:rPr>
@@ -4439,7 +4535,7 @@
       </w:r>
       <w:r>
         <w:rPr>
-          <w:rFonts w:ascii="Calibri" w:hAnsi="Calibri" w:cs="Calibri"/>
+          <w:rFonts w:ascii="Carlito" w:hAnsi="Carlito" w:cs="Carlito"/>
           <w:sz w:val="34"/>
           <w:szCs w:val="34"/>
         </w:rPr>
@@ -4450,14 +4546,14 @@
       <w:pPr>
         <w:jc w:val="both"/>
         <w:rPr>
-          <w:rFonts w:ascii="Calibri" w:hAnsi="Calibri" w:cs="Calibri"/>
-          <w:sz w:val="34"/>
-          <w:szCs w:val="34"/>
-        </w:rPr>
-      </w:pPr>
-      <w:r>
-        <w:rPr>
-          <w:rFonts w:ascii="Calibri" w:hAnsi="Calibri" w:cs="Calibri"/>
+          <w:rFonts w:ascii="Carlito" w:hAnsi="Carlito" w:cs="Carlito"/>
+          <w:sz w:val="34"/>
+          <w:szCs w:val="34"/>
+        </w:rPr>
+      </w:pPr>
+      <w:r>
+        <w:rPr>
+          <w:rFonts w:ascii="Carlito" w:hAnsi="Carlito" w:cs="Carlito"/>
           <w:sz w:val="34"/>
           <w:szCs w:val="34"/>
         </w:rPr>
@@ -4465,7 +4561,7 @@
       </w:r>
       <w:r>
         <w:rPr>
-          <w:rFonts w:ascii="Calibri" w:hAnsi="Calibri" w:cs="Calibri"/>
+          <w:rFonts w:ascii="Carlito" w:hAnsi="Carlito" w:cs="Carlito"/>
           <w:sz w:val="34"/>
           <w:szCs w:val="34"/>
         </w:rPr>
@@ -4473,7 +4569,7 @@
       </w:r>
       <w:r>
         <w:rPr>
-          <w:rFonts w:ascii="Calibri" w:hAnsi="Calibri" w:cs="Calibri"/>
+          <w:rFonts w:ascii="Carlito" w:hAnsi="Carlito" w:cs="Carlito"/>
           <w:b/>
           <w:bCs/>
           <w:sz w:val="34"/>
@@ -4491,14 +4587,14 @@
         </w:numPr>
         <w:jc w:val="both"/>
         <w:rPr>
-          <w:rFonts w:ascii="Calibri" w:hAnsi="Calibri" w:cs="Calibri"/>
-          <w:sz w:val="34"/>
-          <w:szCs w:val="34"/>
-        </w:rPr>
-      </w:pPr>
-      <w:r>
-        <w:rPr>
-          <w:rFonts w:ascii="Calibri" w:hAnsi="Calibri" w:cs="Calibri"/>
+          <w:rFonts w:ascii="Carlito" w:hAnsi="Carlito" w:cs="Carlito"/>
+          <w:sz w:val="34"/>
+          <w:szCs w:val="34"/>
+        </w:rPr>
+      </w:pPr>
+      <w:r>
+        <w:rPr>
+          <w:rFonts w:ascii="Carlito" w:hAnsi="Carlito" w:cs="Carlito"/>
           <w:sz w:val="34"/>
           <w:szCs w:val="34"/>
         </w:rPr>
@@ -4514,14 +4610,14 @@
         </w:numPr>
         <w:jc w:val="both"/>
         <w:rPr>
-          <w:rFonts w:ascii="Calibri" w:hAnsi="Calibri" w:cs="Calibri"/>
-          <w:sz w:val="34"/>
-          <w:szCs w:val="34"/>
-        </w:rPr>
-      </w:pPr>
-      <w:r>
-        <w:rPr>
-          <w:rFonts w:ascii="Calibri" w:hAnsi="Calibri" w:cs="Calibri"/>
+          <w:rFonts w:ascii="Carlito" w:hAnsi="Carlito" w:cs="Carlito"/>
+          <w:sz w:val="34"/>
+          <w:szCs w:val="34"/>
+        </w:rPr>
+      </w:pPr>
+      <w:r>
+        <w:rPr>
+          <w:rFonts w:ascii="Carlito" w:hAnsi="Carlito" w:cs="Carlito"/>
           <w:sz w:val="34"/>
           <w:szCs w:val="34"/>
         </w:rPr>
@@ -4537,14 +4633,14 @@
         </w:numPr>
         <w:jc w:val="both"/>
         <w:rPr>
-          <w:rFonts w:ascii="Calibri" w:hAnsi="Calibri" w:cs="Calibri"/>
-          <w:sz w:val="34"/>
-          <w:szCs w:val="34"/>
-        </w:rPr>
-      </w:pPr>
-      <w:r>
-        <w:rPr>
-          <w:rFonts w:ascii="Calibri" w:hAnsi="Calibri" w:cs="Calibri"/>
+          <w:rFonts w:ascii="Carlito" w:hAnsi="Carlito" w:cs="Carlito"/>
+          <w:sz w:val="34"/>
+          <w:szCs w:val="34"/>
+        </w:rPr>
+      </w:pPr>
+      <w:r>
+        <w:rPr>
+          <w:rFonts w:ascii="Carlito" w:hAnsi="Carlito" w:cs="Carlito"/>
           <w:sz w:val="34"/>
           <w:szCs w:val="34"/>
         </w:rPr>
@@ -4555,14 +4651,14 @@
       <w:pPr>
         <w:jc w:val="both"/>
         <w:rPr>
-          <w:rFonts w:ascii="Calibri" w:hAnsi="Calibri" w:cs="Calibri"/>
-          <w:sz w:val="34"/>
-          <w:szCs w:val="34"/>
-        </w:rPr>
-      </w:pPr>
-      <w:r>
-        <w:rPr>
-          <w:rFonts w:ascii="Calibri" w:hAnsi="Calibri" w:cs="Calibri"/>
+          <w:rFonts w:ascii="Carlito" w:hAnsi="Carlito" w:cs="Carlito"/>
+          <w:sz w:val="34"/>
+          <w:szCs w:val="34"/>
+        </w:rPr>
+      </w:pPr>
+      <w:r>
+        <w:rPr>
+          <w:rFonts w:ascii="Carlito" w:hAnsi="Carlito" w:cs="Carlito"/>
           <w:sz w:val="34"/>
           <w:szCs w:val="34"/>
         </w:rPr>
@@ -4570,7 +4666,7 @@
       </w:r>
       <w:r>
         <w:rPr>
-          <w:rFonts w:ascii="Calibri" w:hAnsi="Calibri" w:cs="Calibri"/>
+          <w:rFonts w:ascii="Carlito" w:hAnsi="Carlito" w:cs="Carlito"/>
           <w:sz w:val="34"/>
           <w:szCs w:val="34"/>
         </w:rPr>
@@ -4578,7 +4674,7 @@
       </w:r>
       <w:r>
         <w:rPr>
-          <w:rFonts w:ascii="Calibri" w:hAnsi="Calibri" w:cs="Calibri"/>
+          <w:rFonts w:ascii="Carlito" w:hAnsi="Carlito" w:cs="Carlito"/>
           <w:b/>
           <w:bCs/>
           <w:sz w:val="34"/>
@@ -4588,7 +4684,7 @@
       </w:r>
       <w:r>
         <w:rPr>
-          <w:rFonts w:ascii="Calibri" w:hAnsi="Calibri" w:cs="Calibri"/>
+          <w:rFonts w:ascii="Carlito" w:hAnsi="Carlito" w:cs="Carlito"/>
           <w:sz w:val="34"/>
           <w:szCs w:val="34"/>
         </w:rPr>
@@ -4599,14 +4695,14 @@
       <w:pPr>
         <w:jc w:val="both"/>
         <w:rPr>
-          <w:rFonts w:ascii="Calibri" w:hAnsi="Calibri" w:cs="Calibri"/>
-          <w:sz w:val="34"/>
-          <w:szCs w:val="34"/>
-        </w:rPr>
-      </w:pPr>
-      <w:r>
-        <w:rPr>
-          <w:rFonts w:ascii="Calibri" w:hAnsi="Calibri" w:cs="Calibri"/>
+          <w:rFonts w:ascii="Carlito" w:hAnsi="Carlito" w:cs="Carlito"/>
+          <w:sz w:val="34"/>
+          <w:szCs w:val="34"/>
+        </w:rPr>
+      </w:pPr>
+      <w:r>
+        <w:rPr>
+          <w:rFonts w:ascii="Carlito" w:hAnsi="Carlito" w:cs="Carlito"/>
           <w:sz w:val="34"/>
           <w:szCs w:val="34"/>
         </w:rPr>
@@ -4614,7 +4710,7 @@
       </w:r>
       <w:r>
         <w:rPr>
-          <w:rFonts w:ascii="Calibri" w:hAnsi="Calibri" w:cs="Calibri"/>
+          <w:rFonts w:ascii="Carlito" w:hAnsi="Carlito" w:cs="Carlito"/>
           <w:b/>
           <w:bCs/>
           <w:sz w:val="34"/>
@@ -4624,7 +4720,7 @@
       </w:r>
       <w:r>
         <w:rPr>
-          <w:rFonts w:ascii="Calibri" w:hAnsi="Calibri" w:cs="Calibri"/>
+          <w:rFonts w:ascii="Carlito" w:hAnsi="Carlito" w:cs="Carlito"/>
           <w:b/>
           <w:bCs/>
           <w:sz w:val="34"/>
@@ -4634,7 +4730,7 @@
       </w:r>
       <w:r>
         <w:rPr>
-          <w:rFonts w:ascii="Calibri" w:hAnsi="Calibri" w:cs="Calibri"/>
+          <w:rFonts w:ascii="Carlito" w:hAnsi="Carlito" w:cs="Carlito"/>
           <w:sz w:val="34"/>
           <w:szCs w:val="34"/>
         </w:rPr>
@@ -4642,7 +4738,7 @@
       </w:r>
       <w:r>
         <w:rPr>
-          <w:rFonts w:ascii="Calibri" w:hAnsi="Calibri" w:cs="Calibri"/>
+          <w:rFonts w:ascii="Carlito" w:hAnsi="Carlito" w:cs="Carlito"/>
           <w:sz w:val="34"/>
           <w:szCs w:val="34"/>
         </w:rPr>
@@ -4650,7 +4746,7 @@
       </w:r>
       <w:r>
         <w:rPr>
-          <w:rFonts w:ascii="Calibri" w:hAnsi="Calibri" w:cs="Calibri"/>
+          <w:rFonts w:ascii="Carlito" w:hAnsi="Carlito" w:cs="Carlito"/>
           <w:sz w:val="34"/>
           <w:szCs w:val="34"/>
         </w:rPr>
@@ -4658,7 +4754,7 @@
       </w:r>
       <w:r>
         <w:rPr>
-          <w:rFonts w:ascii="Calibri" w:hAnsi="Calibri" w:cs="Calibri"/>
+          <w:rFonts w:ascii="Carlito" w:hAnsi="Carlito" w:cs="Carlito"/>
           <w:sz w:val="34"/>
           <w:szCs w:val="34"/>
         </w:rPr>
@@ -4669,14 +4765,14 @@
       <w:pPr>
         <w:jc w:val="both"/>
         <w:rPr>
-          <w:rFonts w:ascii="Calibri" w:hAnsi="Calibri" w:cs="Calibri"/>
-          <w:sz w:val="34"/>
-          <w:szCs w:val="34"/>
-        </w:rPr>
-      </w:pPr>
-      <w:r>
-        <w:rPr>
-          <w:rFonts w:ascii="Calibri" w:hAnsi="Calibri" w:cs="Calibri"/>
+          <w:rFonts w:ascii="Carlito" w:hAnsi="Carlito" w:cs="Carlito"/>
+          <w:sz w:val="34"/>
+          <w:szCs w:val="34"/>
+        </w:rPr>
+      </w:pPr>
+      <w:r>
+        <w:rPr>
+          <w:rFonts w:ascii="Carlito" w:hAnsi="Carlito" w:cs="Carlito"/>
           <w:sz w:val="34"/>
           <w:szCs w:val="34"/>
         </w:rPr>
@@ -4684,7 +4780,7 @@
       </w:r>
       <w:r>
         <w:rPr>
-          <w:rFonts w:ascii="Calibri" w:hAnsi="Calibri" w:cs="Calibri"/>
+          <w:rFonts w:ascii="Carlito" w:hAnsi="Carlito" w:cs="Carlito"/>
           <w:b/>
           <w:bCs/>
           <w:sz w:val="34"/>
@@ -4694,7 +4790,7 @@
       </w:r>
       <w:r>
         <w:rPr>
-          <w:rFonts w:ascii="Calibri" w:hAnsi="Calibri" w:cs="Calibri"/>
+          <w:rFonts w:ascii="Carlito" w:hAnsi="Carlito" w:cs="Carlito"/>
           <w:sz w:val="34"/>
           <w:szCs w:val="34"/>
         </w:rPr>
@@ -4702,7 +4798,7 @@
       </w:r>
       <w:r>
         <w:rPr>
-          <w:rFonts w:ascii="Calibri" w:hAnsi="Calibri" w:cs="Calibri"/>
+          <w:rFonts w:ascii="Carlito" w:hAnsi="Carlito" w:cs="Carlito"/>
           <w:sz w:val="34"/>
           <w:szCs w:val="34"/>
         </w:rPr>
@@ -4710,7 +4806,7 @@
       </w:r>
       <w:r>
         <w:rPr>
-          <w:rFonts w:ascii="Calibri" w:hAnsi="Calibri" w:cs="Calibri"/>
+          <w:rFonts w:ascii="Carlito" w:hAnsi="Carlito" w:cs="Carlito"/>
           <w:sz w:val="34"/>
           <w:szCs w:val="34"/>
         </w:rPr>
@@ -4718,7 +4814,7 @@
       </w:r>
       <w:r>
         <w:rPr>
-          <w:rFonts w:ascii="Calibri" w:hAnsi="Calibri" w:cs="Calibri"/>
+          <w:rFonts w:ascii="Carlito" w:hAnsi="Carlito" w:cs="Carlito"/>
           <w:sz w:val="34"/>
           <w:szCs w:val="34"/>
         </w:rPr>
@@ -4729,14 +4825,14 @@
       <w:pPr>
         <w:jc w:val="both"/>
         <w:rPr>
-          <w:rFonts w:ascii="Calibri" w:hAnsi="Calibri" w:cs="Calibri"/>
-          <w:sz w:val="34"/>
-          <w:szCs w:val="34"/>
-        </w:rPr>
-      </w:pPr>
-      <w:r>
-        <w:rPr>
-          <w:rFonts w:ascii="Calibri" w:hAnsi="Calibri" w:cs="Calibri"/>
+          <w:rFonts w:ascii="Carlito" w:hAnsi="Carlito" w:cs="Carlito"/>
+          <w:sz w:val="34"/>
+          <w:szCs w:val="34"/>
+        </w:rPr>
+      </w:pPr>
+      <w:r>
+        <w:rPr>
+          <w:rFonts w:ascii="Carlito" w:hAnsi="Carlito" w:cs="Carlito"/>
           <w:sz w:val="34"/>
           <w:szCs w:val="34"/>
         </w:rPr>
@@ -4744,7 +4840,7 @@
       </w:r>
       <w:r>
         <w:rPr>
-          <w:rFonts w:ascii="Calibri" w:hAnsi="Calibri" w:cs="Calibri"/>
+          <w:rFonts w:ascii="Carlito" w:hAnsi="Carlito" w:cs="Carlito"/>
           <w:sz w:val="34"/>
           <w:szCs w:val="34"/>
         </w:rPr>
@@ -4752,7 +4848,7 @@
       </w:r>
       <w:r>
         <w:rPr>
-          <w:rFonts w:ascii="Calibri" w:hAnsi="Calibri" w:cs="Calibri"/>
+          <w:rFonts w:ascii="Carlito" w:hAnsi="Carlito" w:cs="Carlito"/>
           <w:b/>
           <w:bCs/>
           <w:sz w:val="34"/>
@@ -4762,7 +4858,7 @@
       </w:r>
       <w:r>
         <w:rPr>
-          <w:rFonts w:ascii="Calibri" w:hAnsi="Calibri" w:cs="Calibri"/>
+          <w:rFonts w:ascii="Carlito" w:hAnsi="Carlito" w:cs="Carlito"/>
           <w:b/>
           <w:bCs/>
           <w:sz w:val="34"/>
@@ -4772,7 +4868,7 @@
       </w:r>
       <w:r>
         <w:rPr>
-          <w:rFonts w:ascii="Calibri" w:hAnsi="Calibri" w:cs="Calibri"/>
+          <w:rFonts w:ascii="Carlito" w:hAnsi="Carlito" w:cs="Carlito"/>
           <w:b/>
           <w:bCs/>
           <w:sz w:val="34"/>
@@ -4782,7 +4878,7 @@
       </w:r>
       <w:r>
         <w:rPr>
-          <w:rFonts w:ascii="Calibri" w:hAnsi="Calibri" w:cs="Calibri"/>
+          <w:rFonts w:ascii="Carlito" w:hAnsi="Carlito" w:cs="Carlito"/>
           <w:sz w:val="34"/>
           <w:szCs w:val="34"/>
         </w:rPr>
@@ -4793,14 +4889,14 @@
       <w:pPr>
         <w:jc w:val="both"/>
         <w:rPr>
-          <w:rFonts w:ascii="Calibri" w:hAnsi="Calibri" w:cs="Calibri"/>
-          <w:sz w:val="34"/>
-          <w:szCs w:val="34"/>
-        </w:rPr>
-      </w:pPr>
-      <w:r>
-        <w:rPr>
-          <w:rFonts w:ascii="Calibri" w:hAnsi="Calibri" w:cs="Calibri"/>
+          <w:rFonts w:ascii="Carlito" w:hAnsi="Carlito" w:cs="Carlito"/>
+          <w:sz w:val="34"/>
+          <w:szCs w:val="34"/>
+        </w:rPr>
+      </w:pPr>
+      <w:r>
+        <w:rPr>
+          <w:rFonts w:ascii="Carlito" w:hAnsi="Carlito" w:cs="Carlito"/>
           <w:sz w:val="34"/>
           <w:szCs w:val="34"/>
         </w:rPr>
@@ -4809,7 +4905,7 @@
       </w:r>
       <w:r>
         <w:rPr>
-          <w:rFonts w:ascii="Calibri" w:hAnsi="Calibri" w:cs="Calibri"/>
+          <w:rFonts w:ascii="Carlito" w:hAnsi="Carlito" w:cs="Carlito"/>
           <w:b/>
           <w:bCs/>
           <w:sz w:val="34"/>
@@ -4819,7 +4915,7 @@
       </w:r>
       <w:r>
         <w:rPr>
-          <w:rFonts w:ascii="Calibri" w:hAnsi="Calibri" w:cs="Calibri"/>
+          <w:rFonts w:ascii="Carlito" w:hAnsi="Carlito" w:cs="Carlito"/>
           <w:sz w:val="34"/>
           <w:szCs w:val="34"/>
         </w:rPr>
@@ -4827,7 +4923,7 @@
       </w:r>
       <w:r>
         <w:rPr>
-          <w:rFonts w:ascii="Calibri" w:hAnsi="Calibri" w:cs="Calibri"/>
+          <w:rFonts w:ascii="Carlito" w:hAnsi="Carlito" w:cs="Carlito"/>
           <w:sz w:val="34"/>
           <w:szCs w:val="34"/>
         </w:rPr>
@@ -4835,7 +4931,7 @@
       </w:r>
       <w:r>
         <w:rPr>
-          <w:rFonts w:ascii="Calibri" w:hAnsi="Calibri" w:cs="Calibri"/>
+          <w:rFonts w:ascii="Carlito" w:hAnsi="Carlito" w:cs="Carlito"/>
           <w:b/>
           <w:bCs/>
           <w:sz w:val="34"/>
@@ -4845,7 +4941,7 @@
       </w:r>
       <w:r>
         <w:rPr>
-          <w:rFonts w:ascii="Calibri" w:hAnsi="Calibri" w:cs="Calibri"/>
+          <w:rFonts w:ascii="Carlito" w:hAnsi="Carlito" w:cs="Carlito"/>
           <w:sz w:val="34"/>
           <w:szCs w:val="34"/>
         </w:rPr>
@@ -4853,7 +4949,7 @@
       </w:r>
       <w:r>
         <w:rPr>
-          <w:rFonts w:ascii="Calibri" w:hAnsi="Calibri" w:cs="Calibri"/>
+          <w:rFonts w:ascii="Carlito" w:hAnsi="Carlito" w:cs="Carlito"/>
           <w:sz w:val="34"/>
           <w:szCs w:val="34"/>
         </w:rPr>
@@ -4861,7 +4957,7 @@
       </w:r>
       <w:r>
         <w:rPr>
-          <w:rFonts w:ascii="Calibri" w:hAnsi="Calibri" w:cs="Calibri"/>
+          <w:rFonts w:ascii="Carlito" w:hAnsi="Carlito" w:cs="Carlito"/>
           <w:sz w:val="34"/>
           <w:szCs w:val="34"/>
         </w:rPr>
@@ -4869,7 +4965,7 @@
       </w:r>
       <w:r>
         <w:rPr>
-          <w:rFonts w:ascii="Calibri" w:hAnsi="Calibri" w:cs="Calibri"/>
+          <w:rFonts w:ascii="Carlito" w:hAnsi="Carlito" w:cs="Carlito"/>
           <w:b/>
           <w:bCs/>
           <w:sz w:val="34"/>
@@ -4879,7 +4975,7 @@
       </w:r>
       <w:r>
         <w:rPr>
-          <w:rFonts w:ascii="Calibri" w:hAnsi="Calibri" w:cs="Calibri"/>
+          <w:rFonts w:ascii="Carlito" w:hAnsi="Carlito" w:cs="Carlito"/>
           <w:sz w:val="34"/>
           <w:szCs w:val="34"/>
         </w:rPr>
@@ -4890,17 +4986,17 @@
       <w:pPr>
         <w:jc w:val="both"/>
         <w:rPr>
-          <w:rFonts w:ascii="Calibri" w:hAnsi="Calibri" w:cs="Calibri"/>
-          <w:b/>
-          <w:bCs/>
-          <w:color w:val="D86DCB" w:themeColor="accent5" w:themeTint="99"/>
-          <w:sz w:val="34"/>
-          <w:szCs w:val="34"/>
-        </w:rPr>
-      </w:pPr>
-      <w:r>
-        <w:rPr>
-          <w:rFonts w:ascii="Calibri" w:hAnsi="Calibri" w:cs="Calibri"/>
+          <w:rFonts w:ascii="Carlito" w:hAnsi="Carlito" w:cs="Carlito"/>
+          <w:b/>
+          <w:bCs/>
+          <w:color w:val="D86DCB" w:themeColor="accent5" w:themeTint="99"/>
+          <w:sz w:val="34"/>
+          <w:szCs w:val="34"/>
+        </w:rPr>
+      </w:pPr>
+      <w:r>
+        <w:rPr>
+          <w:rFonts w:ascii="Carlito" w:hAnsi="Carlito" w:cs="Carlito"/>
           <w:b/>
           <w:bCs/>
           <w:color w:val="D86DCB" w:themeColor="accent5" w:themeTint="99"/>
@@ -4914,17 +5010,17 @@
       <w:pPr>
         <w:jc w:val="both"/>
         <w:rPr>
-          <w:rFonts w:ascii="Calibri" w:hAnsi="Calibri" w:cs="Calibri"/>
-          <w:b/>
-          <w:bCs/>
-          <w:color w:val="D86DCB" w:themeColor="accent5" w:themeTint="99"/>
-          <w:sz w:val="34"/>
-          <w:szCs w:val="34"/>
-        </w:rPr>
-      </w:pPr>
-      <w:r>
-        <w:rPr>
-          <w:rFonts w:ascii="Calibri" w:hAnsi="Calibri" w:cs="Calibri"/>
+          <w:rFonts w:ascii="Carlito" w:hAnsi="Carlito" w:cs="Carlito"/>
+          <w:b/>
+          <w:bCs/>
+          <w:color w:val="D86DCB" w:themeColor="accent5" w:themeTint="99"/>
+          <w:sz w:val="34"/>
+          <w:szCs w:val="34"/>
+        </w:rPr>
+      </w:pPr>
+      <w:r>
+        <w:rPr>
+          <w:rFonts w:ascii="Carlito" w:hAnsi="Carlito" w:cs="Carlito"/>
           <w:b/>
           <w:bCs/>
           <w:color w:val="D86DCB" w:themeColor="accent5" w:themeTint="99"/>
@@ -4938,17 +5034,17 @@
       <w:pPr>
         <w:jc w:val="both"/>
         <w:rPr>
-          <w:rFonts w:ascii="Calibri" w:hAnsi="Calibri" w:cs="Calibri"/>
-          <w:b/>
-          <w:bCs/>
-          <w:color w:val="D86DCB" w:themeColor="accent5" w:themeTint="99"/>
-          <w:sz w:val="34"/>
-          <w:szCs w:val="34"/>
-        </w:rPr>
-      </w:pPr>
-      <w:r>
-        <w:rPr>
-          <w:rFonts w:ascii="Calibri" w:hAnsi="Calibri" w:cs="Calibri"/>
+          <w:rFonts w:ascii="Carlito" w:hAnsi="Carlito" w:cs="Carlito"/>
+          <w:b/>
+          <w:bCs/>
+          <w:color w:val="D86DCB" w:themeColor="accent5" w:themeTint="99"/>
+          <w:sz w:val="34"/>
+          <w:szCs w:val="34"/>
+        </w:rPr>
+      </w:pPr>
+      <w:r>
+        <w:rPr>
+          <w:rFonts w:ascii="Carlito" w:hAnsi="Carlito" w:cs="Carlito"/>
           <w:b/>
           <w:bCs/>
           <w:color w:val="D86DCB" w:themeColor="accent5" w:themeTint="99"/>
@@ -4962,17 +5058,17 @@
       <w:pPr>
         <w:jc w:val="both"/>
         <w:rPr>
-          <w:rFonts w:ascii="Calibri" w:hAnsi="Calibri" w:cs="Calibri"/>
-          <w:b/>
-          <w:bCs/>
-          <w:color w:val="D86DCB" w:themeColor="accent5" w:themeTint="99"/>
-          <w:sz w:val="34"/>
-          <w:szCs w:val="34"/>
-        </w:rPr>
-      </w:pPr>
-      <w:r>
-        <w:rPr>
-          <w:rFonts w:ascii="Calibri" w:hAnsi="Calibri" w:cs="Calibri"/>
+          <w:rFonts w:ascii="Carlito" w:hAnsi="Carlito" w:cs="Carlito"/>
+          <w:b/>
+          <w:bCs/>
+          <w:color w:val="D86DCB" w:themeColor="accent5" w:themeTint="99"/>
+          <w:sz w:val="34"/>
+          <w:szCs w:val="34"/>
+        </w:rPr>
+      </w:pPr>
+      <w:r>
+        <w:rPr>
+          <w:rFonts w:ascii="Carlito" w:hAnsi="Carlito" w:cs="Carlito"/>
           <w:b/>
           <w:bCs/>
           <w:color w:val="D86DCB" w:themeColor="accent5" w:themeTint="99"/>
@@ -4983,7 +5079,7 @@
       </w:r>
       <w:r>
         <w:rPr>
-          <w:rFonts w:ascii="Calibri" w:hAnsi="Calibri" w:cs="Calibri"/>
+          <w:rFonts w:ascii="Carlito" w:hAnsi="Carlito" w:cs="Carlito"/>
           <w:b/>
           <w:bCs/>
           <w:color w:val="D86DCB" w:themeColor="accent5" w:themeTint="99"/>
@@ -4997,17 +5093,17 @@
       <w:pPr>
         <w:jc w:val="both"/>
         <w:rPr>
-          <w:rFonts w:ascii="Calibri" w:hAnsi="Calibri" w:cs="Calibri"/>
-          <w:b/>
-          <w:bCs/>
-          <w:color w:val="D86DCB" w:themeColor="accent5" w:themeTint="99"/>
-          <w:sz w:val="34"/>
-          <w:szCs w:val="34"/>
-        </w:rPr>
-      </w:pPr>
-      <w:r>
-        <w:rPr>
-          <w:rFonts w:ascii="Calibri" w:hAnsi="Calibri" w:cs="Calibri"/>
+          <w:rFonts w:ascii="Carlito" w:hAnsi="Carlito" w:cs="Carlito"/>
+          <w:b/>
+          <w:bCs/>
+          <w:color w:val="D86DCB" w:themeColor="accent5" w:themeTint="99"/>
+          <w:sz w:val="34"/>
+          <w:szCs w:val="34"/>
+        </w:rPr>
+      </w:pPr>
+      <w:r>
+        <w:rPr>
+          <w:rFonts w:ascii="Carlito" w:hAnsi="Carlito" w:cs="Carlito"/>
           <w:b/>
           <w:bCs/>
           <w:color w:val="D86DCB" w:themeColor="accent5" w:themeTint="99"/>
@@ -5021,17 +5117,17 @@
       <w:pPr>
         <w:jc w:val="both"/>
         <w:rPr>
-          <w:rFonts w:ascii="Calibri" w:hAnsi="Calibri" w:cs="Calibri"/>
-          <w:b/>
-          <w:bCs/>
-          <w:color w:val="D86DCB" w:themeColor="accent5" w:themeTint="99"/>
-          <w:sz w:val="34"/>
-          <w:szCs w:val="34"/>
-        </w:rPr>
-      </w:pPr>
-      <w:r>
-        <w:rPr>
-          <w:rFonts w:ascii="Calibri" w:hAnsi="Calibri" w:cs="Calibri"/>
+          <w:rFonts w:ascii="Carlito" w:hAnsi="Carlito" w:cs="Carlito"/>
+          <w:b/>
+          <w:bCs/>
+          <w:color w:val="D86DCB" w:themeColor="accent5" w:themeTint="99"/>
+          <w:sz w:val="34"/>
+          <w:szCs w:val="34"/>
+        </w:rPr>
+      </w:pPr>
+      <w:r>
+        <w:rPr>
+          <w:rFonts w:ascii="Carlito" w:hAnsi="Carlito" w:cs="Carlito"/>
           <w:b/>
           <w:bCs/>
           <w:color w:val="D86DCB" w:themeColor="accent5" w:themeTint="99"/>
@@ -5045,17 +5141,17 @@
       <w:pPr>
         <w:jc w:val="both"/>
         <w:rPr>
-          <w:rFonts w:ascii="Calibri" w:hAnsi="Calibri" w:cs="Calibri"/>
-          <w:b/>
-          <w:bCs/>
-          <w:color w:val="D86DCB" w:themeColor="accent5" w:themeTint="99"/>
-          <w:sz w:val="34"/>
-          <w:szCs w:val="34"/>
-        </w:rPr>
-      </w:pPr>
-      <w:r>
-        <w:rPr>
-          <w:rFonts w:ascii="Calibri" w:hAnsi="Calibri" w:cs="Calibri"/>
+          <w:rFonts w:ascii="Carlito" w:hAnsi="Carlito" w:cs="Carlito"/>
+          <w:b/>
+          <w:bCs/>
+          <w:color w:val="D86DCB" w:themeColor="accent5" w:themeTint="99"/>
+          <w:sz w:val="34"/>
+          <w:szCs w:val="34"/>
+        </w:rPr>
+      </w:pPr>
+      <w:r>
+        <w:rPr>
+          <w:rFonts w:ascii="Carlito" w:hAnsi="Carlito" w:cs="Carlito"/>
           <w:b/>
           <w:bCs/>
           <w:color w:val="D86DCB" w:themeColor="accent5" w:themeTint="99"/>
@@ -5069,17 +5165,17 @@
       <w:pPr>
         <w:jc w:val="both"/>
         <w:rPr>
-          <w:rFonts w:ascii="Calibri" w:hAnsi="Calibri" w:cs="Calibri"/>
-          <w:b/>
-          <w:bCs/>
-          <w:color w:val="D86DCB" w:themeColor="accent5" w:themeTint="99"/>
-          <w:sz w:val="34"/>
-          <w:szCs w:val="34"/>
-        </w:rPr>
-      </w:pPr>
-      <w:r>
-        <w:rPr>
-          <w:rFonts w:ascii="Calibri" w:hAnsi="Calibri" w:cs="Calibri"/>
+          <w:rFonts w:ascii="Carlito" w:hAnsi="Carlito" w:cs="Carlito"/>
+          <w:b/>
+          <w:bCs/>
+          <w:color w:val="D86DCB" w:themeColor="accent5" w:themeTint="99"/>
+          <w:sz w:val="34"/>
+          <w:szCs w:val="34"/>
+        </w:rPr>
+      </w:pPr>
+      <w:r>
+        <w:rPr>
+          <w:rFonts w:ascii="Carlito" w:hAnsi="Carlito" w:cs="Carlito"/>
           <w:b/>
           <w:bCs/>
           <w:color w:val="D86DCB" w:themeColor="accent5" w:themeTint="99"/>
@@ -5093,17 +5189,17 @@
       <w:pPr>
         <w:jc w:val="both"/>
         <w:rPr>
-          <w:rFonts w:ascii="Calibri" w:hAnsi="Calibri" w:cs="Calibri"/>
-          <w:b/>
-          <w:bCs/>
-          <w:color w:val="D86DCB" w:themeColor="accent5" w:themeTint="99"/>
-          <w:sz w:val="34"/>
-          <w:szCs w:val="34"/>
-        </w:rPr>
-      </w:pPr>
-      <w:r>
-        <w:rPr>
-          <w:rFonts w:ascii="Calibri" w:hAnsi="Calibri" w:cs="Calibri"/>
+          <w:rFonts w:ascii="Carlito" w:hAnsi="Carlito" w:cs="Carlito"/>
+          <w:b/>
+          <w:bCs/>
+          <w:color w:val="D86DCB" w:themeColor="accent5" w:themeTint="99"/>
+          <w:sz w:val="34"/>
+          <w:szCs w:val="34"/>
+        </w:rPr>
+      </w:pPr>
+      <w:r>
+        <w:rPr>
+          <w:rFonts w:ascii="Carlito" w:hAnsi="Carlito" w:cs="Carlito"/>
           <w:b/>
           <w:bCs/>
           <w:color w:val="D86DCB" w:themeColor="accent5" w:themeTint="99"/>
@@ -5117,17 +5213,17 @@
       <w:pPr>
         <w:jc w:val="both"/>
         <w:rPr>
-          <w:rFonts w:ascii="Calibri" w:hAnsi="Calibri" w:cs="Calibri"/>
-          <w:b/>
-          <w:bCs/>
-          <w:color w:val="D86DCB" w:themeColor="accent5" w:themeTint="99"/>
-          <w:sz w:val="34"/>
-          <w:szCs w:val="34"/>
-        </w:rPr>
-      </w:pPr>
-      <w:r>
-        <w:rPr>
-          <w:rFonts w:ascii="Calibri" w:hAnsi="Calibri" w:cs="Calibri"/>
+          <w:rFonts w:ascii="Carlito" w:hAnsi="Carlito" w:cs="Carlito"/>
+          <w:b/>
+          <w:bCs/>
+          <w:color w:val="D86DCB" w:themeColor="accent5" w:themeTint="99"/>
+          <w:sz w:val="34"/>
+          <w:szCs w:val="34"/>
+        </w:rPr>
+      </w:pPr>
+      <w:r>
+        <w:rPr>
+          <w:rFonts w:ascii="Carlito" w:hAnsi="Carlito" w:cs="Carlito"/>
           <w:b/>
           <w:bCs/>
           <w:color w:val="D86DCB" w:themeColor="accent5" w:themeTint="99"/>
@@ -5141,17 +5237,17 @@
       <w:pPr>
         <w:jc w:val="both"/>
         <w:rPr>
-          <w:rFonts w:ascii="Calibri" w:hAnsi="Calibri" w:cs="Calibri"/>
-          <w:b/>
-          <w:bCs/>
-          <w:color w:val="D86DCB" w:themeColor="accent5" w:themeTint="99"/>
-          <w:sz w:val="34"/>
-          <w:szCs w:val="34"/>
-        </w:rPr>
-      </w:pPr>
-      <w:r>
-        <w:rPr>
-          <w:rFonts w:ascii="Calibri" w:hAnsi="Calibri" w:cs="Calibri"/>
+          <w:rFonts w:ascii="Carlito" w:hAnsi="Carlito" w:cs="Carlito"/>
+          <w:b/>
+          <w:bCs/>
+          <w:color w:val="D86DCB" w:themeColor="accent5" w:themeTint="99"/>
+          <w:sz w:val="34"/>
+          <w:szCs w:val="34"/>
+        </w:rPr>
+      </w:pPr>
+      <w:r>
+        <w:rPr>
+          <w:rFonts w:ascii="Carlito" w:hAnsi="Carlito" w:cs="Carlito"/>
           <w:b/>
           <w:bCs/>
           <w:color w:val="D86DCB" w:themeColor="accent5" w:themeTint="99"/>
@@ -5165,17 +5261,17 @@
       <w:pPr>
         <w:jc w:val="both"/>
         <w:rPr>
-          <w:rFonts w:ascii="Calibri" w:hAnsi="Calibri" w:cs="Calibri"/>
-          <w:b/>
-          <w:bCs/>
-          <w:color w:val="D86DCB" w:themeColor="accent5" w:themeTint="99"/>
-          <w:sz w:val="34"/>
-          <w:szCs w:val="34"/>
-        </w:rPr>
-      </w:pPr>
-      <w:r>
-        <w:rPr>
-          <w:rFonts w:ascii="Calibri" w:hAnsi="Calibri" w:cs="Calibri"/>
+          <w:rFonts w:ascii="Carlito" w:hAnsi="Carlito" w:cs="Carlito"/>
+          <w:b/>
+          <w:bCs/>
+          <w:color w:val="D86DCB" w:themeColor="accent5" w:themeTint="99"/>
+          <w:sz w:val="34"/>
+          <w:szCs w:val="34"/>
+        </w:rPr>
+      </w:pPr>
+      <w:r>
+        <w:rPr>
+          <w:rFonts w:ascii="Carlito" w:hAnsi="Carlito" w:cs="Carlito"/>
           <w:b/>
           <w:bCs/>
           <w:color w:val="D86DCB" w:themeColor="accent5" w:themeTint="99"/>
@@ -5189,17 +5285,17 @@
       <w:pPr>
         <w:jc w:val="both"/>
         <w:rPr>
-          <w:rFonts w:ascii="Calibri" w:hAnsi="Calibri" w:cs="Calibri"/>
-          <w:b/>
-          <w:bCs/>
-          <w:color w:val="D86DCB" w:themeColor="accent5" w:themeTint="99"/>
-          <w:sz w:val="34"/>
-          <w:szCs w:val="34"/>
-        </w:rPr>
-      </w:pPr>
-      <w:r>
-        <w:rPr>
-          <w:rFonts w:ascii="Calibri" w:hAnsi="Calibri" w:cs="Calibri"/>
+          <w:rFonts w:ascii="Carlito" w:hAnsi="Carlito" w:cs="Carlito"/>
+          <w:b/>
+          <w:bCs/>
+          <w:color w:val="D86DCB" w:themeColor="accent5" w:themeTint="99"/>
+          <w:sz w:val="34"/>
+          <w:szCs w:val="34"/>
+        </w:rPr>
+      </w:pPr>
+      <w:r>
+        <w:rPr>
+          <w:rFonts w:ascii="Carlito" w:hAnsi="Carlito" w:cs="Carlito"/>
           <w:b/>
           <w:bCs/>
           <w:color w:val="D86DCB" w:themeColor="accent5" w:themeTint="99"/>
@@ -5213,17 +5309,17 @@
       <w:pPr>
         <w:jc w:val="both"/>
         <w:rPr>
-          <w:rFonts w:ascii="Calibri" w:hAnsi="Calibri" w:cs="Calibri"/>
-          <w:b/>
-          <w:bCs/>
-          <w:color w:val="D86DCB" w:themeColor="accent5" w:themeTint="99"/>
-          <w:sz w:val="34"/>
-          <w:szCs w:val="34"/>
-        </w:rPr>
-      </w:pPr>
-      <w:r>
-        <w:rPr>
-          <w:rFonts w:ascii="Calibri" w:hAnsi="Calibri" w:cs="Calibri"/>
+          <w:rFonts w:ascii="Carlito" w:hAnsi="Carlito" w:cs="Carlito"/>
+          <w:b/>
+          <w:bCs/>
+          <w:color w:val="D86DCB" w:themeColor="accent5" w:themeTint="99"/>
+          <w:sz w:val="34"/>
+          <w:szCs w:val="34"/>
+        </w:rPr>
+      </w:pPr>
+      <w:r>
+        <w:rPr>
+          <w:rFonts w:ascii="Carlito" w:hAnsi="Carlito" w:cs="Carlito"/>
           <w:b/>
           <w:bCs/>
           <w:color w:val="D86DCB" w:themeColor="accent5" w:themeTint="99"/>
@@ -5234,7 +5330,7 @@
       </w:r>
       <w:r>
         <w:rPr>
-          <w:rFonts w:ascii="Calibri" w:hAnsi="Calibri" w:cs="Calibri"/>
+          <w:rFonts w:ascii="Carlito" w:hAnsi="Carlito" w:cs="Carlito"/>
           <w:b/>
           <w:bCs/>
           <w:color w:val="D86DCB" w:themeColor="accent5" w:themeTint="99"/>
@@ -5248,17 +5344,17 @@
       <w:pPr>
         <w:jc w:val="both"/>
         <w:rPr>
-          <w:rFonts w:ascii="Calibri" w:hAnsi="Calibri" w:cs="Calibri"/>
-          <w:b/>
-          <w:bCs/>
-          <w:color w:val="D86DCB" w:themeColor="accent5" w:themeTint="99"/>
-          <w:sz w:val="34"/>
-          <w:szCs w:val="34"/>
-        </w:rPr>
-      </w:pPr>
-      <w:r>
-        <w:rPr>
-          <w:rFonts w:ascii="Calibri" w:hAnsi="Calibri" w:cs="Calibri"/>
+          <w:rFonts w:ascii="Carlito" w:hAnsi="Carlito" w:cs="Carlito"/>
+          <w:b/>
+          <w:bCs/>
+          <w:color w:val="D86DCB" w:themeColor="accent5" w:themeTint="99"/>
+          <w:sz w:val="34"/>
+          <w:szCs w:val="34"/>
+        </w:rPr>
+      </w:pPr>
+      <w:r>
+        <w:rPr>
+          <w:rFonts w:ascii="Carlito" w:hAnsi="Carlito" w:cs="Carlito"/>
           <w:b/>
           <w:bCs/>
           <w:color w:val="D86DCB" w:themeColor="accent5" w:themeTint="99"/>
@@ -5272,17 +5368,17 @@
       <w:pPr>
         <w:jc w:val="both"/>
         <w:rPr>
-          <w:rFonts w:ascii="Calibri" w:hAnsi="Calibri" w:cs="Calibri"/>
-          <w:b/>
-          <w:bCs/>
-          <w:color w:val="D86DCB" w:themeColor="accent5" w:themeTint="99"/>
-          <w:sz w:val="34"/>
-          <w:szCs w:val="34"/>
-        </w:rPr>
-      </w:pPr>
-      <w:r>
-        <w:rPr>
-          <w:rFonts w:ascii="Calibri" w:hAnsi="Calibri" w:cs="Calibri"/>
+          <w:rFonts w:ascii="Carlito" w:hAnsi="Carlito" w:cs="Carlito"/>
+          <w:b/>
+          <w:bCs/>
+          <w:color w:val="D86DCB" w:themeColor="accent5" w:themeTint="99"/>
+          <w:sz w:val="34"/>
+          <w:szCs w:val="34"/>
+        </w:rPr>
+      </w:pPr>
+      <w:r>
+        <w:rPr>
+          <w:rFonts w:ascii="Carlito" w:hAnsi="Carlito" w:cs="Carlito"/>
           <w:b/>
           <w:bCs/>
           <w:color w:val="D86DCB" w:themeColor="accent5" w:themeTint="99"/>
@@ -5296,17 +5392,17 @@
       <w:pPr>
         <w:jc w:val="both"/>
         <w:rPr>
-          <w:rFonts w:ascii="Calibri" w:hAnsi="Calibri" w:cs="Calibri"/>
-          <w:b/>
-          <w:bCs/>
-          <w:color w:val="D86DCB" w:themeColor="accent5" w:themeTint="99"/>
-          <w:sz w:val="34"/>
-          <w:szCs w:val="34"/>
-        </w:rPr>
-      </w:pPr>
-      <w:r>
-        <w:rPr>
-          <w:rFonts w:ascii="Calibri" w:hAnsi="Calibri" w:cs="Calibri"/>
+          <w:rFonts w:ascii="Carlito" w:hAnsi="Carlito" w:cs="Carlito"/>
+          <w:b/>
+          <w:bCs/>
+          <w:color w:val="D86DCB" w:themeColor="accent5" w:themeTint="99"/>
+          <w:sz w:val="34"/>
+          <w:szCs w:val="34"/>
+        </w:rPr>
+      </w:pPr>
+      <w:r>
+        <w:rPr>
+          <w:rFonts w:ascii="Carlito" w:hAnsi="Carlito" w:cs="Carlito"/>
           <w:b/>
           <w:bCs/>
           <w:color w:val="D86DCB" w:themeColor="accent5" w:themeTint="99"/>
@@ -5320,17 +5416,17 @@
       <w:pPr>
         <w:jc w:val="both"/>
         <w:rPr>
-          <w:rFonts w:ascii="Calibri" w:hAnsi="Calibri" w:cs="Calibri"/>
-          <w:b/>
-          <w:bCs/>
-          <w:color w:val="D86DCB" w:themeColor="accent5" w:themeTint="99"/>
-          <w:sz w:val="34"/>
-          <w:szCs w:val="34"/>
-        </w:rPr>
-      </w:pPr>
-      <w:r>
-        <w:rPr>
-          <w:rFonts w:ascii="Calibri" w:hAnsi="Calibri" w:cs="Calibri"/>
+          <w:rFonts w:ascii="Carlito" w:hAnsi="Carlito" w:cs="Carlito"/>
+          <w:b/>
+          <w:bCs/>
+          <w:color w:val="D86DCB" w:themeColor="accent5" w:themeTint="99"/>
+          <w:sz w:val="34"/>
+          <w:szCs w:val="34"/>
+        </w:rPr>
+      </w:pPr>
+      <w:r>
+        <w:rPr>
+          <w:rFonts w:ascii="Carlito" w:hAnsi="Carlito" w:cs="Carlito"/>
           <w:b/>
           <w:bCs/>
           <w:color w:val="D86DCB" w:themeColor="accent5" w:themeTint="99"/>
@@ -5344,17 +5440,17 @@
       <w:pPr>
         <w:jc w:val="both"/>
         <w:rPr>
-          <w:rFonts w:ascii="Calibri" w:hAnsi="Calibri" w:cs="Calibri"/>
-          <w:b/>
-          <w:bCs/>
-          <w:color w:val="D86DCB" w:themeColor="accent5" w:themeTint="99"/>
-          <w:sz w:val="34"/>
-          <w:szCs w:val="34"/>
-        </w:rPr>
-      </w:pPr>
-      <w:r>
-        <w:rPr>
-          <w:rFonts w:ascii="Calibri" w:hAnsi="Calibri" w:cs="Calibri"/>
+          <w:rFonts w:ascii="Carlito" w:hAnsi="Carlito" w:cs="Carlito"/>
+          <w:b/>
+          <w:bCs/>
+          <w:color w:val="D86DCB" w:themeColor="accent5" w:themeTint="99"/>
+          <w:sz w:val="34"/>
+          <w:szCs w:val="34"/>
+        </w:rPr>
+      </w:pPr>
+      <w:r>
+        <w:rPr>
+          <w:rFonts w:ascii="Carlito" w:hAnsi="Carlito" w:cs="Carlito"/>
           <w:b/>
           <w:bCs/>
           <w:color w:val="D86DCB" w:themeColor="accent5" w:themeTint="99"/>
@@ -5368,17 +5464,17 @@
       <w:pPr>
         <w:jc w:val="both"/>
         <w:rPr>
-          <w:rFonts w:ascii="Calibri" w:hAnsi="Calibri" w:cs="Calibri"/>
-          <w:b/>
-          <w:bCs/>
-          <w:color w:val="D86DCB" w:themeColor="accent5" w:themeTint="99"/>
-          <w:sz w:val="34"/>
-          <w:szCs w:val="34"/>
-        </w:rPr>
-      </w:pPr>
-      <w:r>
-        <w:rPr>
-          <w:rFonts w:ascii="Calibri" w:hAnsi="Calibri" w:cs="Calibri"/>
+          <w:rFonts w:ascii="Carlito" w:hAnsi="Carlito" w:cs="Carlito"/>
+          <w:b/>
+          <w:bCs/>
+          <w:color w:val="D86DCB" w:themeColor="accent5" w:themeTint="99"/>
+          <w:sz w:val="34"/>
+          <w:szCs w:val="34"/>
+        </w:rPr>
+      </w:pPr>
+      <w:r>
+        <w:rPr>
+          <w:rFonts w:ascii="Carlito" w:hAnsi="Carlito" w:cs="Carlito"/>
           <w:b/>
           <w:bCs/>
           <w:color w:val="D86DCB" w:themeColor="accent5" w:themeTint="99"/>
@@ -5393,17 +5489,17 @@
       <w:pPr>
         <w:jc w:val="both"/>
         <w:rPr>
-          <w:rFonts w:ascii="Calibri" w:hAnsi="Calibri" w:cs="Calibri"/>
-          <w:b/>
-          <w:bCs/>
-          <w:color w:val="D86DCB" w:themeColor="accent5" w:themeTint="99"/>
-          <w:sz w:val="34"/>
-          <w:szCs w:val="34"/>
-        </w:rPr>
-      </w:pPr>
-      <w:r>
-        <w:rPr>
-          <w:rFonts w:ascii="Calibri" w:hAnsi="Calibri" w:cs="Calibri"/>
+          <w:rFonts w:ascii="Carlito" w:hAnsi="Carlito" w:cs="Carlito"/>
+          <w:b/>
+          <w:bCs/>
+          <w:color w:val="D86DCB" w:themeColor="accent5" w:themeTint="99"/>
+          <w:sz w:val="34"/>
+          <w:szCs w:val="34"/>
+        </w:rPr>
+      </w:pPr>
+      <w:r>
+        <w:rPr>
+          <w:rFonts w:ascii="Carlito" w:hAnsi="Carlito" w:cs="Carlito"/>
           <w:b/>
           <w:bCs/>
           <w:color w:val="D86DCB" w:themeColor="accent5" w:themeTint="99"/>
@@ -5417,17 +5513,17 @@
       <w:pPr>
         <w:jc w:val="both"/>
         <w:rPr>
-          <w:rFonts w:ascii="Calibri" w:hAnsi="Calibri" w:cs="Calibri"/>
-          <w:b/>
-          <w:bCs/>
-          <w:color w:val="D86DCB" w:themeColor="accent5" w:themeTint="99"/>
-          <w:sz w:val="34"/>
-          <w:szCs w:val="34"/>
-        </w:rPr>
-      </w:pPr>
-      <w:r>
-        <w:rPr>
-          <w:rFonts w:ascii="Calibri" w:hAnsi="Calibri" w:cs="Calibri"/>
+          <w:rFonts w:ascii="Carlito" w:hAnsi="Carlito" w:cs="Carlito"/>
+          <w:b/>
+          <w:bCs/>
+          <w:color w:val="D86DCB" w:themeColor="accent5" w:themeTint="99"/>
+          <w:sz w:val="34"/>
+          <w:szCs w:val="34"/>
+        </w:rPr>
+      </w:pPr>
+      <w:r>
+        <w:rPr>
+          <w:rFonts w:ascii="Carlito" w:hAnsi="Carlito" w:cs="Carlito"/>
           <w:b/>
           <w:bCs/>
           <w:color w:val="D86DCB" w:themeColor="accent5" w:themeTint="99"/>
@@ -5441,14 +5537,14 @@
       <w:pPr>
         <w:jc w:val="both"/>
         <w:rPr>
-          <w:rFonts w:ascii="Calibri" w:hAnsi="Calibri" w:cs="Calibri"/>
-          <w:sz w:val="34"/>
-          <w:szCs w:val="34"/>
-        </w:rPr>
-      </w:pPr>
-      <w:r>
-        <w:rPr>
-          <w:rFonts w:ascii="Calibri" w:hAnsi="Calibri" w:cs="Calibri"/>
+          <w:rFonts w:ascii="Carlito" w:hAnsi="Carlito" w:cs="Carlito"/>
+          <w:sz w:val="34"/>
+          <w:szCs w:val="34"/>
+        </w:rPr>
+      </w:pPr>
+      <w:r>
+        <w:rPr>
+          <w:rFonts w:ascii="Carlito" w:hAnsi="Carlito" w:cs="Carlito"/>
           <w:b/>
           <w:bCs/>
           <w:color w:val="D86DCB" w:themeColor="accent5" w:themeTint="99"/>
@@ -5462,7 +5558,7 @@
       <w:pPr>
         <w:jc w:val="both"/>
         <w:rPr>
-          <w:rFonts w:ascii="Calibri" w:hAnsi="Calibri" w:cs="Calibri"/>
+          <w:rFonts w:ascii="Carlito" w:hAnsi="Carlito" w:cs="Carlito"/>
           <w:sz w:val="34"/>
           <w:szCs w:val="34"/>
         </w:rPr>
@@ -5472,14 +5568,14 @@
       <w:pPr>
         <w:jc w:val="center"/>
         <w:rPr>
-          <w:rFonts w:ascii="Calibri" w:hAnsi="Calibri" w:cs="Calibri"/>
-          <w:sz w:val="34"/>
-          <w:szCs w:val="34"/>
-        </w:rPr>
-      </w:pPr>
-      <w:r>
-        <w:rPr>
-          <w:rFonts w:ascii="Calibri" w:hAnsi="Calibri" w:cs="Calibri"/>
+          <w:rFonts w:ascii="Carlito" w:hAnsi="Carlito" w:cs="Carlito"/>
+          <w:sz w:val="34"/>
+          <w:szCs w:val="34"/>
+        </w:rPr>
+      </w:pPr>
+      <w:r>
+        <w:rPr>
+          <w:rFonts w:ascii="Carlito" w:hAnsi="Carlito" w:cs="Carlito"/>
           <w:sz w:val="34"/>
           <w:szCs w:val="34"/>
         </w:rPr>
@@ -5490,26 +5586,26 @@
       <w:pPr>
         <w:jc w:val="both"/>
         <w:rPr>
-          <w:rFonts w:ascii="Calibri" w:hAnsi="Calibri" w:cs="Calibri"/>
-          <w:sz w:val="34"/>
-          <w:szCs w:val="34"/>
-        </w:rPr>
-      </w:pPr>
-    </w:p>
-    <w:p>
-      <w:pPr>
-        <w:jc w:val="both"/>
-        <w:rPr>
-          <w:rFonts w:ascii="Calibri" w:hAnsi="Calibri" w:cs="Calibri"/>
-          <w:b/>
-          <w:bCs/>
-          <w:sz w:val="34"/>
-          <w:szCs w:val="34"/>
-        </w:rPr>
-      </w:pPr>
-      <w:r>
-        <w:rPr>
-          <w:rFonts w:ascii="Calibri" w:hAnsi="Calibri" w:cs="Calibri"/>
+          <w:rFonts w:ascii="Carlito" w:hAnsi="Carlito" w:cs="Carlito"/>
+          <w:sz w:val="34"/>
+          <w:szCs w:val="34"/>
+        </w:rPr>
+      </w:pPr>
+    </w:p>
+    <w:p>
+      <w:pPr>
+        <w:jc w:val="both"/>
+        <w:rPr>
+          <w:rFonts w:ascii="Carlito" w:hAnsi="Carlito" w:cs="Carlito"/>
+          <w:b/>
+          <w:bCs/>
+          <w:sz w:val="34"/>
+          <w:szCs w:val="34"/>
+        </w:rPr>
+      </w:pPr>
+      <w:r>
+        <w:rPr>
+          <w:rFonts w:ascii="Carlito" w:hAnsi="Carlito" w:cs="Carlito"/>
           <w:b/>
           <w:bCs/>
           <w:sz w:val="34"/>
@@ -5519,7 +5615,7 @@
       </w:r>
       <w:r>
         <w:rPr>
-          <w:rFonts w:ascii="Calibri" w:hAnsi="Calibri" w:cs="Calibri"/>
+          <w:rFonts w:ascii="Carlito" w:hAnsi="Carlito" w:cs="Carlito"/>
           <w:b/>
           <w:bCs/>
           <w:sz w:val="34"/>
@@ -5529,7 +5625,7 @@
       </w:r>
       <w:r>
         <w:rPr>
-          <w:rFonts w:ascii="Calibri" w:hAnsi="Calibri" w:cs="Calibri"/>
+          <w:rFonts w:ascii="Carlito" w:hAnsi="Carlito" w:cs="Carlito"/>
           <w:b/>
           <w:bCs/>
           <w:sz w:val="34"/>
@@ -5539,7 +5635,7 @@
       </w:r>
       <w:r>
         <w:rPr>
-          <w:rFonts w:ascii="Calibri" w:hAnsi="Calibri" w:cs="Calibri"/>
+          <w:rFonts w:ascii="Carlito" w:hAnsi="Carlito" w:cs="Carlito"/>
           <w:b/>
           <w:bCs/>
           <w:sz w:val="34"/>
@@ -5552,14 +5648,14 @@
       <w:pPr>
         <w:jc w:val="both"/>
         <w:rPr>
-          <w:rFonts w:ascii="Calibri" w:hAnsi="Calibri" w:cs="Calibri"/>
-          <w:sz w:val="34"/>
-          <w:szCs w:val="34"/>
-        </w:rPr>
-      </w:pPr>
-      <w:r>
-        <w:rPr>
-          <w:rFonts w:ascii="Calibri" w:hAnsi="Calibri" w:cs="Calibri"/>
+          <w:rFonts w:ascii="Carlito" w:hAnsi="Carlito" w:cs="Carlito"/>
+          <w:sz w:val="34"/>
+          <w:szCs w:val="34"/>
+        </w:rPr>
+      </w:pPr>
+      <w:r>
+        <w:rPr>
+          <w:rFonts w:ascii="Carlito" w:hAnsi="Carlito" w:cs="Carlito"/>
           <w:sz w:val="34"/>
           <w:szCs w:val="34"/>
         </w:rPr>
@@ -5567,7 +5663,7 @@
       </w:r>
       <w:r>
         <w:rPr>
-          <w:rFonts w:ascii="Calibri" w:hAnsi="Calibri" w:cs="Calibri"/>
+          <w:rFonts w:ascii="Carlito" w:hAnsi="Carlito" w:cs="Carlito"/>
           <w:sz w:val="34"/>
           <w:szCs w:val="34"/>
         </w:rPr>
@@ -5575,7 +5671,7 @@
       </w:r>
       <w:r>
         <w:rPr>
-          <w:rFonts w:ascii="Calibri" w:hAnsi="Calibri" w:cs="Calibri"/>
+          <w:rFonts w:ascii="Carlito" w:hAnsi="Carlito" w:cs="Carlito"/>
           <w:b/>
           <w:bCs/>
           <w:sz w:val="34"/>
@@ -5585,7 +5681,7 @@
       </w:r>
       <w:r>
         <w:rPr>
-          <w:rFonts w:ascii="Calibri" w:hAnsi="Calibri" w:cs="Calibri"/>
+          <w:rFonts w:ascii="Carlito" w:hAnsi="Carlito" w:cs="Carlito"/>
           <w:sz w:val="34"/>
           <w:szCs w:val="34"/>
         </w:rPr>
@@ -5593,7 +5689,7 @@
       </w:r>
       <w:r>
         <w:rPr>
-          <w:rFonts w:ascii="Calibri" w:hAnsi="Calibri" w:cs="Calibri"/>
+          <w:rFonts w:ascii="Carlito" w:hAnsi="Carlito" w:cs="Carlito"/>
           <w:b/>
           <w:bCs/>
           <w:sz w:val="34"/>
@@ -5603,7 +5699,7 @@
       </w:r>
       <w:r>
         <w:rPr>
-          <w:rFonts w:ascii="Calibri" w:hAnsi="Calibri" w:cs="Calibri"/>
+          <w:rFonts w:ascii="Carlito" w:hAnsi="Carlito" w:cs="Carlito"/>
           <w:sz w:val="34"/>
           <w:szCs w:val="34"/>
         </w:rPr>
@@ -5614,14 +5710,14 @@
       <w:pPr>
         <w:jc w:val="both"/>
         <w:rPr>
-          <w:rFonts w:ascii="Calibri" w:hAnsi="Calibri" w:cs="Calibri"/>
-          <w:sz w:val="34"/>
-          <w:szCs w:val="34"/>
-        </w:rPr>
-      </w:pPr>
-      <w:r>
-        <w:rPr>
-          <w:rFonts w:ascii="Calibri" w:hAnsi="Calibri" w:cs="Calibri"/>
+          <w:rFonts w:ascii="Carlito" w:hAnsi="Carlito" w:cs="Carlito"/>
+          <w:sz w:val="34"/>
+          <w:szCs w:val="34"/>
+        </w:rPr>
+      </w:pPr>
+      <w:r>
+        <w:rPr>
+          <w:rFonts w:ascii="Carlito" w:hAnsi="Carlito" w:cs="Carlito"/>
           <w:sz w:val="34"/>
           <w:szCs w:val="34"/>
         </w:rPr>
@@ -5632,16 +5728,16 @@
       <w:pPr>
         <w:jc w:val="both"/>
         <w:rPr>
-          <w:rFonts w:ascii="Calibri" w:hAnsi="Calibri" w:cs="Calibri"/>
-          <w:b/>
-          <w:bCs/>
-          <w:sz w:val="34"/>
-          <w:szCs w:val="34"/>
-        </w:rPr>
-      </w:pPr>
-      <w:r>
-        <w:rPr>
-          <w:rFonts w:ascii="Calibri" w:hAnsi="Calibri" w:cs="Calibri"/>
+          <w:rFonts w:ascii="Carlito" w:hAnsi="Carlito" w:cs="Carlito"/>
+          <w:b/>
+          <w:bCs/>
+          <w:sz w:val="34"/>
+          <w:szCs w:val="34"/>
+        </w:rPr>
+      </w:pPr>
+      <w:r>
+        <w:rPr>
+          <w:rFonts w:ascii="Carlito" w:hAnsi="Carlito" w:cs="Carlito"/>
           <w:b/>
           <w:bCs/>
           <w:sz w:val="34"/>
@@ -5654,24 +5750,24 @@
       <w:pPr>
         <w:jc w:val="both"/>
         <w:rPr>
-          <w:rFonts w:ascii="Calibri" w:hAnsi="Calibri" w:cs="Calibri"/>
-          <w:sz w:val="34"/>
-          <w:szCs w:val="34"/>
-        </w:rPr>
-      </w:pPr>
-    </w:p>
-    <w:p>
-      <w:pPr>
-        <w:jc w:val="both"/>
-        <w:rPr>
-          <w:rFonts w:ascii="Calibri" w:hAnsi="Calibri" w:cs="Calibri"/>
-          <w:sz w:val="34"/>
-          <w:szCs w:val="34"/>
-        </w:rPr>
-      </w:pPr>
-      <w:r>
-        <w:rPr>
-          <w:rFonts w:ascii="Calibri" w:hAnsi="Calibri" w:cs="Calibri"/>
+          <w:rFonts w:ascii="Carlito" w:hAnsi="Carlito" w:cs="Carlito"/>
+          <w:sz w:val="34"/>
+          <w:szCs w:val="34"/>
+        </w:rPr>
+      </w:pPr>
+    </w:p>
+    <w:p>
+      <w:pPr>
+        <w:jc w:val="both"/>
+        <w:rPr>
+          <w:rFonts w:ascii="Carlito" w:hAnsi="Carlito" w:cs="Carlito"/>
+          <w:sz w:val="34"/>
+          <w:szCs w:val="34"/>
+        </w:rPr>
+      </w:pPr>
+      <w:r>
+        <w:rPr>
+          <w:rFonts w:ascii="Carlito" w:hAnsi="Carlito" w:cs="Carlito"/>
           <w:sz w:val="34"/>
           <w:szCs w:val="34"/>
         </w:rPr>
@@ -5682,14 +5778,14 @@
       <w:pPr>
         <w:jc w:val="both"/>
         <w:rPr>
-          <w:rFonts w:ascii="Calibri" w:hAnsi="Calibri" w:cs="Calibri"/>
-          <w:sz w:val="34"/>
-          <w:szCs w:val="34"/>
-        </w:rPr>
-      </w:pPr>
-      <w:r>
-        <w:rPr>
-          <w:rFonts w:ascii="Calibri" w:hAnsi="Calibri" w:cs="Calibri"/>
+          <w:rFonts w:ascii="Carlito" w:hAnsi="Carlito" w:cs="Carlito"/>
+          <w:sz w:val="34"/>
+          <w:szCs w:val="34"/>
+        </w:rPr>
+      </w:pPr>
+      <w:r>
+        <w:rPr>
+          <w:rFonts w:ascii="Carlito" w:hAnsi="Carlito" w:cs="Carlito"/>
           <w:sz w:val="34"/>
           <w:szCs w:val="34"/>
         </w:rPr>
@@ -5697,7 +5793,7 @@
       </w:r>
       <w:r>
         <w:rPr>
-          <w:rFonts w:ascii="Calibri" w:hAnsi="Calibri" w:cs="Calibri"/>
+          <w:rFonts w:ascii="Carlito" w:hAnsi="Carlito" w:cs="Carlito"/>
           <w:b/>
           <w:bCs/>
           <w:sz w:val="34"/>
@@ -5707,7 +5803,7 @@
       </w:r>
       <w:r>
         <w:rPr>
-          <w:rFonts w:ascii="Calibri" w:hAnsi="Calibri" w:cs="Calibri"/>
+          <w:rFonts w:ascii="Carlito" w:hAnsi="Carlito" w:cs="Carlito"/>
           <w:sz w:val="34"/>
           <w:szCs w:val="34"/>
         </w:rPr>
@@ -5718,7 +5814,7 @@
       <w:pPr>
         <w:jc w:val="both"/>
         <w:rPr>
-          <w:rFonts w:ascii="Calibri" w:hAnsi="Calibri" w:cs="Calibri"/>
+          <w:rFonts w:ascii="Carlito" w:hAnsi="Carlito" w:cs="Carlito"/>
           <w:b/>
           <w:bCs/>
           <w:color w:val="60CAF3" w:themeColor="accent4" w:themeTint="99"/>
@@ -5728,7 +5824,7 @@
       </w:pPr>
       <w:r>
         <w:rPr>
-          <w:rFonts w:ascii="Calibri" w:hAnsi="Calibri" w:cs="Calibri"/>
+          <w:rFonts w:ascii="Carlito" w:hAnsi="Carlito" w:cs="Carlito"/>
           <w:b/>
           <w:bCs/>
           <w:color w:val="60CAF3" w:themeColor="accent4" w:themeTint="99"/>
@@ -5742,14 +5838,14 @@
       <w:pPr>
         <w:jc w:val="both"/>
         <w:rPr>
-          <w:rFonts w:ascii="Calibri" w:hAnsi="Calibri" w:cs="Calibri"/>
-          <w:sz w:val="34"/>
-          <w:szCs w:val="34"/>
-        </w:rPr>
-      </w:pPr>
-      <w:r>
-        <w:rPr>
-          <w:rFonts w:ascii="Calibri" w:hAnsi="Calibri" w:cs="Calibri"/>
+          <w:rFonts w:ascii="Carlito" w:hAnsi="Carlito" w:cs="Carlito"/>
+          <w:sz w:val="34"/>
+          <w:szCs w:val="34"/>
+        </w:rPr>
+      </w:pPr>
+      <w:r>
+        <w:rPr>
+          <w:rFonts w:ascii="Carlito" w:hAnsi="Carlito" w:cs="Carlito"/>
           <w:sz w:val="34"/>
           <w:szCs w:val="34"/>
         </w:rPr>
@@ -5760,7 +5856,7 @@
       <w:pPr>
         <w:jc w:val="both"/>
         <w:rPr>
-          <w:rFonts w:ascii="Calibri" w:hAnsi="Calibri" w:cs="Calibri"/>
+          <w:rFonts w:ascii="Carlito" w:hAnsi="Carlito" w:cs="Carlito"/>
           <w:b/>
           <w:bCs/>
           <w:color w:val="60CAF3" w:themeColor="accent4" w:themeTint="99"/>
@@ -5770,7 +5866,7 @@
       </w:pPr>
       <w:r>
         <w:rPr>
-          <w:rFonts w:ascii="Calibri" w:hAnsi="Calibri" w:cs="Calibri"/>
+          <w:rFonts w:ascii="Carlito" w:hAnsi="Carlito" w:cs="Carlito"/>
           <w:b/>
           <w:bCs/>
           <w:color w:val="60CAF3" w:themeColor="accent4" w:themeTint="99"/>
@@ -5784,24 +5880,24 @@
       <w:pPr>
         <w:jc w:val="both"/>
         <w:rPr>
-          <w:rFonts w:ascii="Calibri" w:hAnsi="Calibri" w:cs="Calibri"/>
-          <w:sz w:val="34"/>
-          <w:szCs w:val="34"/>
-        </w:rPr>
-      </w:pPr>
-    </w:p>
-    <w:p>
-      <w:pPr>
-        <w:jc w:val="both"/>
-        <w:rPr>
-          <w:rFonts w:ascii="Calibri" w:hAnsi="Calibri" w:cs="Calibri"/>
-          <w:sz w:val="34"/>
-          <w:szCs w:val="34"/>
-        </w:rPr>
-      </w:pPr>
-      <w:r>
-        <w:rPr>
-          <w:rFonts w:ascii="Calibri" w:hAnsi="Calibri" w:cs="Calibri"/>
+          <w:rFonts w:ascii="Carlito" w:hAnsi="Carlito" w:cs="Carlito"/>
+          <w:sz w:val="34"/>
+          <w:szCs w:val="34"/>
+        </w:rPr>
+      </w:pPr>
+    </w:p>
+    <w:p>
+      <w:pPr>
+        <w:jc w:val="both"/>
+        <w:rPr>
+          <w:rFonts w:ascii="Carlito" w:hAnsi="Carlito" w:cs="Carlito"/>
+          <w:sz w:val="34"/>
+          <w:szCs w:val="34"/>
+        </w:rPr>
+      </w:pPr>
+      <w:r>
+        <w:rPr>
+          <w:rFonts w:ascii="Carlito" w:hAnsi="Carlito" w:cs="Carlito"/>
           <w:sz w:val="34"/>
           <w:szCs w:val="34"/>
         </w:rPr>
@@ -5812,14 +5908,14 @@
       <w:pPr>
         <w:jc w:val="both"/>
         <w:rPr>
-          <w:rFonts w:ascii="Calibri" w:hAnsi="Calibri" w:cs="Calibri"/>
-          <w:sz w:val="34"/>
-          <w:szCs w:val="34"/>
-        </w:rPr>
-      </w:pPr>
-      <w:r>
-        <w:rPr>
-          <w:rFonts w:ascii="Calibri" w:hAnsi="Calibri" w:cs="Calibri"/>
+          <w:rFonts w:ascii="Carlito" w:hAnsi="Carlito" w:cs="Carlito"/>
+          <w:sz w:val="34"/>
+          <w:szCs w:val="34"/>
+        </w:rPr>
+      </w:pPr>
+      <w:r>
+        <w:rPr>
+          <w:rFonts w:ascii="Carlito" w:hAnsi="Carlito" w:cs="Carlito"/>
           <w:sz w:val="34"/>
           <w:szCs w:val="34"/>
         </w:rPr>
@@ -5831,7 +5927,7 @@
       <w:pPr>
         <w:jc w:val="both"/>
         <w:rPr>
-          <w:rFonts w:ascii="Calibri" w:hAnsi="Calibri" w:cs="Calibri"/>
+          <w:rFonts w:ascii="Carlito" w:hAnsi="Carlito" w:cs="Carlito"/>
           <w:b/>
           <w:bCs/>
           <w:color w:val="60CAF3" w:themeColor="accent4" w:themeTint="99"/>
@@ -5841,7 +5937,7 @@
       </w:pPr>
       <w:r>
         <w:rPr>
-          <w:rFonts w:ascii="Calibri" w:hAnsi="Calibri" w:cs="Calibri"/>
+          <w:rFonts w:ascii="Carlito" w:hAnsi="Carlito" w:cs="Carlito"/>
           <w:b/>
           <w:bCs/>
           <w:color w:val="60CAF3" w:themeColor="accent4" w:themeTint="99"/>
@@ -5855,14 +5951,14 @@
       <w:pPr>
         <w:jc w:val="both"/>
         <w:rPr>
-          <w:rFonts w:ascii="Calibri" w:hAnsi="Calibri" w:cs="Calibri"/>
-          <w:sz w:val="34"/>
-          <w:szCs w:val="34"/>
-        </w:rPr>
-      </w:pPr>
-      <w:r>
-        <w:rPr>
-          <w:rFonts w:ascii="Calibri" w:hAnsi="Calibri" w:cs="Calibri"/>
+          <w:rFonts w:ascii="Carlito" w:hAnsi="Carlito" w:cs="Carlito"/>
+          <w:sz w:val="34"/>
+          <w:szCs w:val="34"/>
+        </w:rPr>
+      </w:pPr>
+      <w:r>
+        <w:rPr>
+          <w:rFonts w:ascii="Carlito" w:hAnsi="Carlito" w:cs="Carlito"/>
           <w:sz w:val="34"/>
           <w:szCs w:val="34"/>
         </w:rPr>
@@ -5873,7 +5969,7 @@
       <w:pPr>
         <w:jc w:val="both"/>
         <w:rPr>
-          <w:rFonts w:ascii="Calibri" w:hAnsi="Calibri" w:cs="Calibri"/>
+          <w:rFonts w:ascii="Carlito" w:hAnsi="Carlito" w:cs="Carlito"/>
           <w:b/>
           <w:bCs/>
           <w:color w:val="60CAF3" w:themeColor="accent4" w:themeTint="99"/>
@@ -5883,7 +5979,7 @@
       </w:pPr>
       <w:r>
         <w:rPr>
-          <w:rFonts w:ascii="Calibri" w:hAnsi="Calibri" w:cs="Calibri"/>
+          <w:rFonts w:ascii="Carlito" w:hAnsi="Carlito" w:cs="Carlito"/>
           <w:b/>
           <w:bCs/>
           <w:color w:val="60CAF3" w:themeColor="accent4" w:themeTint="99"/>
@@ -5897,14 +5993,14 @@
       <w:pPr>
         <w:jc w:val="both"/>
         <w:rPr>
-          <w:rFonts w:ascii="Calibri" w:hAnsi="Calibri" w:cs="Calibri"/>
-          <w:sz w:val="34"/>
-          <w:szCs w:val="34"/>
-        </w:rPr>
-      </w:pPr>
-      <w:r>
-        <w:rPr>
-          <w:rFonts w:ascii="Calibri" w:hAnsi="Calibri" w:cs="Calibri"/>
+          <w:rFonts w:ascii="Carlito" w:hAnsi="Carlito" w:cs="Carlito"/>
+          <w:sz w:val="34"/>
+          <w:szCs w:val="34"/>
+        </w:rPr>
+      </w:pPr>
+      <w:r>
+        <w:rPr>
+          <w:rFonts w:ascii="Carlito" w:hAnsi="Carlito" w:cs="Carlito"/>
           <w:sz w:val="34"/>
           <w:szCs w:val="34"/>
         </w:rPr>
@@ -5915,7 +6011,7 @@
       <w:pPr>
         <w:jc w:val="both"/>
         <w:rPr>
-          <w:rFonts w:ascii="Calibri" w:hAnsi="Calibri" w:cs="Calibri"/>
+          <w:rFonts w:ascii="Carlito" w:hAnsi="Carlito" w:cs="Carlito"/>
           <w:b/>
           <w:bCs/>
           <w:color w:val="60CAF3" w:themeColor="accent4" w:themeTint="99"/>
@@ -5925,7 +6021,7 @@
       </w:pPr>
       <w:r>
         <w:rPr>
-          <w:rFonts w:ascii="Calibri" w:hAnsi="Calibri" w:cs="Calibri"/>
+          <w:rFonts w:ascii="Carlito" w:hAnsi="Carlito" w:cs="Carlito"/>
           <w:b/>
           <w:bCs/>
           <w:color w:val="60CAF3" w:themeColor="accent4" w:themeTint="99"/>
@@ -5939,17 +6035,17 @@
       <w:pPr>
         <w:jc w:val="both"/>
         <w:rPr>
-          <w:rFonts w:ascii="Calibri" w:hAnsi="Calibri" w:cs="Calibri"/>
-          <w:sz w:val="34"/>
-          <w:szCs w:val="34"/>
-        </w:rPr>
-      </w:pPr>
-    </w:p>
-    <w:p>
-      <w:pPr>
-        <w:jc w:val="both"/>
-        <w:rPr>
-          <w:rFonts w:ascii="Calibri" w:hAnsi="Calibri" w:cs="Calibri"/>
+          <w:rFonts w:ascii="Carlito" w:hAnsi="Carlito" w:cs="Carlito"/>
+          <w:sz w:val="34"/>
+          <w:szCs w:val="34"/>
+        </w:rPr>
+      </w:pPr>
+    </w:p>
+    <w:p>
+      <w:pPr>
+        <w:jc w:val="both"/>
+        <w:rPr>
+          <w:rFonts w:ascii="Carlito" w:hAnsi="Carlito" w:cs="Carlito"/>
           <w:sz w:val="34"/>
           <w:szCs w:val="34"/>
         </w:rPr>

--- a/python/p7_python_libraries_packages_modules.docx
+++ b/python/p7_python_libraries_packages_modules.docx
@@ -57,48 +57,6 @@
         </w:rPr>
         <w:t xml:space="preserve"> Submodule</w:t>
       </w:r>
-      <w:r>
-        <w:rPr>
-          <w:rFonts w:cs="Carlito"/>
-          <w:sz w:val="32"/>
-          <w:szCs w:val="32"/>
-        </w:rPr>
-        <w:t>………………</w:t>
-      </w:r>
-      <w:r>
-        <w:rPr>
-          <w:rFonts w:cs="Carlito"/>
-          <w:sz w:val="32"/>
-          <w:szCs w:val="32"/>
-        </w:rPr>
-        <w:t>……………………………………</w:t>
-      </w:r>
-      <w:proofErr w:type="gramStart"/>
-      <w:r>
-        <w:rPr>
-          <w:rFonts w:cs="Carlito"/>
-          <w:sz w:val="32"/>
-          <w:szCs w:val="32"/>
-        </w:rPr>
-        <w:t>…</w:t>
-      </w:r>
-      <w:r>
-        <w:rPr>
-          <w:rFonts w:cs="Carlito"/>
-          <w:sz w:val="32"/>
-          <w:szCs w:val="32"/>
-        </w:rPr>
-        <w:t>..</w:t>
-      </w:r>
-      <w:proofErr w:type="gramEnd"/>
-      <w:r>
-        <w:rPr>
-          <w:rFonts w:cs="Carlito"/>
-          <w:sz w:val="32"/>
-          <w:szCs w:val="32"/>
-        </w:rPr>
-        <w:t>…..2</w:t>
-      </w:r>
     </w:p>
     <w:p>
       <w:pPr>
@@ -139,31 +97,7 @@
           <w:sz w:val="32"/>
           <w:szCs w:val="32"/>
         </w:rPr>
-        <w:t xml:space="preserve"> Package…………………………………………………………………</w:t>
-      </w:r>
-      <w:r>
-        <w:rPr>
-          <w:rFonts w:cs="Carlito"/>
-          <w:sz w:val="32"/>
-          <w:szCs w:val="32"/>
-        </w:rPr>
-        <w:t>..</w:t>
-      </w:r>
-      <w:r>
-        <w:rPr>
-          <w:rFonts w:cs="Carlito"/>
-          <w:sz w:val="32"/>
-          <w:szCs w:val="32"/>
-        </w:rPr>
-        <w:t>..</w:t>
-      </w:r>
-      <w:r>
-        <w:rPr>
-          <w:rFonts w:cs="Carlito"/>
-          <w:sz w:val="32"/>
-          <w:szCs w:val="32"/>
-        </w:rPr>
-        <w:t>4</w:t>
+        <w:t xml:space="preserve"> Package</w:t>
       </w:r>
     </w:p>
     <w:p>
@@ -185,23 +119,7 @@
           <w:sz w:val="32"/>
           <w:szCs w:val="32"/>
         </w:rPr>
-        <w:t>Pillow Library………………………………………………………………………</w:t>
-      </w:r>
-      <w:r>
-        <w:rPr>
-          <w:rFonts w:cs="Carlito"/>
-          <w:sz w:val="32"/>
-          <w:szCs w:val="32"/>
-        </w:rPr>
-        <w:t>…</w:t>
-      </w:r>
-      <w:r>
-        <w:rPr>
-          <w:rFonts w:cs="Carlito"/>
-          <w:sz w:val="32"/>
-          <w:szCs w:val="32"/>
-        </w:rPr>
-        <w:t>5</w:t>
+        <w:t>Pillow Library</w:t>
       </w:r>
     </w:p>
     <w:p>
@@ -235,33 +153,7 @@
           <w:sz w:val="32"/>
           <w:szCs w:val="32"/>
         </w:rPr>
-        <w:t xml:space="preserve"> library…………………………………………………………………</w:t>
-      </w:r>
-      <w:r>
-        <w:rPr>
-          <w:rFonts w:cs="Carlito"/>
-          <w:sz w:val="32"/>
-          <w:szCs w:val="32"/>
-        </w:rPr>
-        <w:t>…</w:t>
-      </w:r>
-      <w:proofErr w:type="gramStart"/>
-      <w:r>
-        <w:rPr>
-          <w:rFonts w:cs="Carlito"/>
-          <w:sz w:val="32"/>
-          <w:szCs w:val="32"/>
-        </w:rPr>
-        <w:t>…..</w:t>
-      </w:r>
-      <w:proofErr w:type="gramEnd"/>
-      <w:r>
-        <w:rPr>
-          <w:rFonts w:cs="Carlito"/>
-          <w:sz w:val="32"/>
-          <w:szCs w:val="32"/>
-        </w:rPr>
-        <w:t>6</w:t>
+        <w:t xml:space="preserve"> library</w:t>
       </w:r>
     </w:p>
     <w:p>
@@ -295,47 +187,7 @@
           <w:sz w:val="32"/>
           <w:szCs w:val="32"/>
         </w:rPr>
-        <w:t xml:space="preserve"> module……………………………………………………</w:t>
-      </w:r>
-      <w:r>
-        <w:rPr>
-          <w:rFonts w:cs="Carlito"/>
-          <w:sz w:val="32"/>
-          <w:szCs w:val="32"/>
-        </w:rPr>
-        <w:t>.</w:t>
-      </w:r>
-      <w:r>
-        <w:rPr>
-          <w:rFonts w:cs="Carlito"/>
-          <w:sz w:val="32"/>
-          <w:szCs w:val="32"/>
-        </w:rPr>
-        <w:t>………</w:t>
-      </w:r>
-      <w:r>
-        <w:rPr>
-          <w:rFonts w:cs="Carlito"/>
-          <w:sz w:val="32"/>
-          <w:szCs w:val="32"/>
-        </w:rPr>
-        <w:t>…….</w:t>
-      </w:r>
-      <w:r>
-        <w:rPr>
-          <w:rFonts w:cs="Carlito"/>
-          <w:sz w:val="32"/>
-          <w:szCs w:val="32"/>
-        </w:rPr>
-        <w:t>…</w:t>
-      </w:r>
-      <w:r>
-        <w:rPr>
-          <w:rFonts w:cs="Carlito"/>
-          <w:sz w:val="32"/>
-          <w:szCs w:val="32"/>
-        </w:rPr>
-        <w:t>8</w:t>
+        <w:t xml:space="preserve"> module</w:t>
       </w:r>
     </w:p>
     <w:p>
@@ -367,65 +219,15 @@
           <w:sz w:val="32"/>
           <w:szCs w:val="32"/>
         </w:rPr>
-        <w:t xml:space="preserve"> Library (Code </w:t>
-      </w:r>
-      <w:proofErr w:type="gramStart"/>
-      <w:r>
-        <w:rPr>
-          <w:rFonts w:cs="Carlito"/>
-          <w:sz w:val="32"/>
-          <w:szCs w:val="32"/>
-        </w:rPr>
-        <w:t>Formatting)…</w:t>
-      </w:r>
-      <w:proofErr w:type="gramEnd"/>
-      <w:r>
-        <w:rPr>
-          <w:rFonts w:cs="Carlito"/>
-          <w:sz w:val="32"/>
-          <w:szCs w:val="32"/>
-        </w:rPr>
-        <w:t>………………</w:t>
-      </w:r>
-      <w:r>
-        <w:rPr>
-          <w:rFonts w:cs="Carlito"/>
-          <w:sz w:val="32"/>
-          <w:szCs w:val="32"/>
-        </w:rPr>
-        <w:t>…</w:t>
-      </w:r>
-      <w:r>
-        <w:rPr>
-          <w:rFonts w:cs="Carlito"/>
-          <w:sz w:val="32"/>
-          <w:szCs w:val="32"/>
-        </w:rPr>
-        <w:t>………………</w:t>
-      </w:r>
-      <w:r>
-        <w:rPr>
-          <w:rFonts w:cs="Carlito"/>
-          <w:sz w:val="32"/>
-          <w:szCs w:val="32"/>
-        </w:rPr>
-        <w:t>..</w:t>
-      </w:r>
-      <w:r>
-        <w:rPr>
-          <w:rFonts w:cs="Carlito"/>
-          <w:sz w:val="32"/>
-          <w:szCs w:val="32"/>
-        </w:rPr>
-        <w:t>………1</w:t>
-      </w:r>
-      <w:r>
-        <w:rPr>
-          <w:rFonts w:cs="Carlito"/>
-          <w:sz w:val="32"/>
-          <w:szCs w:val="32"/>
-        </w:rPr>
-        <w:t>1</w:t>
+        <w:t xml:space="preserve"> Library (Code Formatting)</w:t>
+      </w:r>
+      <w:r>
+        <w:rPr>
+          <w:rFonts w:cs="Carlito"/>
+          <w:sz w:val="30"/>
+          <w:szCs w:val="30"/>
+        </w:rPr>
+        <w:t xml:space="preserve"> </w:t>
       </w:r>
       <w:r>
         <w:rPr>
